--- a/documentation/Entity_Class_Documentation.docx
+++ b/documentation/Entity_Class_Documentation.docx
@@ -2,12 +2,12 @@
 <file path=word/document.xml><?xml version="1.0" encoding="utf-8"?>
 <w:document xmlns:wpc="http://schemas.microsoft.com/office/word/2010/wordprocessingCanvas" xmlns:mc="http://schemas.openxmlformats.org/markup-compatibility/2006" xmlns:o="urn:schemas-microsoft-com:office:office" xmlns:r="http://schemas.openxmlformats.org/officeDocument/2006/relationships" xmlns:m="http://schemas.openxmlformats.org/officeDocument/2006/math" xmlns:v="urn:schemas-microsoft-com:vml" xmlns:wp14="http://schemas.microsoft.com/office/word/2010/wordprocessingDrawing" xmlns:wp="http://schemas.openxmlformats.org/drawingml/2006/wordprocessingDrawing" xmlns:w10="urn:schemas-microsoft-com:office:word" xmlns:w="http://schemas.openxmlformats.org/wordprocessingml/2006/main" xmlns:w14="http://schemas.microsoft.com/office/word/2010/wordml" xmlns:wpg="http://schemas.microsoft.com/office/word/2010/wordprocessingGroup" xmlns:wpi="http://schemas.microsoft.com/office/word/2010/wordprocessingInk" xmlns:wne="http://schemas.microsoft.com/office/word/2006/wordml" xmlns:wps="http://schemas.microsoft.com/office/word/2010/wordprocessingShape" mc:Ignorable="w14 wp14">
   <w:body>
-    <w:p>
+    <w:p xmlns:wp14="http://schemas.microsoft.com/office/word/2010/wordml" wp14:textId="77777777">
       <w:pPr>
         <w:spacing w:before="100" w:beforeAutospacing="1" w:after="100" w:afterAutospacing="1" w:line="240" w:lineRule="auto"/>
         <w:outlineLvl w:val="1"/>
         <w:rPr>
-          <w:rFonts w:ascii="Times New Roman" w:eastAsia="Times New Roman" w:hAnsi="Times New Roman" w:cs="Times New Roman"/>
+          <w:rFonts w:ascii="Times New Roman" w:hAnsi="Times New Roman" w:eastAsia="Times New Roman" w:cs="Times New Roman"/>
           <w:b/>
           <w:bCs/>
           <w:sz w:val="36"/>
@@ -17,7 +17,7 @@
       </w:pPr>
       <w:r>
         <w:rPr>
-          <w:rFonts w:ascii="Times New Roman" w:eastAsia="Times New Roman" w:hAnsi="Times New Roman" w:cs="Times New Roman"/>
+          <w:rFonts w:ascii="Times New Roman" w:hAnsi="Times New Roman" w:eastAsia="Times New Roman" w:cs="Times New Roman"/>
           <w:b/>
           <w:bCs/>
           <w:sz w:val="36"/>
@@ -28,7 +28,7 @@
       </w:r>
       <w:r>
         <w:rPr>
-          <w:rFonts w:ascii="Times New Roman" w:eastAsia="Times New Roman" w:hAnsi="Times New Roman" w:cs="Times New Roman"/>
+          <w:rFonts w:ascii="Times New Roman" w:hAnsi="Times New Roman" w:eastAsia="Times New Roman" w:cs="Times New Roman"/>
           <w:b/>
           <w:bCs/>
           <w:sz w:val="36"/>
@@ -38,12 +38,12 @@
         <w:br/>
       </w:r>
     </w:p>
-    <w:p>
+    <w:p xmlns:wp14="http://schemas.microsoft.com/office/word/2010/wordml" wp14:textId="77777777">
       <w:pPr>
         <w:spacing w:before="100" w:beforeAutospacing="1" w:after="100" w:afterAutospacing="1" w:line="240" w:lineRule="auto"/>
         <w:outlineLvl w:val="1"/>
         <w:rPr>
-          <w:rFonts w:ascii="Times New Roman" w:eastAsia="Times New Roman" w:hAnsi="Times New Roman" w:cs="Times New Roman"/>
+          <w:rFonts w:ascii="Times New Roman" w:hAnsi="Times New Roman" w:eastAsia="Times New Roman" w:cs="Times New Roman"/>
           <w:b/>
           <w:bCs/>
           <w:sz w:val="32"/>
@@ -53,7 +53,7 @@
       </w:pPr>
       <w:r>
         <w:rPr>
-          <w:rFonts w:ascii="Times New Roman" w:eastAsia="Times New Roman" w:hAnsi="Times New Roman" w:cs="Times New Roman"/>
+          <w:rFonts w:ascii="Times New Roman" w:hAnsi="Times New Roman" w:eastAsia="Times New Roman" w:cs="Times New Roman"/>
           <w:b/>
           <w:bCs/>
           <w:sz w:val="32"/>
@@ -63,19 +63,19 @@
         <w:t>Zweck der Klasse</w:t>
       </w:r>
     </w:p>
-    <w:p>
-      <w:pPr>
-        <w:spacing w:before="100" w:beforeAutospacing="1" w:after="100" w:afterAutospacing="1" w:line="240" w:lineRule="auto"/>
-        <w:rPr>
-          <w:rFonts w:ascii="Times New Roman" w:eastAsia="Times New Roman" w:hAnsi="Times New Roman" w:cs="Times New Roman"/>
-          <w:sz w:val="24"/>
-          <w:szCs w:val="24"/>
-          <w:lang w:eastAsia="de-DE"/>
-        </w:rPr>
-      </w:pPr>
-      <w:r>
-        <w:rPr>
-          <w:rFonts w:ascii="Times New Roman" w:eastAsia="Times New Roman" w:hAnsi="Times New Roman" w:cs="Times New Roman"/>
+    <w:p xmlns:wp14="http://schemas.microsoft.com/office/word/2010/wordml" wp14:textId="77777777">
+      <w:pPr>
+        <w:spacing w:before="100" w:beforeAutospacing="1" w:after="100" w:afterAutospacing="1" w:line="240" w:lineRule="auto"/>
+        <w:rPr>
+          <w:rFonts w:ascii="Times New Roman" w:hAnsi="Times New Roman" w:eastAsia="Times New Roman" w:cs="Times New Roman"/>
+          <w:sz w:val="24"/>
+          <w:szCs w:val="24"/>
+          <w:lang w:eastAsia="de-DE"/>
+        </w:rPr>
+      </w:pPr>
+      <w:r>
+        <w:rPr>
+          <w:rFonts w:ascii="Times New Roman" w:hAnsi="Times New Roman" w:eastAsia="Times New Roman" w:cs="Times New Roman"/>
           <w:sz w:val="24"/>
           <w:szCs w:val="24"/>
           <w:lang w:eastAsia="de-DE"/>
@@ -84,7 +84,7 @@
       </w:r>
       <w:r>
         <w:rPr>
-          <w:rFonts w:ascii="Times New Roman" w:eastAsia="Times New Roman" w:hAnsi="Times New Roman" w:cs="Times New Roman"/>
+          <w:rFonts w:ascii="Times New Roman" w:hAnsi="Times New Roman" w:eastAsia="Times New Roman" w:cs="Times New Roman"/>
           <w:b/>
           <w:bCs/>
           <w:sz w:val="24"/>
@@ -95,7 +95,7 @@
       </w:r>
       <w:r>
         <w:rPr>
-          <w:rFonts w:ascii="Times New Roman" w:eastAsia="Times New Roman" w:hAnsi="Times New Roman" w:cs="Times New Roman"/>
+          <w:rFonts w:ascii="Times New Roman" w:hAnsi="Times New Roman" w:eastAsia="Times New Roman" w:cs="Times New Roman"/>
           <w:sz w:val="24"/>
           <w:szCs w:val="24"/>
           <w:lang w:eastAsia="de-DE"/>
@@ -105,7 +105,7 @@
       <w:proofErr w:type="spellStart"/>
       <w:r>
         <w:rPr>
-          <w:rFonts w:ascii="Times New Roman" w:eastAsia="Times New Roman" w:hAnsi="Times New Roman" w:cs="Times New Roman"/>
+          <w:rFonts w:ascii="Times New Roman" w:hAnsi="Times New Roman" w:eastAsia="Times New Roman" w:cs="Times New Roman"/>
           <w:i/>
           <w:iCs/>
           <w:sz w:val="24"/>
@@ -117,7 +117,7 @@
       <w:proofErr w:type="spellEnd"/>
       <w:r>
         <w:rPr>
-          <w:rFonts w:ascii="Times New Roman" w:eastAsia="Times New Roman" w:hAnsi="Times New Roman" w:cs="Times New Roman"/>
+          <w:rFonts w:ascii="Times New Roman" w:hAnsi="Times New Roman" w:eastAsia="Times New Roman" w:cs="Times New Roman"/>
           <w:sz w:val="24"/>
           <w:szCs w:val="24"/>
           <w:lang w:eastAsia="de-DE"/>
@@ -125,7 +125,7 @@
         <w:t>. Sie dient als Basisklasse für Player, Enemy oder andere bewegliche Objekte. Jede Entity besitzt:</w:t>
       </w:r>
     </w:p>
-    <w:p>
+    <w:p xmlns:wp14="http://schemas.microsoft.com/office/word/2010/wordml" wp14:textId="77777777">
       <w:pPr>
         <w:numPr>
           <w:ilvl w:val="0"/>
@@ -133,15 +133,15 @@
         </w:numPr>
         <w:spacing w:before="100" w:beforeAutospacing="1" w:after="100" w:afterAutospacing="1" w:line="240" w:lineRule="auto"/>
         <w:rPr>
-          <w:rFonts w:ascii="Times New Roman" w:eastAsia="Times New Roman" w:hAnsi="Times New Roman" w:cs="Times New Roman"/>
-          <w:sz w:val="24"/>
-          <w:szCs w:val="24"/>
-          <w:lang w:eastAsia="de-DE"/>
-        </w:rPr>
-      </w:pPr>
-      <w:r>
-        <w:rPr>
-          <w:rFonts w:ascii="Times New Roman" w:eastAsia="Times New Roman" w:hAnsi="Times New Roman" w:cs="Times New Roman"/>
+          <w:rFonts w:ascii="Times New Roman" w:hAnsi="Times New Roman" w:eastAsia="Times New Roman" w:cs="Times New Roman"/>
+          <w:sz w:val="24"/>
+          <w:szCs w:val="24"/>
+          <w:lang w:eastAsia="de-DE"/>
+        </w:rPr>
+      </w:pPr>
+      <w:r>
+        <w:rPr>
+          <w:rFonts w:ascii="Times New Roman" w:hAnsi="Times New Roman" w:eastAsia="Times New Roman" w:cs="Times New Roman"/>
           <w:sz w:val="24"/>
           <w:szCs w:val="24"/>
           <w:lang w:eastAsia="de-DE"/>
@@ -149,7 +149,7 @@
         <w:t>eine eindeutige ID</w:t>
       </w:r>
     </w:p>
-    <w:p>
+    <w:p xmlns:wp14="http://schemas.microsoft.com/office/word/2010/wordml" wp14:textId="77777777">
       <w:pPr>
         <w:numPr>
           <w:ilvl w:val="0"/>
@@ -157,15 +157,15 @@
         </w:numPr>
         <w:spacing w:before="100" w:beforeAutospacing="1" w:after="100" w:afterAutospacing="1" w:line="240" w:lineRule="auto"/>
         <w:rPr>
-          <w:rFonts w:ascii="Times New Roman" w:eastAsia="Times New Roman" w:hAnsi="Times New Roman" w:cs="Times New Roman"/>
-          <w:sz w:val="24"/>
-          <w:szCs w:val="24"/>
-          <w:lang w:eastAsia="de-DE"/>
-        </w:rPr>
-      </w:pPr>
-      <w:r>
-        <w:rPr>
-          <w:rFonts w:ascii="Times New Roman" w:eastAsia="Times New Roman" w:hAnsi="Times New Roman" w:cs="Times New Roman"/>
+          <w:rFonts w:ascii="Times New Roman" w:hAnsi="Times New Roman" w:eastAsia="Times New Roman" w:cs="Times New Roman"/>
+          <w:sz w:val="24"/>
+          <w:szCs w:val="24"/>
+          <w:lang w:eastAsia="de-DE"/>
+        </w:rPr>
+      </w:pPr>
+      <w:r>
+        <w:rPr>
+          <w:rFonts w:ascii="Times New Roman" w:hAnsi="Times New Roman" w:eastAsia="Times New Roman" w:cs="Times New Roman"/>
           <w:sz w:val="24"/>
           <w:szCs w:val="24"/>
           <w:lang w:eastAsia="de-DE"/>
@@ -173,7 +173,7 @@
         <w:t>eine Position im Spielfeld</w:t>
       </w:r>
     </w:p>
-    <w:p>
+    <w:p xmlns:wp14="http://schemas.microsoft.com/office/word/2010/wordml" wp14:textId="77777777">
       <w:pPr>
         <w:numPr>
           <w:ilvl w:val="0"/>
@@ -181,15 +181,15 @@
         </w:numPr>
         <w:spacing w:before="100" w:beforeAutospacing="1" w:after="100" w:afterAutospacing="1" w:line="240" w:lineRule="auto"/>
         <w:rPr>
-          <w:rFonts w:ascii="Times New Roman" w:eastAsia="Times New Roman" w:hAnsi="Times New Roman" w:cs="Times New Roman"/>
-          <w:sz w:val="24"/>
-          <w:szCs w:val="24"/>
-          <w:lang w:eastAsia="de-DE"/>
-        </w:rPr>
-      </w:pPr>
-      <w:r>
-        <w:rPr>
-          <w:rFonts w:ascii="Times New Roman" w:eastAsia="Times New Roman" w:hAnsi="Times New Roman" w:cs="Times New Roman"/>
+          <w:rFonts w:ascii="Times New Roman" w:hAnsi="Times New Roman" w:eastAsia="Times New Roman" w:cs="Times New Roman"/>
+          <w:sz w:val="24"/>
+          <w:szCs w:val="24"/>
+          <w:lang w:eastAsia="de-DE"/>
+        </w:rPr>
+      </w:pPr>
+      <w:r>
+        <w:rPr>
+          <w:rFonts w:ascii="Times New Roman" w:hAnsi="Times New Roman" w:eastAsia="Times New Roman" w:cs="Times New Roman"/>
           <w:sz w:val="24"/>
           <w:szCs w:val="24"/>
           <w:lang w:eastAsia="de-DE"/>
@@ -199,7 +199,7 @@
       <w:proofErr w:type="spellStart"/>
       <w:r>
         <w:rPr>
-          <w:rFonts w:ascii="Times New Roman" w:eastAsia="Times New Roman" w:hAnsi="Times New Roman" w:cs="Times New Roman"/>
+          <w:rFonts w:ascii="Times New Roman" w:hAnsi="Times New Roman" w:eastAsia="Times New Roman" w:cs="Times New Roman"/>
           <w:sz w:val="24"/>
           <w:szCs w:val="24"/>
           <w:lang w:eastAsia="de-DE"/>
@@ -209,7 +209,7 @@
       <w:proofErr w:type="spellEnd"/>
       <w:r>
         <w:rPr>
-          <w:rFonts w:ascii="Times New Roman" w:eastAsia="Times New Roman" w:hAnsi="Times New Roman" w:cs="Times New Roman"/>
+          <w:rFonts w:ascii="Times New Roman" w:hAnsi="Times New Roman" w:eastAsia="Times New Roman" w:cs="Times New Roman"/>
           <w:sz w:val="24"/>
           <w:szCs w:val="24"/>
           <w:lang w:eastAsia="de-DE"/>
@@ -217,7 +217,7 @@
         <w:t xml:space="preserve"> Box (für Kollisionen)</w:t>
       </w:r>
     </w:p>
-    <w:p>
+    <w:p xmlns:wp14="http://schemas.microsoft.com/office/word/2010/wordml" wp14:textId="77777777">
       <w:pPr>
         <w:numPr>
           <w:ilvl w:val="0"/>
@@ -225,15 +225,15 @@
         </w:numPr>
         <w:spacing w:before="100" w:beforeAutospacing="1" w:after="100" w:afterAutospacing="1" w:line="240" w:lineRule="auto"/>
         <w:rPr>
-          <w:rFonts w:ascii="Times New Roman" w:eastAsia="Times New Roman" w:hAnsi="Times New Roman" w:cs="Times New Roman"/>
-          <w:sz w:val="24"/>
-          <w:szCs w:val="24"/>
-          <w:lang w:eastAsia="de-DE"/>
-        </w:rPr>
-      </w:pPr>
-      <w:r>
-        <w:rPr>
-          <w:rFonts w:ascii="Times New Roman" w:eastAsia="Times New Roman" w:hAnsi="Times New Roman" w:cs="Times New Roman"/>
+          <w:rFonts w:ascii="Times New Roman" w:hAnsi="Times New Roman" w:eastAsia="Times New Roman" w:cs="Times New Roman"/>
+          <w:sz w:val="24"/>
+          <w:szCs w:val="24"/>
+          <w:lang w:eastAsia="de-DE"/>
+        </w:rPr>
+      </w:pPr>
+      <w:r>
+        <w:rPr>
+          <w:rFonts w:ascii="Times New Roman" w:hAnsi="Times New Roman" w:eastAsia="Times New Roman" w:cs="Times New Roman"/>
           <w:sz w:val="24"/>
           <w:szCs w:val="24"/>
           <w:lang w:eastAsia="de-DE"/>
@@ -243,7 +243,7 @@
       <w:proofErr w:type="spellStart"/>
       <w:r>
         <w:rPr>
-          <w:rFonts w:ascii="Times New Roman" w:eastAsia="Times New Roman" w:hAnsi="Times New Roman" w:cs="Times New Roman"/>
+          <w:rFonts w:ascii="Times New Roman" w:hAnsi="Times New Roman" w:eastAsia="Times New Roman" w:cs="Times New Roman"/>
           <w:sz w:val="24"/>
           <w:szCs w:val="24"/>
           <w:lang w:eastAsia="de-DE"/>
@@ -253,7 +253,7 @@
       <w:proofErr w:type="spellEnd"/>
       <w:r>
         <w:rPr>
-          <w:rFonts w:ascii="Times New Roman" w:eastAsia="Times New Roman" w:hAnsi="Times New Roman" w:cs="Times New Roman"/>
+          <w:rFonts w:ascii="Times New Roman" w:hAnsi="Times New Roman" w:eastAsia="Times New Roman" w:cs="Times New Roman"/>
           <w:sz w:val="24"/>
           <w:szCs w:val="24"/>
           <w:lang w:eastAsia="de-DE"/>
@@ -263,7 +263,7 @@
       <w:proofErr w:type="spellStart"/>
       <w:r>
         <w:rPr>
-          <w:rFonts w:ascii="Times New Roman" w:eastAsia="Times New Roman" w:hAnsi="Times New Roman" w:cs="Times New Roman"/>
+          <w:rFonts w:ascii="Times New Roman" w:hAnsi="Times New Roman" w:eastAsia="Times New Roman" w:cs="Times New Roman"/>
           <w:sz w:val="24"/>
           <w:szCs w:val="24"/>
           <w:lang w:eastAsia="de-DE"/>
@@ -273,7 +273,7 @@
       <w:proofErr w:type="spellEnd"/>
       <w:r>
         <w:rPr>
-          <w:rFonts w:ascii="Times New Roman" w:eastAsia="Times New Roman" w:hAnsi="Times New Roman" w:cs="Times New Roman"/>
+          <w:rFonts w:ascii="Times New Roman" w:hAnsi="Times New Roman" w:eastAsia="Times New Roman" w:cs="Times New Roman"/>
           <w:sz w:val="24"/>
           <w:szCs w:val="24"/>
           <w:lang w:eastAsia="de-DE"/>
@@ -283,7 +283,7 @@
       <w:proofErr w:type="spellStart"/>
       <w:r>
         <w:rPr>
-          <w:rFonts w:ascii="Times New Roman" w:eastAsia="Times New Roman" w:hAnsi="Times New Roman" w:cs="Times New Roman"/>
+          <w:rFonts w:ascii="Times New Roman" w:hAnsi="Times New Roman" w:eastAsia="Times New Roman" w:cs="Times New Roman"/>
           <w:sz w:val="24"/>
           <w:szCs w:val="24"/>
           <w:lang w:eastAsia="de-DE"/>
@@ -293,7 +293,7 @@
       <w:proofErr w:type="spellEnd"/>
       <w:r>
         <w:rPr>
-          <w:rFonts w:ascii="Times New Roman" w:eastAsia="Times New Roman" w:hAnsi="Times New Roman" w:cs="Times New Roman"/>
+          <w:rFonts w:ascii="Times New Roman" w:hAnsi="Times New Roman" w:eastAsia="Times New Roman" w:cs="Times New Roman"/>
           <w:sz w:val="24"/>
           <w:szCs w:val="24"/>
           <w:lang w:eastAsia="de-DE"/>
@@ -301,7 +301,7 @@
         <w:t>, Speed)</w:t>
       </w:r>
     </w:p>
-    <w:p>
+    <w:p xmlns:wp14="http://schemas.microsoft.com/office/word/2010/wordml" wp14:textId="77777777">
       <w:pPr>
         <w:numPr>
           <w:ilvl w:val="0"/>
@@ -309,15 +309,15 @@
         </w:numPr>
         <w:spacing w:before="100" w:beforeAutospacing="1" w:after="100" w:afterAutospacing="1" w:line="240" w:lineRule="auto"/>
         <w:rPr>
-          <w:rFonts w:ascii="Times New Roman" w:eastAsia="Times New Roman" w:hAnsi="Times New Roman" w:cs="Times New Roman"/>
-          <w:sz w:val="24"/>
-          <w:szCs w:val="24"/>
-          <w:lang w:eastAsia="de-DE"/>
-        </w:rPr>
-      </w:pPr>
-      <w:r>
-        <w:rPr>
-          <w:rFonts w:ascii="Times New Roman" w:eastAsia="Times New Roman" w:hAnsi="Times New Roman" w:cs="Times New Roman"/>
+          <w:rFonts w:ascii="Times New Roman" w:hAnsi="Times New Roman" w:eastAsia="Times New Roman" w:cs="Times New Roman"/>
+          <w:sz w:val="24"/>
+          <w:szCs w:val="24"/>
+          <w:lang w:eastAsia="de-DE"/>
+        </w:rPr>
+      </w:pPr>
+      <w:r>
+        <w:rPr>
+          <w:rFonts w:ascii="Times New Roman" w:hAnsi="Times New Roman" w:eastAsia="Times New Roman" w:cs="Times New Roman"/>
           <w:sz w:val="24"/>
           <w:szCs w:val="24"/>
           <w:lang w:eastAsia="de-DE"/>
@@ -327,7 +327,7 @@
       <w:proofErr w:type="spellStart"/>
       <w:r>
         <w:rPr>
-          <w:rFonts w:ascii="Times New Roman" w:eastAsia="Times New Roman" w:hAnsi="Times New Roman" w:cs="Times New Roman"/>
+          <w:rFonts w:ascii="Times New Roman" w:hAnsi="Times New Roman" w:eastAsia="Times New Roman" w:cs="Times New Roman"/>
           <w:sz w:val="24"/>
           <w:szCs w:val="24"/>
           <w:lang w:eastAsia="de-DE"/>
@@ -337,16 +337,24 @@
       <w:proofErr w:type="spellEnd"/>
       <w:r>
         <w:rPr>
-          <w:rFonts w:ascii="Times New Roman" w:eastAsia="Times New Roman" w:hAnsi="Times New Roman" w:cs="Times New Roman"/>
+          <w:rFonts w:ascii="Times New Roman" w:hAnsi="Times New Roman" w:eastAsia="Times New Roman" w:cs="Times New Roman"/>
           <w:sz w:val="24"/>
           <w:szCs w:val="24"/>
           <w:lang w:eastAsia="de-DE"/>
         </w:rPr>
         <w:noBreakHyphen/>
+      </w:r>
+      <w:r>
+        <w:rPr>
+          <w:rFonts w:ascii="Times New Roman" w:hAnsi="Times New Roman" w:eastAsia="Times New Roman" w:cs="Times New Roman"/>
+          <w:sz w:val="24"/>
+          <w:szCs w:val="24"/>
+          <w:lang w:eastAsia="de-DE"/>
+        </w:rPr>
         <w:t>Stufen</w:t>
       </w:r>
     </w:p>
-    <w:p>
+    <w:p xmlns:wp14="http://schemas.microsoft.com/office/word/2010/wordml" wp14:textId="77777777">
       <w:pPr>
         <w:numPr>
           <w:ilvl w:val="0"/>
@@ -354,15 +362,15 @@
         </w:numPr>
         <w:spacing w:before="100" w:beforeAutospacing="1" w:after="100" w:afterAutospacing="1" w:line="240" w:lineRule="auto"/>
         <w:rPr>
-          <w:rFonts w:ascii="Times New Roman" w:eastAsia="Times New Roman" w:hAnsi="Times New Roman" w:cs="Times New Roman"/>
-          <w:sz w:val="24"/>
-          <w:szCs w:val="24"/>
-          <w:lang w:eastAsia="de-DE"/>
-        </w:rPr>
-      </w:pPr>
-      <w:r>
-        <w:rPr>
-          <w:rFonts w:ascii="Times New Roman" w:eastAsia="Times New Roman" w:hAnsi="Times New Roman" w:cs="Times New Roman"/>
+          <w:rFonts w:ascii="Times New Roman" w:hAnsi="Times New Roman" w:eastAsia="Times New Roman" w:cs="Times New Roman"/>
+          <w:sz w:val="24"/>
+          <w:szCs w:val="24"/>
+          <w:lang w:eastAsia="de-DE"/>
+        </w:rPr>
+      </w:pPr>
+      <w:r>
+        <w:rPr>
+          <w:rFonts w:ascii="Times New Roman" w:hAnsi="Times New Roman" w:eastAsia="Times New Roman" w:cs="Times New Roman"/>
           <w:sz w:val="24"/>
           <w:szCs w:val="24"/>
           <w:lang w:eastAsia="de-DE"/>
@@ -370,7 +378,7 @@
         <w:t>eine Bewegungsrichtung</w:t>
       </w:r>
     </w:p>
-    <w:p>
+    <w:p xmlns:wp14="http://schemas.microsoft.com/office/word/2010/wordml" wp14:textId="77777777">
       <w:pPr>
         <w:numPr>
           <w:ilvl w:val="0"/>
@@ -378,15 +386,15 @@
         </w:numPr>
         <w:spacing w:before="100" w:beforeAutospacing="1" w:after="100" w:afterAutospacing="1" w:line="240" w:lineRule="auto"/>
         <w:rPr>
-          <w:rFonts w:ascii="Times New Roman" w:eastAsia="Times New Roman" w:hAnsi="Times New Roman" w:cs="Times New Roman"/>
-          <w:sz w:val="24"/>
-          <w:szCs w:val="24"/>
-          <w:lang w:eastAsia="de-DE"/>
-        </w:rPr>
-      </w:pPr>
-      <w:r>
-        <w:rPr>
-          <w:rFonts w:ascii="Times New Roman" w:eastAsia="Times New Roman" w:hAnsi="Times New Roman" w:cs="Times New Roman"/>
+          <w:rFonts w:ascii="Times New Roman" w:hAnsi="Times New Roman" w:eastAsia="Times New Roman" w:cs="Times New Roman"/>
+          <w:sz w:val="24"/>
+          <w:szCs w:val="24"/>
+          <w:lang w:eastAsia="de-DE"/>
+        </w:rPr>
+      </w:pPr>
+      <w:r>
+        <w:rPr>
+          <w:rFonts w:ascii="Times New Roman" w:hAnsi="Times New Roman" w:eastAsia="Times New Roman" w:cs="Times New Roman"/>
           <w:sz w:val="24"/>
           <w:szCs w:val="24"/>
           <w:lang w:eastAsia="de-DE"/>
@@ -394,12 +402,12 @@
         <w:t>einen eigenen Zufallszahlengenerator</w:t>
       </w:r>
     </w:p>
-    <w:p>
+    <w:p xmlns:wp14="http://schemas.microsoft.com/office/word/2010/wordml" wp14:textId="77777777">
       <w:pPr>
         <w:spacing w:before="100" w:beforeAutospacing="1" w:after="100" w:afterAutospacing="1" w:line="240" w:lineRule="auto"/>
         <w:outlineLvl w:val="1"/>
         <w:rPr>
-          <w:rFonts w:ascii="Times New Roman" w:eastAsia="Times New Roman" w:hAnsi="Times New Roman" w:cs="Times New Roman"/>
+          <w:rFonts w:ascii="Times New Roman" w:hAnsi="Times New Roman" w:eastAsia="Times New Roman" w:cs="Times New Roman"/>
           <w:b/>
           <w:bCs/>
           <w:sz w:val="32"/>
@@ -409,7 +417,7 @@
       </w:pPr>
       <w:r>
         <w:rPr>
-          <w:rFonts w:ascii="Times New Roman" w:eastAsia="Times New Roman" w:hAnsi="Times New Roman" w:cs="Times New Roman"/>
+          <w:rFonts w:ascii="Times New Roman" w:hAnsi="Times New Roman" w:eastAsia="Times New Roman" w:cs="Times New Roman"/>
           <w:b/>
           <w:bCs/>
           <w:sz w:val="32"/>
@@ -419,7 +427,7 @@
         <w:t xml:space="preserve">Attribute </w:t>
       </w:r>
     </w:p>
-    <w:p>
+    <w:p xmlns:wp14="http://schemas.microsoft.com/office/word/2010/wordml" wp14:textId="77777777">
       <w:pPr>
         <w:numPr>
           <w:ilvl w:val="0"/>
@@ -427,16 +435,16 @@
         </w:numPr>
         <w:spacing w:before="100" w:beforeAutospacing="1" w:after="100" w:afterAutospacing="1" w:line="240" w:lineRule="auto"/>
         <w:rPr>
-          <w:rFonts w:ascii="Times New Roman" w:eastAsia="Times New Roman" w:hAnsi="Times New Roman" w:cs="Times New Roman"/>
-          <w:sz w:val="24"/>
-          <w:szCs w:val="24"/>
-          <w:lang w:eastAsia="de-DE"/>
-        </w:rPr>
-      </w:pPr>
-      <w:proofErr w:type="spellStart"/>
-      <w:r>
-        <w:rPr>
-          <w:rFonts w:ascii="Times New Roman" w:eastAsia="Times New Roman" w:hAnsi="Times New Roman" w:cs="Times New Roman"/>
+          <w:rFonts w:ascii="Times New Roman" w:hAnsi="Times New Roman" w:eastAsia="Times New Roman" w:cs="Times New Roman"/>
+          <w:sz w:val="24"/>
+          <w:szCs w:val="24"/>
+          <w:lang w:eastAsia="de-DE"/>
+        </w:rPr>
+      </w:pPr>
+      <w:proofErr w:type="spellStart"/>
+      <w:r>
+        <w:rPr>
+          <w:rFonts w:ascii="Times New Roman" w:hAnsi="Times New Roman" w:eastAsia="Times New Roman" w:cs="Times New Roman"/>
           <w:b/>
           <w:bCs/>
           <w:sz w:val="24"/>
@@ -448,7 +456,7 @@
       <w:proofErr w:type="spellEnd"/>
       <w:r>
         <w:rPr>
-          <w:rFonts w:ascii="Times New Roman" w:eastAsia="Times New Roman" w:hAnsi="Times New Roman" w:cs="Times New Roman"/>
+          <w:rFonts w:ascii="Times New Roman" w:hAnsi="Times New Roman" w:eastAsia="Times New Roman" w:cs="Times New Roman"/>
           <w:b/>
           <w:bCs/>
           <w:sz w:val="24"/>
@@ -459,7 +467,7 @@
       </w:r>
       <w:r>
         <w:rPr>
-          <w:rFonts w:ascii="Times New Roman" w:eastAsia="Times New Roman" w:hAnsi="Times New Roman" w:cs="Times New Roman"/>
+          <w:rFonts w:ascii="Times New Roman" w:hAnsi="Times New Roman" w:eastAsia="Times New Roman" w:cs="Times New Roman"/>
           <w:sz w:val="24"/>
           <w:szCs w:val="24"/>
           <w:lang w:eastAsia="de-DE"/>
@@ -467,7 +475,7 @@
         <w:t xml:space="preserve"> – Mittelpunkt der Entity.</w:t>
       </w:r>
     </w:p>
-    <w:p>
+    <w:p xmlns:wp14="http://schemas.microsoft.com/office/word/2010/wordml" wp14:textId="77777777">
       <w:pPr>
         <w:numPr>
           <w:ilvl w:val="0"/>
@@ -475,15 +483,15 @@
         </w:numPr>
         <w:spacing w:before="100" w:beforeAutospacing="1" w:after="100" w:afterAutospacing="1" w:line="240" w:lineRule="auto"/>
         <w:rPr>
-          <w:rFonts w:ascii="Times New Roman" w:eastAsia="Times New Roman" w:hAnsi="Times New Roman" w:cs="Times New Roman"/>
-          <w:sz w:val="24"/>
-          <w:szCs w:val="24"/>
-          <w:lang w:eastAsia="de-DE"/>
-        </w:rPr>
-      </w:pPr>
-      <w:r>
-        <w:rPr>
-          <w:rFonts w:ascii="Times New Roman" w:eastAsia="Times New Roman" w:hAnsi="Times New Roman" w:cs="Times New Roman"/>
+          <w:rFonts w:ascii="Times New Roman" w:hAnsi="Times New Roman" w:eastAsia="Times New Roman" w:cs="Times New Roman"/>
+          <w:sz w:val="24"/>
+          <w:szCs w:val="24"/>
+          <w:lang w:eastAsia="de-DE"/>
+        </w:rPr>
+      </w:pPr>
+      <w:r>
+        <w:rPr>
+          <w:rFonts w:ascii="Times New Roman" w:hAnsi="Times New Roman" w:eastAsia="Times New Roman" w:cs="Times New Roman"/>
           <w:b/>
           <w:bCs/>
           <w:sz w:val="24"/>
@@ -495,7 +503,7 @@
       <w:proofErr w:type="spellStart"/>
       <w:r>
         <w:rPr>
-          <w:rFonts w:ascii="Times New Roman" w:eastAsia="Times New Roman" w:hAnsi="Times New Roman" w:cs="Times New Roman"/>
+          <w:rFonts w:ascii="Times New Roman" w:hAnsi="Times New Roman" w:eastAsia="Times New Roman" w:cs="Times New Roman"/>
           <w:b/>
           <w:bCs/>
           <w:sz w:val="24"/>
@@ -507,7 +515,7 @@
       <w:proofErr w:type="spellEnd"/>
       <w:r>
         <w:rPr>
-          <w:rFonts w:ascii="Times New Roman" w:eastAsia="Times New Roman" w:hAnsi="Times New Roman" w:cs="Times New Roman"/>
+          <w:rFonts w:ascii="Times New Roman" w:hAnsi="Times New Roman" w:eastAsia="Times New Roman" w:cs="Times New Roman"/>
           <w:b/>
           <w:bCs/>
           <w:sz w:val="24"/>
@@ -518,7 +526,7 @@
       </w:r>
       <w:r>
         <w:rPr>
-          <w:rFonts w:ascii="Times New Roman" w:eastAsia="Times New Roman" w:hAnsi="Times New Roman" w:cs="Times New Roman"/>
+          <w:rFonts w:ascii="Times New Roman" w:hAnsi="Times New Roman" w:eastAsia="Times New Roman" w:cs="Times New Roman"/>
           <w:sz w:val="24"/>
           <w:szCs w:val="24"/>
           <w:lang w:eastAsia="de-DE"/>
@@ -528,7 +536,7 @@
       <w:proofErr w:type="spellStart"/>
       <w:r>
         <w:rPr>
-          <w:rFonts w:ascii="Times New Roman" w:eastAsia="Times New Roman" w:hAnsi="Times New Roman" w:cs="Times New Roman"/>
+          <w:rFonts w:ascii="Times New Roman" w:hAnsi="Times New Roman" w:eastAsia="Times New Roman" w:cs="Times New Roman"/>
           <w:sz w:val="24"/>
           <w:szCs w:val="24"/>
           <w:lang w:eastAsia="de-DE"/>
@@ -538,7 +546,7 @@
       <w:proofErr w:type="spellEnd"/>
       <w:r>
         <w:rPr>
-          <w:rFonts w:ascii="Times New Roman" w:eastAsia="Times New Roman" w:hAnsi="Times New Roman" w:cs="Times New Roman"/>
+          <w:rFonts w:ascii="Times New Roman" w:hAnsi="Times New Roman" w:eastAsia="Times New Roman" w:cs="Times New Roman"/>
           <w:sz w:val="24"/>
           <w:szCs w:val="24"/>
           <w:lang w:eastAsia="de-DE"/>
@@ -546,7 +554,7 @@
         <w:t xml:space="preserve"> Box (5×5).</w:t>
       </w:r>
     </w:p>
-    <w:p>
+    <w:p xmlns:wp14="http://schemas.microsoft.com/office/word/2010/wordml" wp14:textId="77777777">
       <w:pPr>
         <w:numPr>
           <w:ilvl w:val="0"/>
@@ -554,16 +562,16 @@
         </w:numPr>
         <w:spacing w:before="100" w:beforeAutospacing="1" w:after="100" w:afterAutospacing="1" w:line="240" w:lineRule="auto"/>
         <w:rPr>
-          <w:rFonts w:ascii="Times New Roman" w:eastAsia="Times New Roman" w:hAnsi="Times New Roman" w:cs="Times New Roman"/>
-          <w:sz w:val="24"/>
-          <w:szCs w:val="24"/>
-          <w:lang w:eastAsia="de-DE"/>
-        </w:rPr>
-      </w:pPr>
-      <w:proofErr w:type="spellStart"/>
-      <w:r>
-        <w:rPr>
-          <w:rFonts w:ascii="Times New Roman" w:eastAsia="Times New Roman" w:hAnsi="Times New Roman" w:cs="Times New Roman"/>
+          <w:rFonts w:ascii="Times New Roman" w:hAnsi="Times New Roman" w:eastAsia="Times New Roman" w:cs="Times New Roman"/>
+          <w:sz w:val="24"/>
+          <w:szCs w:val="24"/>
+          <w:lang w:eastAsia="de-DE"/>
+        </w:rPr>
+      </w:pPr>
+      <w:proofErr w:type="spellStart"/>
+      <w:r>
+        <w:rPr>
+          <w:rFonts w:ascii="Times New Roman" w:hAnsi="Times New Roman" w:eastAsia="Times New Roman" w:cs="Times New Roman"/>
           <w:b/>
           <w:bCs/>
           <w:sz w:val="24"/>
@@ -575,7 +583,7 @@
       <w:proofErr w:type="spellEnd"/>
       <w:r>
         <w:rPr>
-          <w:rFonts w:ascii="Times New Roman" w:eastAsia="Times New Roman" w:hAnsi="Times New Roman" w:cs="Times New Roman"/>
+          <w:rFonts w:ascii="Times New Roman" w:hAnsi="Times New Roman" w:eastAsia="Times New Roman" w:cs="Times New Roman"/>
           <w:b/>
           <w:bCs/>
           <w:sz w:val="24"/>
@@ -587,7 +595,7 @@
       <w:proofErr w:type="spellStart"/>
       <w:r>
         <w:rPr>
-          <w:rFonts w:ascii="Times New Roman" w:eastAsia="Times New Roman" w:hAnsi="Times New Roman" w:cs="Times New Roman"/>
+          <w:rFonts w:ascii="Times New Roman" w:hAnsi="Times New Roman" w:eastAsia="Times New Roman" w:cs="Times New Roman"/>
           <w:b/>
           <w:bCs/>
           <w:sz w:val="24"/>
@@ -599,7 +607,7 @@
       <w:proofErr w:type="spellEnd"/>
       <w:r>
         <w:rPr>
-          <w:rFonts w:ascii="Times New Roman" w:eastAsia="Times New Roman" w:hAnsi="Times New Roman" w:cs="Times New Roman"/>
+          <w:rFonts w:ascii="Times New Roman" w:hAnsi="Times New Roman" w:eastAsia="Times New Roman" w:cs="Times New Roman"/>
           <w:b/>
           <w:bCs/>
           <w:sz w:val="24"/>
@@ -610,7 +618,7 @@
       </w:r>
       <w:r>
         <w:rPr>
-          <w:rFonts w:ascii="Times New Roman" w:eastAsia="Times New Roman" w:hAnsi="Times New Roman" w:cs="Times New Roman"/>
+          <w:rFonts w:ascii="Times New Roman" w:hAnsi="Times New Roman" w:eastAsia="Times New Roman" w:cs="Times New Roman"/>
           <w:sz w:val="24"/>
           <w:szCs w:val="24"/>
           <w:lang w:eastAsia="de-DE"/>
@@ -618,7 +626,7 @@
         <w:t xml:space="preserve"> – eindeutige Identifikationsnummer.</w:t>
       </w:r>
     </w:p>
-    <w:p>
+    <w:p xmlns:wp14="http://schemas.microsoft.com/office/word/2010/wordml" wp14:textId="77777777">
       <w:pPr>
         <w:numPr>
           <w:ilvl w:val="0"/>
@@ -626,16 +634,16 @@
         </w:numPr>
         <w:spacing w:before="100" w:beforeAutospacing="1" w:after="100" w:afterAutospacing="1" w:line="240" w:lineRule="auto"/>
         <w:rPr>
-          <w:rFonts w:ascii="Times New Roman" w:eastAsia="Times New Roman" w:hAnsi="Times New Roman" w:cs="Times New Roman"/>
-          <w:sz w:val="24"/>
-          <w:szCs w:val="24"/>
-          <w:lang w:eastAsia="de-DE"/>
-        </w:rPr>
-      </w:pPr>
-      <w:proofErr w:type="spellStart"/>
-      <w:r>
-        <w:rPr>
-          <w:rFonts w:ascii="Times New Roman" w:eastAsia="Times New Roman" w:hAnsi="Times New Roman" w:cs="Times New Roman"/>
+          <w:rFonts w:ascii="Times New Roman" w:hAnsi="Times New Roman" w:eastAsia="Times New Roman" w:cs="Times New Roman"/>
+          <w:sz w:val="24"/>
+          <w:szCs w:val="24"/>
+          <w:lang w:eastAsia="de-DE"/>
+        </w:rPr>
+      </w:pPr>
+      <w:proofErr w:type="spellStart"/>
+      <w:r>
+        <w:rPr>
+          <w:rFonts w:ascii="Times New Roman" w:hAnsi="Times New Roman" w:eastAsia="Times New Roman" w:cs="Times New Roman"/>
           <w:b/>
           <w:bCs/>
           <w:sz w:val="24"/>
@@ -647,7 +655,7 @@
       <w:proofErr w:type="spellEnd"/>
       <w:r>
         <w:rPr>
-          <w:rFonts w:ascii="Times New Roman" w:eastAsia="Times New Roman" w:hAnsi="Times New Roman" w:cs="Times New Roman"/>
+          <w:rFonts w:ascii="Times New Roman" w:hAnsi="Times New Roman" w:eastAsia="Times New Roman" w:cs="Times New Roman"/>
           <w:b/>
           <w:bCs/>
           <w:sz w:val="24"/>
@@ -659,7 +667,7 @@
       <w:proofErr w:type="spellStart"/>
       <w:r>
         <w:rPr>
-          <w:rFonts w:ascii="Times New Roman" w:eastAsia="Times New Roman" w:hAnsi="Times New Roman" w:cs="Times New Roman"/>
+          <w:rFonts w:ascii="Times New Roman" w:hAnsi="Times New Roman" w:eastAsia="Times New Roman" w:cs="Times New Roman"/>
           <w:b/>
           <w:bCs/>
           <w:sz w:val="24"/>
@@ -671,7 +679,7 @@
       <w:proofErr w:type="spellEnd"/>
       <w:r>
         <w:rPr>
-          <w:rFonts w:ascii="Times New Roman" w:eastAsia="Times New Roman" w:hAnsi="Times New Roman" w:cs="Times New Roman"/>
+          <w:rFonts w:ascii="Times New Roman" w:hAnsi="Times New Roman" w:eastAsia="Times New Roman" w:cs="Times New Roman"/>
           <w:sz w:val="24"/>
           <w:szCs w:val="24"/>
           <w:lang w:eastAsia="de-DE"/>
@@ -679,7 +687,7 @@
         <w:t xml:space="preserve"> – aktuelles und maximales Leben.</w:t>
       </w:r>
     </w:p>
-    <w:p>
+    <w:p xmlns:wp14="http://schemas.microsoft.com/office/word/2010/wordml" wp14:textId="77777777">
       <w:pPr>
         <w:numPr>
           <w:ilvl w:val="0"/>
@@ -687,16 +695,16 @@
         </w:numPr>
         <w:spacing w:before="100" w:beforeAutospacing="1" w:after="100" w:afterAutospacing="1" w:line="240" w:lineRule="auto"/>
         <w:rPr>
-          <w:rFonts w:ascii="Times New Roman" w:eastAsia="Times New Roman" w:hAnsi="Times New Roman" w:cs="Times New Roman"/>
-          <w:sz w:val="24"/>
-          <w:szCs w:val="24"/>
-          <w:lang w:eastAsia="de-DE"/>
-        </w:rPr>
-      </w:pPr>
-      <w:proofErr w:type="spellStart"/>
-      <w:r>
-        <w:rPr>
-          <w:rFonts w:ascii="Times New Roman" w:eastAsia="Times New Roman" w:hAnsi="Times New Roman" w:cs="Times New Roman"/>
+          <w:rFonts w:ascii="Times New Roman" w:hAnsi="Times New Roman" w:eastAsia="Times New Roman" w:cs="Times New Roman"/>
+          <w:sz w:val="24"/>
+          <w:szCs w:val="24"/>
+          <w:lang w:eastAsia="de-DE"/>
+        </w:rPr>
+      </w:pPr>
+      <w:proofErr w:type="spellStart"/>
+      <w:r>
+        <w:rPr>
+          <w:rFonts w:ascii="Times New Roman" w:hAnsi="Times New Roman" w:eastAsia="Times New Roman" w:cs="Times New Roman"/>
           <w:b/>
           <w:bCs/>
           <w:sz w:val="24"/>
@@ -708,7 +716,7 @@
       <w:proofErr w:type="spellEnd"/>
       <w:r>
         <w:rPr>
-          <w:rFonts w:ascii="Times New Roman" w:eastAsia="Times New Roman" w:hAnsi="Times New Roman" w:cs="Times New Roman"/>
+          <w:rFonts w:ascii="Times New Roman" w:hAnsi="Times New Roman" w:eastAsia="Times New Roman" w:cs="Times New Roman"/>
           <w:b/>
           <w:bCs/>
           <w:sz w:val="24"/>
@@ -720,7 +728,7 @@
       <w:proofErr w:type="spellStart"/>
       <w:r>
         <w:rPr>
-          <w:rFonts w:ascii="Times New Roman" w:eastAsia="Times New Roman" w:hAnsi="Times New Roman" w:cs="Times New Roman"/>
+          <w:rFonts w:ascii="Times New Roman" w:hAnsi="Times New Roman" w:eastAsia="Times New Roman" w:cs="Times New Roman"/>
           <w:b/>
           <w:bCs/>
           <w:sz w:val="24"/>
@@ -732,7 +740,7 @@
       <w:proofErr w:type="spellEnd"/>
       <w:r>
         <w:rPr>
-          <w:rFonts w:ascii="Times New Roman" w:eastAsia="Times New Roman" w:hAnsi="Times New Roman" w:cs="Times New Roman"/>
+          <w:rFonts w:ascii="Times New Roman" w:hAnsi="Times New Roman" w:eastAsia="Times New Roman" w:cs="Times New Roman"/>
           <w:b/>
           <w:bCs/>
           <w:sz w:val="24"/>
@@ -744,7 +752,7 @@
       <w:proofErr w:type="spellStart"/>
       <w:r>
         <w:rPr>
-          <w:rFonts w:ascii="Times New Roman" w:eastAsia="Times New Roman" w:hAnsi="Times New Roman" w:cs="Times New Roman"/>
+          <w:rFonts w:ascii="Times New Roman" w:hAnsi="Times New Roman" w:eastAsia="Times New Roman" w:cs="Times New Roman"/>
           <w:b/>
           <w:bCs/>
           <w:sz w:val="24"/>
@@ -756,7 +764,7 @@
       <w:proofErr w:type="spellEnd"/>
       <w:r>
         <w:rPr>
-          <w:rFonts w:ascii="Times New Roman" w:eastAsia="Times New Roman" w:hAnsi="Times New Roman" w:cs="Times New Roman"/>
+          <w:rFonts w:ascii="Times New Roman" w:hAnsi="Times New Roman" w:eastAsia="Times New Roman" w:cs="Times New Roman"/>
           <w:sz w:val="24"/>
           <w:szCs w:val="24"/>
           <w:lang w:eastAsia="de-DE"/>
@@ -764,7 +772,7 @@
         <w:t xml:space="preserve"> – Basiswerte für Kampfmechanik.</w:t>
       </w:r>
     </w:p>
-    <w:p>
+    <w:p xmlns:wp14="http://schemas.microsoft.com/office/word/2010/wordml" wp14:textId="77777777">
       <w:pPr>
         <w:numPr>
           <w:ilvl w:val="0"/>
@@ -772,16 +780,16 @@
         </w:numPr>
         <w:spacing w:before="100" w:beforeAutospacing="1" w:after="100" w:afterAutospacing="1" w:line="240" w:lineRule="auto"/>
         <w:rPr>
-          <w:rFonts w:ascii="Times New Roman" w:eastAsia="Times New Roman" w:hAnsi="Times New Roman" w:cs="Times New Roman"/>
-          <w:sz w:val="24"/>
-          <w:szCs w:val="24"/>
-          <w:lang w:eastAsia="de-DE"/>
-        </w:rPr>
-      </w:pPr>
-      <w:proofErr w:type="spellStart"/>
-      <w:r>
-        <w:rPr>
-          <w:rFonts w:ascii="Times New Roman" w:eastAsia="Times New Roman" w:hAnsi="Times New Roman" w:cs="Times New Roman"/>
+          <w:rFonts w:ascii="Times New Roman" w:hAnsi="Times New Roman" w:eastAsia="Times New Roman" w:cs="Times New Roman"/>
+          <w:sz w:val="24"/>
+          <w:szCs w:val="24"/>
+          <w:lang w:eastAsia="de-DE"/>
+        </w:rPr>
+      </w:pPr>
+      <w:proofErr w:type="spellStart"/>
+      <w:r>
+        <w:rPr>
+          <w:rFonts w:ascii="Times New Roman" w:hAnsi="Times New Roman" w:eastAsia="Times New Roman" w:cs="Times New Roman"/>
           <w:b/>
           <w:bCs/>
           <w:sz w:val="24"/>
@@ -793,7 +801,7 @@
       <w:proofErr w:type="spellEnd"/>
       <w:r>
         <w:rPr>
-          <w:rFonts w:ascii="Times New Roman" w:eastAsia="Times New Roman" w:hAnsi="Times New Roman" w:cs="Times New Roman"/>
+          <w:rFonts w:ascii="Times New Roman" w:hAnsi="Times New Roman" w:eastAsia="Times New Roman" w:cs="Times New Roman"/>
           <w:b/>
           <w:bCs/>
           <w:sz w:val="24"/>
@@ -805,7 +813,7 @@
       <w:proofErr w:type="spellStart"/>
       <w:r>
         <w:rPr>
-          <w:rFonts w:ascii="Times New Roman" w:eastAsia="Times New Roman" w:hAnsi="Times New Roman" w:cs="Times New Roman"/>
+          <w:rFonts w:ascii="Times New Roman" w:hAnsi="Times New Roman" w:eastAsia="Times New Roman" w:cs="Times New Roman"/>
           <w:b/>
           <w:bCs/>
           <w:sz w:val="24"/>
@@ -817,7 +825,7 @@
       <w:proofErr w:type="spellEnd"/>
       <w:r>
         <w:rPr>
-          <w:rFonts w:ascii="Times New Roman" w:eastAsia="Times New Roman" w:hAnsi="Times New Roman" w:cs="Times New Roman"/>
+          <w:rFonts w:ascii="Times New Roman" w:hAnsi="Times New Roman" w:eastAsia="Times New Roman" w:cs="Times New Roman"/>
           <w:b/>
           <w:bCs/>
           <w:sz w:val="24"/>
@@ -829,7 +837,7 @@
       <w:proofErr w:type="spellStart"/>
       <w:r>
         <w:rPr>
-          <w:rFonts w:ascii="Times New Roman" w:eastAsia="Times New Roman" w:hAnsi="Times New Roman" w:cs="Times New Roman"/>
+          <w:rFonts w:ascii="Times New Roman" w:hAnsi="Times New Roman" w:eastAsia="Times New Roman" w:cs="Times New Roman"/>
           <w:b/>
           <w:bCs/>
           <w:sz w:val="24"/>
@@ -841,7 +849,7 @@
       <w:proofErr w:type="spellEnd"/>
       <w:r>
         <w:rPr>
-          <w:rFonts w:ascii="Times New Roman" w:eastAsia="Times New Roman" w:hAnsi="Times New Roman" w:cs="Times New Roman"/>
+          <w:rFonts w:ascii="Times New Roman" w:hAnsi="Times New Roman" w:eastAsia="Times New Roman" w:cs="Times New Roman"/>
           <w:sz w:val="24"/>
           <w:szCs w:val="24"/>
           <w:lang w:eastAsia="de-DE"/>
@@ -851,7 +859,7 @@
       <w:proofErr w:type="spellStart"/>
       <w:r>
         <w:rPr>
-          <w:rFonts w:ascii="Times New Roman" w:eastAsia="Times New Roman" w:hAnsi="Times New Roman" w:cs="Times New Roman"/>
+          <w:rFonts w:ascii="Times New Roman" w:hAnsi="Times New Roman" w:eastAsia="Times New Roman" w:cs="Times New Roman"/>
           <w:sz w:val="24"/>
           <w:szCs w:val="24"/>
           <w:lang w:eastAsia="de-DE"/>
@@ -861,7 +869,7 @@
       <w:proofErr w:type="spellEnd"/>
       <w:r>
         <w:rPr>
-          <w:rFonts w:ascii="Times New Roman" w:eastAsia="Times New Roman" w:hAnsi="Times New Roman" w:cs="Times New Roman"/>
+          <w:rFonts w:ascii="Times New Roman" w:hAnsi="Times New Roman" w:eastAsia="Times New Roman" w:cs="Times New Roman"/>
           <w:sz w:val="24"/>
           <w:szCs w:val="24"/>
           <w:lang w:eastAsia="de-DE"/>
@@ -869,7 +877,7 @@
         <w:t xml:space="preserve"> um ±20 % pro Stufe.</w:t>
       </w:r>
     </w:p>
-    <w:p>
+    <w:p xmlns:wp14="http://schemas.microsoft.com/office/word/2010/wordml" wp14:textId="77777777">
       <w:pPr>
         <w:numPr>
           <w:ilvl w:val="0"/>
@@ -877,16 +885,16 @@
         </w:numPr>
         <w:spacing w:before="100" w:beforeAutospacing="1" w:after="100" w:afterAutospacing="1" w:line="240" w:lineRule="auto"/>
         <w:rPr>
-          <w:rFonts w:ascii="Times New Roman" w:eastAsia="Times New Roman" w:hAnsi="Times New Roman" w:cs="Times New Roman"/>
-          <w:sz w:val="24"/>
-          <w:szCs w:val="24"/>
-          <w:lang w:eastAsia="de-DE"/>
-        </w:rPr>
-      </w:pPr>
-      <w:proofErr w:type="spellStart"/>
-      <w:r>
-        <w:rPr>
-          <w:rFonts w:ascii="Times New Roman" w:eastAsia="Times New Roman" w:hAnsi="Times New Roman" w:cs="Times New Roman"/>
+          <w:rFonts w:ascii="Times New Roman" w:hAnsi="Times New Roman" w:eastAsia="Times New Roman" w:cs="Times New Roman"/>
+          <w:sz w:val="24"/>
+          <w:szCs w:val="24"/>
+          <w:lang w:eastAsia="de-DE"/>
+        </w:rPr>
+      </w:pPr>
+      <w:proofErr w:type="spellStart"/>
+      <w:r>
+        <w:rPr>
+          <w:rFonts w:ascii="Times New Roman" w:hAnsi="Times New Roman" w:eastAsia="Times New Roman" w:cs="Times New Roman"/>
           <w:b/>
           <w:bCs/>
           <w:sz w:val="24"/>
@@ -898,7 +906,7 @@
       <w:proofErr w:type="spellEnd"/>
       <w:r>
         <w:rPr>
-          <w:rFonts w:ascii="Times New Roman" w:eastAsia="Times New Roman" w:hAnsi="Times New Roman" w:cs="Times New Roman"/>
+          <w:rFonts w:ascii="Times New Roman" w:hAnsi="Times New Roman" w:eastAsia="Times New Roman" w:cs="Times New Roman"/>
           <w:b/>
           <w:bCs/>
           <w:sz w:val="24"/>
@@ -909,7 +917,7 @@
       </w:r>
       <w:r>
         <w:rPr>
-          <w:rFonts w:ascii="Times New Roman" w:eastAsia="Times New Roman" w:hAnsi="Times New Roman" w:cs="Times New Roman"/>
+          <w:rFonts w:ascii="Times New Roman" w:hAnsi="Times New Roman" w:eastAsia="Times New Roman" w:cs="Times New Roman"/>
           <w:sz w:val="24"/>
           <w:szCs w:val="24"/>
           <w:lang w:eastAsia="de-DE"/>
@@ -917,7 +925,7 @@
         <w:t xml:space="preserve"> – normalisierter Bewegungsvektor.</w:t>
       </w:r>
     </w:p>
-    <w:p>
+    <w:p xmlns:wp14="http://schemas.microsoft.com/office/word/2010/wordml" wp14:textId="77777777">
       <w:pPr>
         <w:numPr>
           <w:ilvl w:val="0"/>
@@ -925,16 +933,16 @@
         </w:numPr>
         <w:spacing w:before="100" w:beforeAutospacing="1" w:after="100" w:afterAutospacing="1" w:line="240" w:lineRule="auto"/>
         <w:rPr>
-          <w:rFonts w:ascii="Times New Roman" w:eastAsia="Times New Roman" w:hAnsi="Times New Roman" w:cs="Times New Roman"/>
-          <w:sz w:val="24"/>
-          <w:szCs w:val="24"/>
-          <w:lang w:eastAsia="de-DE"/>
-        </w:rPr>
-      </w:pPr>
-      <w:proofErr w:type="spellStart"/>
-      <w:r>
-        <w:rPr>
-          <w:rFonts w:ascii="Times New Roman" w:eastAsia="Times New Roman" w:hAnsi="Times New Roman" w:cs="Times New Roman"/>
+          <w:rFonts w:ascii="Times New Roman" w:hAnsi="Times New Roman" w:eastAsia="Times New Roman" w:cs="Times New Roman"/>
+          <w:sz w:val="24"/>
+          <w:szCs w:val="24"/>
+          <w:lang w:eastAsia="de-DE"/>
+        </w:rPr>
+      </w:pPr>
+      <w:proofErr w:type="spellStart"/>
+      <w:r>
+        <w:rPr>
+          <w:rFonts w:ascii="Times New Roman" w:hAnsi="Times New Roman" w:eastAsia="Times New Roman" w:cs="Times New Roman"/>
           <w:i/>
           <w:iCs/>
           <w:sz w:val="24"/>
@@ -946,7 +954,7 @@
       <w:proofErr w:type="spellEnd"/>
       <w:r>
         <w:rPr>
-          <w:rFonts w:ascii="Times New Roman" w:eastAsia="Times New Roman" w:hAnsi="Times New Roman" w:cs="Times New Roman"/>
+          <w:rFonts w:ascii="Times New Roman" w:hAnsi="Times New Roman" w:eastAsia="Times New Roman" w:cs="Times New Roman"/>
           <w:i/>
           <w:iCs/>
           <w:sz w:val="24"/>
@@ -958,7 +966,7 @@
       <w:proofErr w:type="spellStart"/>
       <w:r>
         <w:rPr>
-          <w:rFonts w:ascii="Times New Roman" w:eastAsia="Times New Roman" w:hAnsi="Times New Roman" w:cs="Times New Roman"/>
+          <w:rFonts w:ascii="Times New Roman" w:hAnsi="Times New Roman" w:eastAsia="Times New Roman" w:cs="Times New Roman"/>
           <w:i/>
           <w:iCs/>
           <w:sz w:val="24"/>
@@ -970,7 +978,7 @@
       <w:proofErr w:type="spellEnd"/>
       <w:r>
         <w:rPr>
-          <w:rFonts w:ascii="Times New Roman" w:eastAsia="Times New Roman" w:hAnsi="Times New Roman" w:cs="Times New Roman"/>
+          <w:rFonts w:ascii="Times New Roman" w:hAnsi="Times New Roman" w:eastAsia="Times New Roman" w:cs="Times New Roman"/>
           <w:i/>
           <w:iCs/>
           <w:sz w:val="24"/>
@@ -981,7 +989,7 @@
       </w:r>
       <w:r>
         <w:rPr>
-          <w:rFonts w:ascii="Times New Roman" w:eastAsia="Times New Roman" w:hAnsi="Times New Roman" w:cs="Times New Roman"/>
+          <w:rFonts w:ascii="Times New Roman" w:hAnsi="Times New Roman" w:eastAsia="Times New Roman" w:cs="Times New Roman"/>
           <w:sz w:val="24"/>
           <w:szCs w:val="24"/>
           <w:lang w:eastAsia="de-DE"/>
@@ -989,12 +997,12 @@
         <w:t>)* – Zufallszahlengenerator pro Entity.</w:t>
       </w:r>
     </w:p>
-    <w:p>
+    <w:p xmlns:wp14="http://schemas.microsoft.com/office/word/2010/wordml" wp14:textId="77777777">
       <w:pPr>
         <w:spacing w:before="100" w:beforeAutospacing="1" w:after="100" w:afterAutospacing="1" w:line="240" w:lineRule="auto"/>
         <w:outlineLvl w:val="1"/>
         <w:rPr>
-          <w:rFonts w:ascii="Times New Roman" w:eastAsia="Times New Roman" w:hAnsi="Times New Roman" w:cs="Times New Roman"/>
+          <w:rFonts w:ascii="Times New Roman" w:hAnsi="Times New Roman" w:eastAsia="Times New Roman" w:cs="Times New Roman"/>
           <w:b/>
           <w:bCs/>
           <w:sz w:val="32"/>
@@ -1004,7 +1012,7 @@
       </w:pPr>
       <w:r>
         <w:rPr>
-          <w:rFonts w:ascii="Times New Roman" w:eastAsia="Times New Roman" w:hAnsi="Times New Roman" w:cs="Times New Roman"/>
+          <w:rFonts w:ascii="Times New Roman" w:hAnsi="Times New Roman" w:eastAsia="Times New Roman" w:cs="Times New Roman"/>
           <w:b/>
           <w:bCs/>
           <w:sz w:val="32"/>
@@ -1016,7 +1024,7 @@
       <w:proofErr w:type="spellStart"/>
       <w:r>
         <w:rPr>
-          <w:rFonts w:ascii="Times New Roman" w:eastAsia="Times New Roman" w:hAnsi="Times New Roman" w:cs="Times New Roman"/>
+          <w:rFonts w:ascii="Times New Roman" w:hAnsi="Times New Roman" w:eastAsia="Times New Roman" w:cs="Times New Roman"/>
           <w:b/>
           <w:bCs/>
           <w:sz w:val="32"/>
@@ -1028,7 +1036,7 @@
       <w:proofErr w:type="spellEnd"/>
       <w:r>
         <w:rPr>
-          <w:rFonts w:ascii="Times New Roman" w:eastAsia="Times New Roman" w:hAnsi="Times New Roman" w:cs="Times New Roman"/>
+          <w:rFonts w:ascii="Times New Roman" w:hAnsi="Times New Roman" w:eastAsia="Times New Roman" w:cs="Times New Roman"/>
           <w:b/>
           <w:bCs/>
           <w:sz w:val="32"/>
@@ -1040,7 +1048,7 @@
       <w:proofErr w:type="spellStart"/>
       <w:r>
         <w:rPr>
-          <w:rFonts w:ascii="Times New Roman" w:eastAsia="Times New Roman" w:hAnsi="Times New Roman" w:cs="Times New Roman"/>
+          <w:rFonts w:ascii="Times New Roman" w:hAnsi="Times New Roman" w:eastAsia="Times New Roman" w:cs="Times New Roman"/>
           <w:b/>
           <w:bCs/>
           <w:sz w:val="32"/>
@@ -1052,7 +1060,7 @@
       <w:proofErr w:type="spellEnd"/>
       <w:r>
         <w:rPr>
-          <w:rFonts w:ascii="Times New Roman" w:eastAsia="Times New Roman" w:hAnsi="Times New Roman" w:cs="Times New Roman"/>
+          <w:rFonts w:ascii="Times New Roman" w:hAnsi="Times New Roman" w:eastAsia="Times New Roman" w:cs="Times New Roman"/>
           <w:b/>
           <w:bCs/>
           <w:sz w:val="32"/>
@@ -1064,7 +1072,7 @@
       <w:proofErr w:type="spellStart"/>
       <w:r>
         <w:rPr>
-          <w:rFonts w:ascii="Times New Roman" w:eastAsia="Times New Roman" w:hAnsi="Times New Roman" w:cs="Times New Roman"/>
+          <w:rFonts w:ascii="Times New Roman" w:hAnsi="Times New Roman" w:eastAsia="Times New Roman" w:cs="Times New Roman"/>
           <w:b/>
           <w:bCs/>
           <w:sz w:val="32"/>
@@ -1075,19 +1083,19 @@
       </w:r>
       <w:proofErr w:type="spellEnd"/>
     </w:p>
-    <w:p>
-      <w:pPr>
-        <w:spacing w:before="100" w:beforeAutospacing="1" w:after="100" w:afterAutospacing="1" w:line="240" w:lineRule="auto"/>
-        <w:rPr>
-          <w:rFonts w:ascii="Times New Roman" w:eastAsia="Times New Roman" w:hAnsi="Times New Roman" w:cs="Times New Roman"/>
-          <w:sz w:val="24"/>
-          <w:szCs w:val="24"/>
-          <w:lang w:eastAsia="de-DE"/>
-        </w:rPr>
-      </w:pPr>
-      <w:r>
-        <w:rPr>
-          <w:rFonts w:ascii="Times New Roman" w:eastAsia="Times New Roman" w:hAnsi="Times New Roman" w:cs="Times New Roman"/>
+    <w:p xmlns:wp14="http://schemas.microsoft.com/office/word/2010/wordml" wp14:textId="77777777">
+      <w:pPr>
+        <w:spacing w:before="100" w:beforeAutospacing="1" w:after="100" w:afterAutospacing="1" w:line="240" w:lineRule="auto"/>
+        <w:rPr>
+          <w:rFonts w:ascii="Times New Roman" w:hAnsi="Times New Roman" w:eastAsia="Times New Roman" w:cs="Times New Roman"/>
+          <w:sz w:val="24"/>
+          <w:szCs w:val="24"/>
+          <w:lang w:eastAsia="de-DE"/>
+        </w:rPr>
+      </w:pPr>
+      <w:r>
+        <w:rPr>
+          <w:rFonts w:ascii="Times New Roman" w:hAnsi="Times New Roman" w:eastAsia="Times New Roman" w:cs="Times New Roman"/>
           <w:sz w:val="24"/>
           <w:szCs w:val="24"/>
           <w:lang w:eastAsia="de-DE"/>
@@ -1097,7 +1105,7 @@
       <w:proofErr w:type="spellStart"/>
       <w:r>
         <w:rPr>
-          <w:rFonts w:ascii="Times New Roman" w:eastAsia="Times New Roman" w:hAnsi="Times New Roman" w:cs="Times New Roman"/>
+          <w:rFonts w:ascii="Times New Roman" w:hAnsi="Times New Roman" w:eastAsia="Times New Roman" w:cs="Times New Roman"/>
           <w:b/>
           <w:bCs/>
           <w:sz w:val="24"/>
@@ -1109,7 +1117,7 @@
       <w:proofErr w:type="spellEnd"/>
       <w:r>
         <w:rPr>
-          <w:rFonts w:ascii="Times New Roman" w:eastAsia="Times New Roman" w:hAnsi="Times New Roman" w:cs="Times New Roman"/>
+          <w:rFonts w:ascii="Times New Roman" w:hAnsi="Times New Roman" w:eastAsia="Times New Roman" w:cs="Times New Roman"/>
           <w:b/>
           <w:bCs/>
           <w:sz w:val="24"/>
@@ -1121,7 +1129,7 @@
       <w:proofErr w:type="spellStart"/>
       <w:r>
         <w:rPr>
-          <w:rFonts w:ascii="Times New Roman" w:eastAsia="Times New Roman" w:hAnsi="Times New Roman" w:cs="Times New Roman"/>
+          <w:rFonts w:ascii="Times New Roman" w:hAnsi="Times New Roman" w:eastAsia="Times New Roman" w:cs="Times New Roman"/>
           <w:b/>
           <w:bCs/>
           <w:sz w:val="24"/>
@@ -1133,7 +1141,7 @@
       <w:proofErr w:type="spellEnd"/>
       <w:r>
         <w:rPr>
-          <w:rFonts w:ascii="Times New Roman" w:eastAsia="Times New Roman" w:hAnsi="Times New Roman" w:cs="Times New Roman"/>
+          <w:rFonts w:ascii="Times New Roman" w:hAnsi="Times New Roman" w:eastAsia="Times New Roman" w:cs="Times New Roman"/>
           <w:b/>
           <w:bCs/>
           <w:sz w:val="24"/>
@@ -1145,7 +1153,7 @@
       <w:proofErr w:type="spellStart"/>
       <w:r>
         <w:rPr>
-          <w:rFonts w:ascii="Times New Roman" w:eastAsia="Times New Roman" w:hAnsi="Times New Roman" w:cs="Times New Roman"/>
+          <w:rFonts w:ascii="Times New Roman" w:hAnsi="Times New Roman" w:eastAsia="Times New Roman" w:cs="Times New Roman"/>
           <w:b/>
           <w:bCs/>
           <w:sz w:val="24"/>
@@ -1157,7 +1165,7 @@
       <w:proofErr w:type="spellEnd"/>
       <w:r>
         <w:rPr>
-          <w:rFonts w:ascii="Times New Roman" w:eastAsia="Times New Roman" w:hAnsi="Times New Roman" w:cs="Times New Roman"/>
+          <w:rFonts w:ascii="Times New Roman" w:hAnsi="Times New Roman" w:eastAsia="Times New Roman" w:cs="Times New Roman"/>
           <w:sz w:val="24"/>
           <w:szCs w:val="24"/>
           <w:lang w:eastAsia="de-DE"/>
@@ -1165,7 +1173,7 @@
         <w:t>:</w:t>
       </w:r>
     </w:p>
-    <w:p>
+    <w:p xmlns:wp14="http://schemas.microsoft.com/office/word/2010/wordml" wp14:textId="77777777">
       <w:pPr>
         <w:numPr>
           <w:ilvl w:val="0"/>
@@ -1173,15 +1181,15 @@
         </w:numPr>
         <w:spacing w:before="100" w:beforeAutospacing="1" w:after="100" w:afterAutospacing="1" w:line="240" w:lineRule="auto"/>
         <w:rPr>
-          <w:rFonts w:ascii="Times New Roman" w:eastAsia="Times New Roman" w:hAnsi="Times New Roman" w:cs="Times New Roman"/>
-          <w:sz w:val="24"/>
-          <w:szCs w:val="24"/>
-          <w:lang w:eastAsia="de-DE"/>
-        </w:rPr>
-      </w:pPr>
-      <w:r>
-        <w:rPr>
-          <w:rFonts w:ascii="Times New Roman" w:eastAsia="Times New Roman" w:hAnsi="Times New Roman" w:cs="Times New Roman"/>
+          <w:rFonts w:ascii="Times New Roman" w:hAnsi="Times New Roman" w:eastAsia="Times New Roman" w:cs="Times New Roman"/>
+          <w:sz w:val="24"/>
+          <w:szCs w:val="24"/>
+          <w:lang w:eastAsia="de-DE"/>
+        </w:rPr>
+      </w:pPr>
+      <w:r>
+        <w:rPr>
+          <w:rFonts w:ascii="Times New Roman" w:hAnsi="Times New Roman" w:eastAsia="Times New Roman" w:cs="Times New Roman"/>
           <w:sz w:val="24"/>
           <w:szCs w:val="24"/>
           <w:lang w:eastAsia="de-DE"/>
@@ -1191,7 +1199,7 @@
       <w:proofErr w:type="spellStart"/>
       <w:r>
         <w:rPr>
-          <w:rFonts w:ascii="Times New Roman" w:eastAsia="Times New Roman" w:hAnsi="Times New Roman" w:cs="Times New Roman"/>
+          <w:rFonts w:ascii="Times New Roman" w:hAnsi="Times New Roman" w:eastAsia="Times New Roman" w:cs="Times New Roman"/>
           <w:b/>
           <w:bCs/>
           <w:sz w:val="24"/>
@@ -1203,7 +1211,7 @@
       <w:proofErr w:type="spellEnd"/>
       <w:r>
         <w:rPr>
-          <w:rFonts w:ascii="Times New Roman" w:eastAsia="Times New Roman" w:hAnsi="Times New Roman" w:cs="Times New Roman"/>
+          <w:rFonts w:ascii="Times New Roman" w:hAnsi="Times New Roman" w:eastAsia="Times New Roman" w:cs="Times New Roman"/>
           <w:sz w:val="24"/>
           <w:szCs w:val="24"/>
           <w:lang w:eastAsia="de-DE"/>
@@ -1211,7 +1219,7 @@
         <w:t xml:space="preserve"> (löscht RNG)</w:t>
       </w:r>
     </w:p>
-    <w:p>
+    <w:p xmlns:wp14="http://schemas.microsoft.com/office/word/2010/wordml" wp14:textId="77777777">
       <w:pPr>
         <w:numPr>
           <w:ilvl w:val="0"/>
@@ -1219,16 +1227,16 @@
         </w:numPr>
         <w:spacing w:before="100" w:beforeAutospacing="1" w:after="100" w:afterAutospacing="1" w:line="240" w:lineRule="auto"/>
         <w:rPr>
-          <w:rFonts w:ascii="Times New Roman" w:eastAsia="Times New Roman" w:hAnsi="Times New Roman" w:cs="Times New Roman"/>
-          <w:sz w:val="24"/>
-          <w:szCs w:val="24"/>
-          <w:lang w:eastAsia="de-DE"/>
-        </w:rPr>
-      </w:pPr>
-      <w:proofErr w:type="spellStart"/>
-      <w:r>
-        <w:rPr>
-          <w:rFonts w:ascii="Times New Roman" w:eastAsia="Times New Roman" w:hAnsi="Times New Roman" w:cs="Times New Roman"/>
+          <w:rFonts w:ascii="Times New Roman" w:hAnsi="Times New Roman" w:eastAsia="Times New Roman" w:cs="Times New Roman"/>
+          <w:sz w:val="24"/>
+          <w:szCs w:val="24"/>
+          <w:lang w:eastAsia="de-DE"/>
+        </w:rPr>
+      </w:pPr>
+      <w:proofErr w:type="spellStart"/>
+      <w:r>
+        <w:rPr>
+          <w:rFonts w:ascii="Times New Roman" w:hAnsi="Times New Roman" w:eastAsia="Times New Roman" w:cs="Times New Roman"/>
           <w:b/>
           <w:bCs/>
           <w:sz w:val="24"/>
@@ -1240,7 +1248,7 @@
       <w:proofErr w:type="spellEnd"/>
       <w:r>
         <w:rPr>
-          <w:rFonts w:ascii="Times New Roman" w:eastAsia="Times New Roman" w:hAnsi="Times New Roman" w:cs="Times New Roman"/>
+          <w:rFonts w:ascii="Times New Roman" w:hAnsi="Times New Roman" w:eastAsia="Times New Roman" w:cs="Times New Roman"/>
           <w:b/>
           <w:bCs/>
           <w:sz w:val="24"/>
@@ -1252,7 +1260,7 @@
       <w:proofErr w:type="spellStart"/>
       <w:r>
         <w:rPr>
-          <w:rFonts w:ascii="Times New Roman" w:eastAsia="Times New Roman" w:hAnsi="Times New Roman" w:cs="Times New Roman"/>
+          <w:rFonts w:ascii="Times New Roman" w:hAnsi="Times New Roman" w:eastAsia="Times New Roman" w:cs="Times New Roman"/>
           <w:b/>
           <w:bCs/>
           <w:sz w:val="24"/>
@@ -1263,7 +1271,7 @@
       </w:r>
       <w:proofErr w:type="spellEnd"/>
     </w:p>
-    <w:p>
+    <w:p xmlns:wp14="http://schemas.microsoft.com/office/word/2010/wordml" wp14:textId="77777777">
       <w:pPr>
         <w:numPr>
           <w:ilvl w:val="0"/>
@@ -1271,16 +1279,16 @@
         </w:numPr>
         <w:spacing w:before="100" w:beforeAutospacing="1" w:after="100" w:afterAutospacing="1" w:line="240" w:lineRule="auto"/>
         <w:rPr>
-          <w:rFonts w:ascii="Times New Roman" w:eastAsia="Times New Roman" w:hAnsi="Times New Roman" w:cs="Times New Roman"/>
-          <w:sz w:val="24"/>
-          <w:szCs w:val="24"/>
-          <w:lang w:eastAsia="de-DE"/>
-        </w:rPr>
-      </w:pPr>
-      <w:proofErr w:type="spellStart"/>
-      <w:r>
-        <w:rPr>
-          <w:rFonts w:ascii="Times New Roman" w:eastAsia="Times New Roman" w:hAnsi="Times New Roman" w:cs="Times New Roman"/>
+          <w:rFonts w:ascii="Times New Roman" w:hAnsi="Times New Roman" w:eastAsia="Times New Roman" w:cs="Times New Roman"/>
+          <w:sz w:val="24"/>
+          <w:szCs w:val="24"/>
+          <w:lang w:eastAsia="de-DE"/>
+        </w:rPr>
+      </w:pPr>
+      <w:proofErr w:type="spellStart"/>
+      <w:r>
+        <w:rPr>
+          <w:rFonts w:ascii="Times New Roman" w:hAnsi="Times New Roman" w:eastAsia="Times New Roman" w:cs="Times New Roman"/>
           <w:b/>
           <w:bCs/>
           <w:sz w:val="24"/>
@@ -1292,7 +1300,7 @@
       <w:proofErr w:type="spellEnd"/>
       <w:r>
         <w:rPr>
-          <w:rFonts w:ascii="Times New Roman" w:eastAsia="Times New Roman" w:hAnsi="Times New Roman" w:cs="Times New Roman"/>
+          <w:rFonts w:ascii="Times New Roman" w:hAnsi="Times New Roman" w:eastAsia="Times New Roman" w:cs="Times New Roman"/>
           <w:b/>
           <w:bCs/>
           <w:sz w:val="24"/>
@@ -1304,7 +1312,7 @@
       <w:proofErr w:type="spellStart"/>
       <w:r>
         <w:rPr>
-          <w:rFonts w:ascii="Times New Roman" w:eastAsia="Times New Roman" w:hAnsi="Times New Roman" w:cs="Times New Roman"/>
+          <w:rFonts w:ascii="Times New Roman" w:hAnsi="Times New Roman" w:eastAsia="Times New Roman" w:cs="Times New Roman"/>
           <w:b/>
           <w:bCs/>
           <w:sz w:val="24"/>
@@ -1316,7 +1324,7 @@
       <w:proofErr w:type="spellEnd"/>
       <w:r>
         <w:rPr>
-          <w:rFonts w:ascii="Times New Roman" w:eastAsia="Times New Roman" w:hAnsi="Times New Roman" w:cs="Times New Roman"/>
+          <w:rFonts w:ascii="Times New Roman" w:hAnsi="Times New Roman" w:eastAsia="Times New Roman" w:cs="Times New Roman"/>
           <w:b/>
           <w:bCs/>
           <w:sz w:val="24"/>
@@ -1326,7 +1334,7 @@
         <w:t xml:space="preserve"> Operator</w:t>
       </w:r>
     </w:p>
-    <w:p>
+    <w:p xmlns:wp14="http://schemas.microsoft.com/office/word/2010/wordml" wp14:textId="77777777">
       <w:pPr>
         <w:numPr>
           <w:ilvl w:val="0"/>
@@ -1334,15 +1342,15 @@
         </w:numPr>
         <w:spacing w:before="100" w:beforeAutospacing="1" w:after="100" w:afterAutospacing="1" w:line="240" w:lineRule="auto"/>
         <w:rPr>
-          <w:rFonts w:ascii="Times New Roman" w:eastAsia="Times New Roman" w:hAnsi="Times New Roman" w:cs="Times New Roman"/>
-          <w:sz w:val="24"/>
-          <w:szCs w:val="24"/>
-          <w:lang w:eastAsia="de-DE"/>
-        </w:rPr>
-      </w:pPr>
-      <w:r>
-        <w:rPr>
-          <w:rFonts w:ascii="Times New Roman" w:eastAsia="Times New Roman" w:hAnsi="Times New Roman" w:cs="Times New Roman"/>
+          <w:rFonts w:ascii="Times New Roman" w:hAnsi="Times New Roman" w:eastAsia="Times New Roman" w:cs="Times New Roman"/>
+          <w:sz w:val="24"/>
+          <w:szCs w:val="24"/>
+          <w:lang w:eastAsia="de-DE"/>
+        </w:rPr>
+      </w:pPr>
+      <w:r>
+        <w:rPr>
+          <w:rFonts w:ascii="Times New Roman" w:hAnsi="Times New Roman" w:eastAsia="Times New Roman" w:cs="Times New Roman"/>
           <w:b/>
           <w:bCs/>
           <w:sz w:val="24"/>
@@ -1354,7 +1362,7 @@
       <w:proofErr w:type="spellStart"/>
       <w:r>
         <w:rPr>
-          <w:rFonts w:ascii="Times New Roman" w:eastAsia="Times New Roman" w:hAnsi="Times New Roman" w:cs="Times New Roman"/>
+          <w:rFonts w:ascii="Times New Roman" w:hAnsi="Times New Roman" w:eastAsia="Times New Roman" w:cs="Times New Roman"/>
           <w:b/>
           <w:bCs/>
           <w:sz w:val="24"/>
@@ -1365,7 +1373,7 @@
       </w:r>
       <w:proofErr w:type="spellEnd"/>
     </w:p>
-    <w:p>
+    <w:p xmlns:wp14="http://schemas.microsoft.com/office/word/2010/wordml" wp14:textId="77777777">
       <w:pPr>
         <w:numPr>
           <w:ilvl w:val="0"/>
@@ -1373,15 +1381,15 @@
         </w:numPr>
         <w:spacing w:before="100" w:beforeAutospacing="1" w:after="100" w:afterAutospacing="1" w:line="240" w:lineRule="auto"/>
         <w:rPr>
-          <w:rFonts w:ascii="Times New Roman" w:eastAsia="Times New Roman" w:hAnsi="Times New Roman" w:cs="Times New Roman"/>
-          <w:sz w:val="24"/>
-          <w:szCs w:val="24"/>
-          <w:lang w:eastAsia="de-DE"/>
-        </w:rPr>
-      </w:pPr>
-      <w:r>
-        <w:rPr>
-          <w:rFonts w:ascii="Times New Roman" w:eastAsia="Times New Roman" w:hAnsi="Times New Roman" w:cs="Times New Roman"/>
+          <w:rFonts w:ascii="Times New Roman" w:hAnsi="Times New Roman" w:eastAsia="Times New Roman" w:cs="Times New Roman"/>
+          <w:sz w:val="24"/>
+          <w:szCs w:val="24"/>
+          <w:lang w:eastAsia="de-DE"/>
+        </w:rPr>
+      </w:pPr>
+      <w:r>
+        <w:rPr>
+          <w:rFonts w:ascii="Times New Roman" w:hAnsi="Times New Roman" w:eastAsia="Times New Roman" w:cs="Times New Roman"/>
           <w:b/>
           <w:bCs/>
           <w:sz w:val="24"/>
@@ -1393,7 +1401,7 @@
       <w:proofErr w:type="spellStart"/>
       <w:r>
         <w:rPr>
-          <w:rFonts w:ascii="Times New Roman" w:eastAsia="Times New Roman" w:hAnsi="Times New Roman" w:cs="Times New Roman"/>
+          <w:rFonts w:ascii="Times New Roman" w:hAnsi="Times New Roman" w:eastAsia="Times New Roman" w:cs="Times New Roman"/>
           <w:b/>
           <w:bCs/>
           <w:sz w:val="24"/>
@@ -1405,7 +1413,7 @@
       <w:proofErr w:type="spellEnd"/>
       <w:r>
         <w:rPr>
-          <w:rFonts w:ascii="Times New Roman" w:eastAsia="Times New Roman" w:hAnsi="Times New Roman" w:cs="Times New Roman"/>
+          <w:rFonts w:ascii="Times New Roman" w:hAnsi="Times New Roman" w:eastAsia="Times New Roman" w:cs="Times New Roman"/>
           <w:b/>
           <w:bCs/>
           <w:sz w:val="24"/>
@@ -1415,19 +1423,19 @@
         <w:t xml:space="preserve"> Operator</w:t>
       </w:r>
     </w:p>
-    <w:p>
-      <w:pPr>
-        <w:spacing w:before="100" w:beforeAutospacing="1" w:after="100" w:afterAutospacing="1" w:line="240" w:lineRule="auto"/>
-        <w:rPr>
-          <w:rFonts w:ascii="Times New Roman" w:eastAsia="Times New Roman" w:hAnsi="Times New Roman" w:cs="Times New Roman"/>
-          <w:sz w:val="24"/>
-          <w:szCs w:val="24"/>
-          <w:lang w:eastAsia="de-DE"/>
-        </w:rPr>
-      </w:pPr>
-      <w:r>
-        <w:rPr>
-          <w:rFonts w:ascii="Times New Roman" w:eastAsia="Times New Roman" w:hAnsi="Times New Roman" w:cs="Times New Roman"/>
+    <w:p xmlns:wp14="http://schemas.microsoft.com/office/word/2010/wordml" wp14:textId="77777777">
+      <w:pPr>
+        <w:spacing w:before="100" w:beforeAutospacing="1" w:after="100" w:afterAutospacing="1" w:line="240" w:lineRule="auto"/>
+        <w:rPr>
+          <w:rFonts w:ascii="Times New Roman" w:hAnsi="Times New Roman" w:eastAsia="Times New Roman" w:cs="Times New Roman"/>
+          <w:sz w:val="24"/>
+          <w:szCs w:val="24"/>
+          <w:lang w:eastAsia="de-DE"/>
+        </w:rPr>
+      </w:pPr>
+      <w:r>
+        <w:rPr>
+          <w:rFonts w:ascii="Times New Roman" w:hAnsi="Times New Roman" w:eastAsia="Times New Roman" w:cs="Times New Roman"/>
           <w:sz w:val="24"/>
           <w:szCs w:val="24"/>
           <w:lang w:eastAsia="de-DE"/>
@@ -1436,21 +1444,29 @@
       </w:r>
       <w:r>
         <w:rPr>
-          <w:rFonts w:ascii="Times New Roman" w:eastAsia="Times New Roman" w:hAnsi="Times New Roman" w:cs="Times New Roman"/>
+          <w:rFonts w:ascii="Times New Roman" w:hAnsi="Times New Roman" w:eastAsia="Times New Roman" w:cs="Times New Roman"/>
           <w:sz w:val="24"/>
           <w:szCs w:val="24"/>
           <w:lang w:eastAsia="de-DE"/>
         </w:rPr>
         <w:noBreakHyphen/>
+      </w:r>
+      <w:r>
+        <w:rPr>
+          <w:rFonts w:ascii="Times New Roman" w:hAnsi="Times New Roman" w:eastAsia="Times New Roman" w:cs="Times New Roman"/>
+          <w:sz w:val="24"/>
+          <w:szCs w:val="24"/>
+          <w:lang w:eastAsia="de-DE"/>
+        </w:rPr>
         <w:t>Objekte können sicher kopiert oder verschoben werden.</w:t>
       </w:r>
     </w:p>
-    <w:p>
+    <w:p xmlns:wp14="http://schemas.microsoft.com/office/word/2010/wordml" wp14:textId="77777777">
       <w:pPr>
         <w:spacing w:before="100" w:beforeAutospacing="1" w:after="100" w:afterAutospacing="1" w:line="240" w:lineRule="auto"/>
         <w:outlineLvl w:val="1"/>
         <w:rPr>
-          <w:rFonts w:ascii="Times New Roman" w:eastAsia="Times New Roman" w:hAnsi="Times New Roman" w:cs="Times New Roman"/>
+          <w:rFonts w:ascii="Times New Roman" w:hAnsi="Times New Roman" w:eastAsia="Times New Roman" w:cs="Times New Roman"/>
           <w:b/>
           <w:bCs/>
           <w:sz w:val="36"/>
@@ -1460,7 +1476,7 @@
       </w:pPr>
       <w:r>
         <w:rPr>
-          <w:rFonts w:ascii="Times New Roman" w:eastAsia="Times New Roman" w:hAnsi="Times New Roman" w:cs="Times New Roman"/>
+          <w:rFonts w:ascii="Times New Roman" w:hAnsi="Times New Roman" w:eastAsia="Times New Roman" w:cs="Times New Roman"/>
           <w:b/>
           <w:bCs/>
           <w:sz w:val="32"/>
@@ -1472,7 +1488,7 @@
       <w:proofErr w:type="spellStart"/>
       <w:r>
         <w:rPr>
-          <w:rFonts w:ascii="Times New Roman" w:eastAsia="Times New Roman" w:hAnsi="Times New Roman" w:cs="Times New Roman"/>
+          <w:rFonts w:ascii="Times New Roman" w:hAnsi="Times New Roman" w:eastAsia="Times New Roman" w:cs="Times New Roman"/>
           <w:b/>
           <w:bCs/>
           <w:sz w:val="32"/>
@@ -1484,7 +1500,7 @@
       <w:proofErr w:type="spellEnd"/>
       <w:r>
         <w:rPr>
-          <w:rFonts w:ascii="Times New Roman" w:eastAsia="Times New Roman" w:hAnsi="Times New Roman" w:cs="Times New Roman"/>
+          <w:rFonts w:ascii="Times New Roman" w:hAnsi="Times New Roman" w:eastAsia="Times New Roman" w:cs="Times New Roman"/>
           <w:b/>
           <w:bCs/>
           <w:sz w:val="32"/>
@@ -1494,189 +1510,255 @@
         <w:t xml:space="preserve"> Box</w:t>
       </w:r>
     </w:p>
-    <w:p>
-      <w:pPr>
-        <w:spacing w:before="100" w:beforeAutospacing="1" w:after="100" w:afterAutospacing="1" w:line="240" w:lineRule="auto"/>
+    <w:p xmlns:wp14="http://schemas.microsoft.com/office/word/2010/wordml" wp14:textId="3D5C9784">
+      <w:pPr>
+        <w:spacing w:before="100" w:beforeAutospacing="on" w:after="100" w:afterAutospacing="on" w:line="240" w:lineRule="auto"/>
         <w:outlineLvl w:val="2"/>
         <w:rPr>
-          <w:rFonts w:ascii="Times New Roman" w:eastAsia="Times New Roman" w:hAnsi="Times New Roman" w:cs="Times New Roman"/>
-          <w:b/>
-          <w:bCs/>
+          <w:rFonts w:ascii="Times New Roman" w:hAnsi="Times New Roman" w:eastAsia="Times New Roman" w:cs="Times New Roman"/>
+          <w:b w:val="1"/>
+          <w:bCs w:val="1"/>
           <w:sz w:val="27"/>
           <w:szCs w:val="27"/>
           <w:lang w:eastAsia="de-DE"/>
         </w:rPr>
       </w:pPr>
-      <w:proofErr w:type="spellStart"/>
-      <w:r>
-        <w:rPr>
-          <w:rFonts w:ascii="Times New Roman" w:eastAsia="Times New Roman" w:hAnsi="Times New Roman" w:cs="Times New Roman"/>
-          <w:b/>
-          <w:bCs/>
+      <w:r>
+        <w:rPr>
+          <w:rFonts w:ascii="Times New Roman" w:hAnsi="Times New Roman" w:eastAsia="Times New Roman" w:cs="Times New Roman"/>
+          <w:b w:val="1"/>
+          <w:bCs w:val="1"/>
           <w:sz w:val="27"/>
           <w:szCs w:val="27"/>
           <w:lang w:eastAsia="de-DE"/>
         </w:rPr>
         <w:t>updateBoundingBox</w:t>
       </w:r>
-      <w:proofErr w:type="spellEnd"/>
-      <w:r>
-        <w:rPr>
-          <w:rFonts w:ascii="Times New Roman" w:eastAsia="Times New Roman" w:hAnsi="Times New Roman" w:cs="Times New Roman"/>
-          <w:b/>
-          <w:bCs/>
+      <w:r>
+        <w:rPr>
+          <w:rFonts w:ascii="Times New Roman" w:hAnsi="Times New Roman" w:eastAsia="Times New Roman" w:cs="Times New Roman"/>
+          <w:b w:val="1"/>
+          <w:bCs w:val="1"/>
           <w:sz w:val="27"/>
           <w:szCs w:val="27"/>
           <w:lang w:eastAsia="de-DE"/>
         </w:rPr>
-        <w:t>()</w:t>
-      </w:r>
-    </w:p>
-    <w:p>
-      <w:pPr>
-        <w:spacing w:before="100" w:beforeAutospacing="1" w:after="100" w:afterAutospacing="1" w:line="240" w:lineRule="auto"/>
-        <w:rPr>
-          <w:rFonts w:ascii="Times New Roman" w:eastAsia="Times New Roman" w:hAnsi="Times New Roman" w:cs="Times New Roman"/>
-          <w:sz w:val="24"/>
-          <w:szCs w:val="24"/>
-          <w:lang w:eastAsia="de-DE"/>
-        </w:rPr>
-      </w:pPr>
-      <w:r>
-        <w:rPr>
-          <w:rFonts w:ascii="Times New Roman" w:eastAsia="Times New Roman" w:hAnsi="Times New Roman" w:cs="Times New Roman"/>
+        <w:t>(</w:t>
+      </w:r>
+      <w:r>
+        <w:rPr>
+          <w:rFonts w:ascii="Times New Roman" w:hAnsi="Times New Roman" w:eastAsia="Times New Roman" w:cs="Times New Roman"/>
+          <w:b w:val="1"/>
+          <w:bCs w:val="1"/>
+          <w:sz w:val="27"/>
+          <w:szCs w:val="27"/>
+          <w:lang w:eastAsia="de-DE"/>
+        </w:rPr>
+        <w:t>Vec2d difference</w:t>
+      </w:r>
+      <w:r>
+        <w:rPr>
+          <w:rFonts w:ascii="Times New Roman" w:hAnsi="Times New Roman" w:eastAsia="Times New Roman" w:cs="Times New Roman"/>
+          <w:b w:val="1"/>
+          <w:bCs w:val="1"/>
+          <w:sz w:val="27"/>
+          <w:szCs w:val="27"/>
+          <w:lang w:eastAsia="de-DE"/>
+        </w:rPr>
+        <w:t>)</w:t>
+      </w:r>
+    </w:p>
+    <w:p xmlns:wp14="http://schemas.microsoft.com/office/word/2010/wordml" wp14:textId="03A81E27">
+      <w:pPr>
+        <w:spacing w:before="100" w:beforeAutospacing="on" w:after="100" w:afterAutospacing="on" w:line="240" w:lineRule="auto"/>
+        <w:rPr>
+          <w:rFonts w:ascii="Times New Roman" w:hAnsi="Times New Roman" w:eastAsia="Times New Roman" w:cs="Times New Roman"/>
+          <w:sz w:val="24"/>
+          <w:szCs w:val="24"/>
+          <w:lang w:eastAsia="de-DE"/>
+        </w:rPr>
+      </w:pPr>
+      <w:r>
+        <w:rPr>
+          <w:rFonts w:ascii="Times New Roman" w:hAnsi="Times New Roman" w:eastAsia="Times New Roman" w:cs="Times New Roman"/>
           <w:sz w:val="24"/>
           <w:szCs w:val="24"/>
           <w:lang w:eastAsia="de-DE"/>
         </w:rPr>
         <w:t xml:space="preserve">Berechnet die </w:t>
       </w:r>
-      <w:proofErr w:type="spellStart"/>
-      <w:r>
-        <w:rPr>
-          <w:rFonts w:ascii="Times New Roman" w:eastAsia="Times New Roman" w:hAnsi="Times New Roman" w:cs="Times New Roman"/>
+      <w:r>
+        <w:rPr>
+          <w:rFonts w:ascii="Times New Roman" w:hAnsi="Times New Roman" w:eastAsia="Times New Roman" w:cs="Times New Roman"/>
           <w:sz w:val="24"/>
           <w:szCs w:val="24"/>
           <w:lang w:eastAsia="de-DE"/>
         </w:rPr>
         <w:t>Bounding</w:t>
       </w:r>
-      <w:proofErr w:type="spellEnd"/>
-      <w:r>
-        <w:rPr>
-          <w:rFonts w:ascii="Times New Roman" w:eastAsia="Times New Roman" w:hAnsi="Times New Roman" w:cs="Times New Roman"/>
-          <w:sz w:val="24"/>
-          <w:szCs w:val="24"/>
-          <w:lang w:eastAsia="de-DE"/>
-        </w:rPr>
-        <w:t xml:space="preserve"> Box neu basierend auf der Position. Da die Entity 5×5 groß ist, gilt:</w:t>
-      </w:r>
-    </w:p>
-    <w:p>
+      <w:r>
+        <w:rPr>
+          <w:rFonts w:ascii="Times New Roman" w:hAnsi="Times New Roman" w:eastAsia="Times New Roman" w:cs="Times New Roman"/>
+          <w:sz w:val="24"/>
+          <w:szCs w:val="24"/>
+          <w:lang w:eastAsia="de-DE"/>
+        </w:rPr>
+        <w:t xml:space="preserve"> Box neu basierend auf d</w:t>
+      </w:r>
+      <w:r>
+        <w:rPr>
+          <w:rFonts w:ascii="Times New Roman" w:hAnsi="Times New Roman" w:eastAsia="Times New Roman" w:cs="Times New Roman"/>
+          <w:sz w:val="24"/>
+          <w:szCs w:val="24"/>
+          <w:lang w:eastAsia="de-DE"/>
+        </w:rPr>
+        <w:t xml:space="preserve">ie Differenz, wie viel </w:t>
+      </w:r>
+      <w:r>
+        <w:rPr>
+          <w:rFonts w:ascii="Times New Roman" w:hAnsi="Times New Roman" w:eastAsia="Times New Roman" w:cs="Times New Roman"/>
+          <w:sz w:val="24"/>
+          <w:szCs w:val="24"/>
+          <w:lang w:eastAsia="de-DE"/>
+        </w:rPr>
+        <w:t>die Entity</w:t>
+      </w:r>
+      <w:r>
+        <w:rPr>
+          <w:rFonts w:ascii="Times New Roman" w:hAnsi="Times New Roman" w:eastAsia="Times New Roman" w:cs="Times New Roman"/>
+          <w:sz w:val="24"/>
+          <w:szCs w:val="24"/>
+          <w:lang w:eastAsia="de-DE"/>
+        </w:rPr>
+        <w:t xml:space="preserve"> bewegt hat</w:t>
+      </w:r>
+      <w:r>
+        <w:rPr>
+          <w:rFonts w:ascii="Times New Roman" w:hAnsi="Times New Roman" w:eastAsia="Times New Roman" w:cs="Times New Roman"/>
+          <w:sz w:val="24"/>
+          <w:szCs w:val="24"/>
+          <w:lang w:eastAsia="de-DE"/>
+        </w:rPr>
+        <w:t>:</w:t>
+      </w:r>
+    </w:p>
+    <w:p xmlns:wp14="http://schemas.microsoft.com/office/word/2010/wordml" wp14:textId="558D5C68">
       <w:pPr>
         <w:numPr>
           <w:ilvl w:val="0"/>
           <w:numId w:val="4"/>
         </w:numPr>
-        <w:spacing w:before="100" w:beforeAutospacing="1" w:after="100" w:afterAutospacing="1" w:line="240" w:lineRule="auto"/>
-        <w:rPr>
-          <w:rFonts w:ascii="Times New Roman" w:eastAsia="Times New Roman" w:hAnsi="Times New Roman" w:cs="Times New Roman"/>
-          <w:sz w:val="24"/>
-          <w:szCs w:val="24"/>
-          <w:lang w:eastAsia="de-DE"/>
-        </w:rPr>
-      </w:pPr>
-      <w:r>
-        <w:rPr>
-          <w:rFonts w:ascii="Courier New" w:eastAsia="Times New Roman" w:hAnsi="Courier New" w:cs="Courier New"/>
+        <w:spacing w:before="100" w:beforeAutospacing="on" w:after="100" w:afterAutospacing="on" w:line="240" w:lineRule="auto"/>
+        <w:rPr>
+          <w:rFonts w:ascii="Courier New" w:hAnsi="Courier New" w:eastAsia="Times New Roman" w:cs="Courier New"/>
           <w:sz w:val="20"/>
           <w:szCs w:val="20"/>
           <w:lang w:eastAsia="de-DE"/>
         </w:rPr>
-        <w:t xml:space="preserve">min = </w:t>
-      </w:r>
-      <w:proofErr w:type="spellStart"/>
-      <w:r>
-        <w:rPr>
-          <w:rFonts w:ascii="Courier New" w:eastAsia="Times New Roman" w:hAnsi="Courier New" w:cs="Courier New"/>
+      </w:pPr>
+      <w:r>
+        <w:rPr>
+          <w:rFonts w:ascii="Courier New" w:hAnsi="Courier New" w:eastAsia="Times New Roman" w:cs="Courier New"/>
           <w:sz w:val="20"/>
           <w:szCs w:val="20"/>
           <w:lang w:eastAsia="de-DE"/>
         </w:rPr>
-        <w:t>position</w:t>
-      </w:r>
-      <w:proofErr w:type="spellEnd"/>
-      <w:r>
-        <w:rPr>
-          <w:rFonts w:ascii="Courier New" w:eastAsia="Times New Roman" w:hAnsi="Courier New" w:cs="Courier New"/>
+        <w:t xml:space="preserve">min </w:t>
+      </w:r>
+      <w:r>
+        <w:rPr>
+          <w:rFonts w:ascii="Courier New" w:hAnsi="Courier New" w:eastAsia="Times New Roman" w:cs="Courier New"/>
           <w:sz w:val="20"/>
           <w:szCs w:val="20"/>
           <w:lang w:eastAsia="de-DE"/>
         </w:rPr>
-        <w:t xml:space="preserve"> - (2,2)</w:t>
-      </w:r>
-    </w:p>
-    <w:p>
+        <w:t>+</w:t>
+      </w:r>
+      <w:r>
+        <w:rPr>
+          <w:rFonts w:ascii="Courier New" w:hAnsi="Courier New" w:eastAsia="Times New Roman" w:cs="Courier New"/>
+          <w:sz w:val="20"/>
+          <w:szCs w:val="20"/>
+          <w:lang w:eastAsia="de-DE"/>
+        </w:rPr>
+        <w:t xml:space="preserve">= </w:t>
+      </w:r>
+      <w:r>
+        <w:rPr>
+          <w:rFonts w:ascii="Courier New" w:hAnsi="Courier New" w:eastAsia="Times New Roman" w:cs="Courier New"/>
+          <w:sz w:val="20"/>
+          <w:szCs w:val="20"/>
+          <w:lang w:eastAsia="de-DE"/>
+        </w:rPr>
+        <w:t>difference</w:t>
+      </w:r>
+    </w:p>
+    <w:p xmlns:wp14="http://schemas.microsoft.com/office/word/2010/wordml" wp14:textId="73364C16">
       <w:pPr>
         <w:numPr>
           <w:ilvl w:val="0"/>
           <w:numId w:val="4"/>
         </w:numPr>
-        <w:spacing w:before="100" w:beforeAutospacing="1" w:after="100" w:afterAutospacing="1" w:line="240" w:lineRule="auto"/>
-        <w:rPr>
-          <w:rFonts w:ascii="Times New Roman" w:eastAsia="Times New Roman" w:hAnsi="Times New Roman" w:cs="Times New Roman"/>
-          <w:sz w:val="24"/>
-          <w:szCs w:val="24"/>
-          <w:lang w:eastAsia="de-DE"/>
-        </w:rPr>
-      </w:pPr>
-      <w:proofErr w:type="spellStart"/>
-      <w:r>
-        <w:rPr>
-          <w:rFonts w:ascii="Courier New" w:eastAsia="Times New Roman" w:hAnsi="Courier New" w:cs="Courier New"/>
+        <w:spacing w:before="100" w:beforeAutospacing="on" w:after="100" w:afterAutospacing="on" w:line="240" w:lineRule="auto"/>
+        <w:rPr>
+          <w:rFonts w:ascii="Courier New" w:hAnsi="Courier New" w:eastAsia="Times New Roman" w:cs="Courier New"/>
           <w:sz w:val="20"/>
           <w:szCs w:val="20"/>
           <w:lang w:eastAsia="de-DE"/>
         </w:rPr>
-        <w:t>max</w:t>
-      </w:r>
-      <w:proofErr w:type="spellEnd"/>
-      <w:r>
-        <w:rPr>
-          <w:rFonts w:ascii="Courier New" w:eastAsia="Times New Roman" w:hAnsi="Courier New" w:cs="Courier New"/>
+      </w:pPr>
+      <w:r>
+        <w:rPr>
+          <w:rFonts w:ascii="Courier New" w:hAnsi="Courier New" w:eastAsia="Times New Roman" w:cs="Courier New"/>
           <w:sz w:val="20"/>
           <w:szCs w:val="20"/>
           <w:lang w:eastAsia="de-DE"/>
         </w:rPr>
-        <w:t xml:space="preserve"> = </w:t>
-      </w:r>
-      <w:proofErr w:type="spellStart"/>
-      <w:r>
-        <w:rPr>
-          <w:rFonts w:ascii="Courier New" w:eastAsia="Times New Roman" w:hAnsi="Courier New" w:cs="Courier New"/>
+        <w:t>max</w:t>
+      </w:r>
+      <w:r>
+        <w:rPr>
+          <w:rFonts w:ascii="Courier New" w:hAnsi="Courier New" w:eastAsia="Times New Roman" w:cs="Courier New"/>
           <w:sz w:val="20"/>
           <w:szCs w:val="20"/>
           <w:lang w:eastAsia="de-DE"/>
         </w:rPr>
-        <w:t>position</w:t>
-      </w:r>
-      <w:proofErr w:type="spellEnd"/>
-      <w:r>
-        <w:rPr>
-          <w:rFonts w:ascii="Courier New" w:eastAsia="Times New Roman" w:hAnsi="Courier New" w:cs="Courier New"/>
+        <w:t xml:space="preserve"> </w:t>
+      </w:r>
+      <w:r>
+        <w:rPr>
+          <w:rFonts w:ascii="Courier New" w:hAnsi="Courier New" w:eastAsia="Times New Roman" w:cs="Courier New"/>
           <w:sz w:val="20"/>
           <w:szCs w:val="20"/>
           <w:lang w:eastAsia="de-DE"/>
         </w:rPr>
-        <w:t xml:space="preserve"> + (2,2)</w:t>
-      </w:r>
-    </w:p>
-    <w:p>
+        <w:t>+</w:t>
+      </w:r>
+      <w:r>
+        <w:rPr>
+          <w:rFonts w:ascii="Courier New" w:hAnsi="Courier New" w:eastAsia="Times New Roman" w:cs="Courier New"/>
+          <w:sz w:val="20"/>
+          <w:szCs w:val="20"/>
+          <w:lang w:eastAsia="de-DE"/>
+        </w:rPr>
+        <w:t xml:space="preserve">= </w:t>
+      </w:r>
+      <w:r>
+        <w:rPr>
+          <w:rFonts w:ascii="Courier New" w:hAnsi="Courier New" w:eastAsia="Times New Roman" w:cs="Courier New"/>
+          <w:sz w:val="20"/>
+          <w:szCs w:val="20"/>
+          <w:lang w:eastAsia="de-DE"/>
+        </w:rPr>
+        <w:t>difference</w:t>
+      </w:r>
+    </w:p>
+    <w:p xmlns:wp14="http://schemas.microsoft.com/office/word/2010/wordml" wp14:textId="77777777">
       <w:pPr>
         <w:spacing w:before="100" w:beforeAutospacing="1" w:after="100" w:afterAutospacing="1" w:line="240" w:lineRule="auto"/>
         <w:outlineLvl w:val="2"/>
         <w:rPr>
-          <w:rFonts w:ascii="Times New Roman" w:eastAsia="Times New Roman" w:hAnsi="Times New Roman" w:cs="Times New Roman"/>
+          <w:rFonts w:ascii="Times New Roman" w:hAnsi="Times New Roman" w:eastAsia="Times New Roman" w:cs="Times New Roman"/>
           <w:b/>
           <w:bCs/>
           <w:sz w:val="27"/>
@@ -1687,20 +1769,19 @@
       <w:proofErr w:type="spellStart"/>
       <w:r>
         <w:rPr>
-          <w:rFonts w:ascii="Times New Roman" w:eastAsia="Times New Roman" w:hAnsi="Times New Roman" w:cs="Times New Roman"/>
+          <w:rFonts w:ascii="Times New Roman" w:hAnsi="Times New Roman" w:eastAsia="Times New Roman" w:cs="Times New Roman"/>
           <w:b/>
           <w:bCs/>
           <w:sz w:val="27"/>
           <w:szCs w:val="27"/>
           <w:lang w:eastAsia="de-DE"/>
         </w:rPr>
-        <w:lastRenderedPageBreak/>
         <w:t>setPosition</w:t>
       </w:r>
       <w:proofErr w:type="spellEnd"/>
       <w:r>
         <w:rPr>
-          <w:rFonts w:ascii="Times New Roman" w:eastAsia="Times New Roman" w:hAnsi="Times New Roman" w:cs="Times New Roman"/>
+          <w:rFonts w:ascii="Times New Roman" w:hAnsi="Times New Roman" w:eastAsia="Times New Roman" w:cs="Times New Roman"/>
           <w:b/>
           <w:bCs/>
           <w:sz w:val="27"/>
@@ -1712,7 +1793,7 @@
       <w:proofErr w:type="spellStart"/>
       <w:r>
         <w:rPr>
-          <w:rFonts w:ascii="Times New Roman" w:eastAsia="Times New Roman" w:hAnsi="Times New Roman" w:cs="Times New Roman"/>
+          <w:rFonts w:ascii="Times New Roman" w:hAnsi="Times New Roman" w:eastAsia="Times New Roman" w:cs="Times New Roman"/>
           <w:b/>
           <w:bCs/>
           <w:sz w:val="27"/>
@@ -1724,7 +1805,7 @@
       <w:proofErr w:type="spellEnd"/>
       <w:r>
         <w:rPr>
-          <w:rFonts w:ascii="Times New Roman" w:eastAsia="Times New Roman" w:hAnsi="Times New Roman" w:cs="Times New Roman"/>
+          <w:rFonts w:ascii="Times New Roman" w:hAnsi="Times New Roman" w:eastAsia="Times New Roman" w:cs="Times New Roman"/>
           <w:b/>
           <w:bCs/>
           <w:sz w:val="27"/>
@@ -1734,7 +1815,7 @@
         <w:t>)</w:t>
       </w:r>
     </w:p>
-    <w:p>
+    <w:p xmlns:wp14="http://schemas.microsoft.com/office/word/2010/wordml" wp14:textId="77777777">
       <w:pPr>
         <w:numPr>
           <w:ilvl w:val="0"/>
@@ -1742,15 +1823,15 @@
         </w:numPr>
         <w:spacing w:before="100" w:beforeAutospacing="1" w:after="100" w:afterAutospacing="1" w:line="240" w:lineRule="auto"/>
         <w:rPr>
-          <w:rFonts w:ascii="Times New Roman" w:eastAsia="Times New Roman" w:hAnsi="Times New Roman" w:cs="Times New Roman"/>
-          <w:sz w:val="24"/>
-          <w:szCs w:val="24"/>
-          <w:lang w:eastAsia="de-DE"/>
-        </w:rPr>
-      </w:pPr>
-      <w:r>
-        <w:rPr>
-          <w:rFonts w:ascii="Times New Roman" w:eastAsia="Times New Roman" w:hAnsi="Times New Roman" w:cs="Times New Roman"/>
+          <w:rFonts w:ascii="Times New Roman" w:hAnsi="Times New Roman" w:eastAsia="Times New Roman" w:cs="Times New Roman"/>
+          <w:sz w:val="24"/>
+          <w:szCs w:val="24"/>
+          <w:lang w:eastAsia="de-DE"/>
+        </w:rPr>
+      </w:pPr>
+      <w:r>
+        <w:rPr>
+          <w:rFonts w:ascii="Times New Roman" w:hAnsi="Times New Roman" w:eastAsia="Times New Roman" w:cs="Times New Roman"/>
           <w:sz w:val="24"/>
           <w:szCs w:val="24"/>
           <w:lang w:eastAsia="de-DE"/>
@@ -1758,7 +1839,7 @@
         <w:t>aktualisiert die Bewegungsrichtung</w:t>
       </w:r>
     </w:p>
-    <w:p>
+    <w:p xmlns:wp14="http://schemas.microsoft.com/office/word/2010/wordml" wp14:textId="77777777">
       <w:pPr>
         <w:numPr>
           <w:ilvl w:val="0"/>
@@ -1766,15 +1847,15 @@
         </w:numPr>
         <w:spacing w:before="100" w:beforeAutospacing="1" w:after="100" w:afterAutospacing="1" w:line="240" w:lineRule="auto"/>
         <w:rPr>
-          <w:rFonts w:ascii="Times New Roman" w:eastAsia="Times New Roman" w:hAnsi="Times New Roman" w:cs="Times New Roman"/>
-          <w:sz w:val="24"/>
-          <w:szCs w:val="24"/>
-          <w:lang w:eastAsia="de-DE"/>
-        </w:rPr>
-      </w:pPr>
-      <w:r>
-        <w:rPr>
-          <w:rFonts w:ascii="Times New Roman" w:eastAsia="Times New Roman" w:hAnsi="Times New Roman" w:cs="Times New Roman"/>
+          <w:rFonts w:ascii="Times New Roman" w:hAnsi="Times New Roman" w:eastAsia="Times New Roman" w:cs="Times New Roman"/>
+          <w:sz w:val="24"/>
+          <w:szCs w:val="24"/>
+          <w:lang w:eastAsia="de-DE"/>
+        </w:rPr>
+      </w:pPr>
+      <w:r>
+        <w:rPr>
+          <w:rFonts w:ascii="Times New Roman" w:hAnsi="Times New Roman" w:eastAsia="Times New Roman" w:cs="Times New Roman"/>
           <w:sz w:val="24"/>
           <w:szCs w:val="24"/>
           <w:lang w:eastAsia="de-DE"/>
@@ -1782,7 +1863,7 @@
         <w:t>setzt die neue Position</w:t>
       </w:r>
     </w:p>
-    <w:p>
+    <w:p xmlns:wp14="http://schemas.microsoft.com/office/word/2010/wordml" wp14:textId="77777777">
       <w:pPr>
         <w:numPr>
           <w:ilvl w:val="0"/>
@@ -1790,15 +1871,15 @@
         </w:numPr>
         <w:spacing w:before="100" w:beforeAutospacing="1" w:after="100" w:afterAutospacing="1" w:line="240" w:lineRule="auto"/>
         <w:rPr>
-          <w:rFonts w:ascii="Times New Roman" w:eastAsia="Times New Roman" w:hAnsi="Times New Roman" w:cs="Times New Roman"/>
-          <w:sz w:val="24"/>
-          <w:szCs w:val="24"/>
-          <w:lang w:eastAsia="de-DE"/>
-        </w:rPr>
-      </w:pPr>
-      <w:r>
-        <w:rPr>
-          <w:rFonts w:ascii="Times New Roman" w:eastAsia="Times New Roman" w:hAnsi="Times New Roman" w:cs="Times New Roman"/>
+          <w:rFonts w:ascii="Times New Roman" w:hAnsi="Times New Roman" w:eastAsia="Times New Roman" w:cs="Times New Roman"/>
+          <w:sz w:val="24"/>
+          <w:szCs w:val="24"/>
+          <w:lang w:eastAsia="de-DE"/>
+        </w:rPr>
+      </w:pPr>
+      <w:r>
+        <w:rPr>
+          <w:rFonts w:ascii="Times New Roman" w:hAnsi="Times New Roman" w:eastAsia="Times New Roman" w:cs="Times New Roman"/>
           <w:sz w:val="24"/>
           <w:szCs w:val="24"/>
           <w:lang w:eastAsia="de-DE"/>
@@ -1808,7 +1889,7 @@
       <w:proofErr w:type="spellStart"/>
       <w:r>
         <w:rPr>
-          <w:rFonts w:ascii="Courier New" w:eastAsia="Times New Roman" w:hAnsi="Courier New" w:cs="Courier New"/>
+          <w:rFonts w:ascii="Courier New" w:hAnsi="Courier New" w:eastAsia="Times New Roman" w:cs="Courier New"/>
           <w:sz w:val="20"/>
           <w:szCs w:val="20"/>
           <w:lang w:eastAsia="de-DE"/>
@@ -1818,7 +1899,7 @@
       <w:proofErr w:type="spellEnd"/>
       <w:r>
         <w:rPr>
-          <w:rFonts w:ascii="Courier New" w:eastAsia="Times New Roman" w:hAnsi="Courier New" w:cs="Courier New"/>
+          <w:rFonts w:ascii="Courier New" w:hAnsi="Courier New" w:eastAsia="Times New Roman" w:cs="Courier New"/>
           <w:sz w:val="20"/>
           <w:szCs w:val="20"/>
           <w:lang w:eastAsia="de-DE"/>
@@ -1827,7 +1908,7 @@
       </w:r>
       <w:r>
         <w:rPr>
-          <w:rFonts w:ascii="Times New Roman" w:eastAsia="Times New Roman" w:hAnsi="Times New Roman" w:cs="Times New Roman"/>
+          <w:rFonts w:ascii="Times New Roman" w:hAnsi="Times New Roman" w:eastAsia="Times New Roman" w:cs="Times New Roman"/>
           <w:sz w:val="24"/>
           <w:szCs w:val="24"/>
           <w:lang w:eastAsia="de-DE"/>
@@ -1835,12 +1916,12 @@
         <w:t xml:space="preserve"> auf</w:t>
       </w:r>
     </w:p>
-    <w:p>
+    <w:p xmlns:wp14="http://schemas.microsoft.com/office/word/2010/wordml" wp14:textId="77777777">
       <w:pPr>
         <w:spacing w:before="100" w:beforeAutospacing="1" w:after="100" w:afterAutospacing="1" w:line="240" w:lineRule="auto"/>
         <w:outlineLvl w:val="2"/>
         <w:rPr>
-          <w:rFonts w:ascii="Times New Roman" w:eastAsia="Times New Roman" w:hAnsi="Times New Roman" w:cs="Times New Roman"/>
+          <w:rFonts w:ascii="Times New Roman" w:hAnsi="Times New Roman" w:eastAsia="Times New Roman" w:cs="Times New Roman"/>
           <w:b/>
           <w:bCs/>
           <w:sz w:val="27"/>
@@ -1851,7 +1932,7 @@
       <w:proofErr w:type="spellStart"/>
       <w:r>
         <w:rPr>
-          <w:rFonts w:ascii="Times New Roman" w:eastAsia="Times New Roman" w:hAnsi="Times New Roman" w:cs="Times New Roman"/>
+          <w:rFonts w:ascii="Times New Roman" w:hAnsi="Times New Roman" w:eastAsia="Times New Roman" w:cs="Times New Roman"/>
           <w:b/>
           <w:bCs/>
           <w:sz w:val="27"/>
@@ -1863,7 +1944,7 @@
       <w:proofErr w:type="spellEnd"/>
       <w:r>
         <w:rPr>
-          <w:rFonts w:ascii="Times New Roman" w:eastAsia="Times New Roman" w:hAnsi="Times New Roman" w:cs="Times New Roman"/>
+          <w:rFonts w:ascii="Times New Roman" w:hAnsi="Times New Roman" w:eastAsia="Times New Roman" w:cs="Times New Roman"/>
           <w:b/>
           <w:bCs/>
           <w:sz w:val="27"/>
@@ -1875,7 +1956,7 @@
       <w:proofErr w:type="spellStart"/>
       <w:r>
         <w:rPr>
-          <w:rFonts w:ascii="Times New Roman" w:eastAsia="Times New Roman" w:hAnsi="Times New Roman" w:cs="Times New Roman"/>
+          <w:rFonts w:ascii="Times New Roman" w:hAnsi="Times New Roman" w:eastAsia="Times New Roman" w:cs="Times New Roman"/>
           <w:b/>
           <w:bCs/>
           <w:sz w:val="27"/>
@@ -1887,7 +1968,7 @@
       <w:proofErr w:type="spellEnd"/>
       <w:r>
         <w:rPr>
-          <w:rFonts w:ascii="Times New Roman" w:eastAsia="Times New Roman" w:hAnsi="Times New Roman" w:cs="Times New Roman"/>
+          <w:rFonts w:ascii="Times New Roman" w:hAnsi="Times New Roman" w:eastAsia="Times New Roman" w:cs="Times New Roman"/>
           <w:b/>
           <w:bCs/>
           <w:sz w:val="27"/>
@@ -1897,7 +1978,7 @@
         <w:t>)</w:t>
       </w:r>
     </w:p>
-    <w:p>
+    <w:p xmlns:wp14="http://schemas.microsoft.com/office/word/2010/wordml" wp14:textId="77777777">
       <w:pPr>
         <w:numPr>
           <w:ilvl w:val="0"/>
@@ -1905,15 +1986,15 @@
         </w:numPr>
         <w:spacing w:before="100" w:beforeAutospacing="1" w:after="100" w:afterAutospacing="1" w:line="240" w:lineRule="auto"/>
         <w:rPr>
-          <w:rFonts w:ascii="Times New Roman" w:eastAsia="Times New Roman" w:hAnsi="Times New Roman" w:cs="Times New Roman"/>
-          <w:sz w:val="24"/>
-          <w:szCs w:val="24"/>
-          <w:lang w:eastAsia="de-DE"/>
-        </w:rPr>
-      </w:pPr>
-      <w:r>
-        <w:rPr>
-          <w:rFonts w:ascii="Times New Roman" w:eastAsia="Times New Roman" w:hAnsi="Times New Roman" w:cs="Times New Roman"/>
+          <w:rFonts w:ascii="Times New Roman" w:hAnsi="Times New Roman" w:eastAsia="Times New Roman" w:cs="Times New Roman"/>
+          <w:sz w:val="24"/>
+          <w:szCs w:val="24"/>
+          <w:lang w:eastAsia="de-DE"/>
+        </w:rPr>
+      </w:pPr>
+      <w:r>
+        <w:rPr>
+          <w:rFonts w:ascii="Times New Roman" w:hAnsi="Times New Roman" w:eastAsia="Times New Roman" w:cs="Times New Roman"/>
           <w:sz w:val="24"/>
           <w:szCs w:val="24"/>
           <w:lang w:eastAsia="de-DE"/>
@@ -1921,7 +2002,7 @@
         <w:t>verschiebt die Entity relativ</w:t>
       </w:r>
     </w:p>
-    <w:p>
+    <w:p xmlns:wp14="http://schemas.microsoft.com/office/word/2010/wordml" wp14:textId="77777777">
       <w:pPr>
         <w:numPr>
           <w:ilvl w:val="0"/>
@@ -1929,15 +2010,15 @@
         </w:numPr>
         <w:spacing w:before="100" w:beforeAutospacing="1" w:after="100" w:afterAutospacing="1" w:line="240" w:lineRule="auto"/>
         <w:rPr>
-          <w:rFonts w:ascii="Times New Roman" w:eastAsia="Times New Roman" w:hAnsi="Times New Roman" w:cs="Times New Roman"/>
-          <w:sz w:val="24"/>
-          <w:szCs w:val="24"/>
-          <w:lang w:eastAsia="de-DE"/>
-        </w:rPr>
-      </w:pPr>
-      <w:r>
-        <w:rPr>
-          <w:rFonts w:ascii="Times New Roman" w:eastAsia="Times New Roman" w:hAnsi="Times New Roman" w:cs="Times New Roman"/>
+          <w:rFonts w:ascii="Times New Roman" w:hAnsi="Times New Roman" w:eastAsia="Times New Roman" w:cs="Times New Roman"/>
+          <w:sz w:val="24"/>
+          <w:szCs w:val="24"/>
+          <w:lang w:eastAsia="de-DE"/>
+        </w:rPr>
+      </w:pPr>
+      <w:r>
+        <w:rPr>
+          <w:rFonts w:ascii="Times New Roman" w:hAnsi="Times New Roman" w:eastAsia="Times New Roman" w:cs="Times New Roman"/>
           <w:sz w:val="24"/>
           <w:szCs w:val="24"/>
           <w:lang w:eastAsia="de-DE"/>
@@ -1947,7 +2028,7 @@
       <w:proofErr w:type="spellStart"/>
       <w:r>
         <w:rPr>
-          <w:rFonts w:ascii="Times New Roman" w:eastAsia="Times New Roman" w:hAnsi="Times New Roman" w:cs="Times New Roman"/>
+          <w:rFonts w:ascii="Times New Roman" w:hAnsi="Times New Roman" w:eastAsia="Times New Roman" w:cs="Times New Roman"/>
           <w:sz w:val="24"/>
           <w:szCs w:val="24"/>
           <w:lang w:eastAsia="de-DE"/>
@@ -1957,7 +2038,7 @@
       <w:proofErr w:type="spellEnd"/>
       <w:r>
         <w:rPr>
-          <w:rFonts w:ascii="Times New Roman" w:eastAsia="Times New Roman" w:hAnsi="Times New Roman" w:cs="Times New Roman"/>
+          <w:rFonts w:ascii="Times New Roman" w:hAnsi="Times New Roman" w:eastAsia="Times New Roman" w:cs="Times New Roman"/>
           <w:sz w:val="24"/>
           <w:szCs w:val="24"/>
           <w:lang w:eastAsia="de-DE"/>
@@ -1965,19 +2046,19 @@
         <w:t xml:space="preserve"> Box</w:t>
       </w:r>
     </w:p>
-    <w:p>
-      <w:pPr>
-        <w:spacing w:before="100" w:beforeAutospacing="1" w:after="100" w:afterAutospacing="1" w:line="240" w:lineRule="auto"/>
-        <w:rPr>
-          <w:rFonts w:ascii="Times New Roman" w:eastAsia="Times New Roman" w:hAnsi="Times New Roman" w:cs="Times New Roman"/>
-          <w:sz w:val="24"/>
-          <w:szCs w:val="24"/>
-          <w:lang w:eastAsia="de-DE"/>
-        </w:rPr>
-      </w:pPr>
-      <w:r>
-        <w:rPr>
-          <w:rFonts w:ascii="Times New Roman" w:eastAsia="Times New Roman" w:hAnsi="Times New Roman" w:cs="Times New Roman"/>
+    <w:p xmlns:wp14="http://schemas.microsoft.com/office/word/2010/wordml" wp14:textId="77777777">
+      <w:pPr>
+        <w:spacing w:before="100" w:beforeAutospacing="1" w:after="100" w:afterAutospacing="1" w:line="240" w:lineRule="auto"/>
+        <w:rPr>
+          <w:rFonts w:ascii="Times New Roman" w:hAnsi="Times New Roman" w:eastAsia="Times New Roman" w:cs="Times New Roman"/>
+          <w:sz w:val="24"/>
+          <w:szCs w:val="24"/>
+          <w:lang w:eastAsia="de-DE"/>
+        </w:rPr>
+      </w:pPr>
+      <w:r>
+        <w:rPr>
+          <w:rFonts w:ascii="Times New Roman" w:hAnsi="Times New Roman" w:eastAsia="Times New Roman" w:cs="Times New Roman"/>
           <w:sz w:val="24"/>
           <w:szCs w:val="24"/>
           <w:lang w:eastAsia="de-DE"/>
@@ -1987,7 +2068,7 @@
       <w:proofErr w:type="spellStart"/>
       <w:r>
         <w:rPr>
-          <w:rFonts w:ascii="Times New Roman" w:eastAsia="Times New Roman" w:hAnsi="Times New Roman" w:cs="Times New Roman"/>
+          <w:rFonts w:ascii="Times New Roman" w:hAnsi="Times New Roman" w:eastAsia="Times New Roman" w:cs="Times New Roman"/>
           <w:sz w:val="24"/>
           <w:szCs w:val="24"/>
           <w:lang w:eastAsia="de-DE"/>
@@ -1997,7 +2078,7 @@
       <w:proofErr w:type="spellEnd"/>
       <w:r>
         <w:rPr>
-          <w:rFonts w:ascii="Times New Roman" w:eastAsia="Times New Roman" w:hAnsi="Times New Roman" w:cs="Times New Roman"/>
+          <w:rFonts w:ascii="Times New Roman" w:hAnsi="Times New Roman" w:eastAsia="Times New Roman" w:cs="Times New Roman"/>
           <w:sz w:val="24"/>
           <w:szCs w:val="24"/>
           <w:lang w:eastAsia="de-DE"/>
@@ -2006,7 +2087,7 @@
       </w:r>
       <w:r>
         <w:rPr>
-          <w:rFonts w:ascii="Times New Roman" w:eastAsia="Times New Roman" w:hAnsi="Times New Roman" w:cs="Times New Roman"/>
+          <w:rFonts w:ascii="Times New Roman" w:hAnsi="Times New Roman" w:eastAsia="Times New Roman" w:cs="Times New Roman"/>
           <w:bCs/>
           <w:sz w:val="24"/>
           <w:szCs w:val="24"/>
@@ -2016,7 +2097,7 @@
       </w:r>
       <w:r>
         <w:rPr>
-          <w:rFonts w:ascii="Times New Roman" w:eastAsia="Times New Roman" w:hAnsi="Times New Roman" w:cs="Times New Roman"/>
+          <w:rFonts w:ascii="Times New Roman" w:hAnsi="Times New Roman" w:eastAsia="Times New Roman" w:cs="Times New Roman"/>
           <w:sz w:val="24"/>
           <w:szCs w:val="24"/>
           <w:lang w:eastAsia="de-DE"/>
@@ -2024,12 +2105,12 @@
         <w:t xml:space="preserve"> bleibt.</w:t>
       </w:r>
     </w:p>
-    <w:p>
+    <w:p xmlns:wp14="http://schemas.microsoft.com/office/word/2010/wordml" wp14:textId="77777777">
       <w:pPr>
         <w:spacing w:before="100" w:beforeAutospacing="1" w:after="100" w:afterAutospacing="1" w:line="240" w:lineRule="auto"/>
         <w:outlineLvl w:val="1"/>
         <w:rPr>
-          <w:rFonts w:ascii="Times New Roman" w:eastAsia="Times New Roman" w:hAnsi="Times New Roman" w:cs="Times New Roman"/>
+          <w:rFonts w:ascii="Times New Roman" w:hAnsi="Times New Roman" w:eastAsia="Times New Roman" w:cs="Times New Roman"/>
           <w:b/>
           <w:bCs/>
           <w:sz w:val="32"/>
@@ -2039,7 +2120,7 @@
       </w:pPr>
       <w:r>
         <w:rPr>
-          <w:rFonts w:ascii="Times New Roman" w:eastAsia="Times New Roman" w:hAnsi="Times New Roman" w:cs="Times New Roman"/>
+          <w:rFonts w:ascii="Times New Roman" w:hAnsi="Times New Roman" w:eastAsia="Times New Roman" w:cs="Times New Roman"/>
           <w:b/>
           <w:bCs/>
           <w:sz w:val="32"/>
@@ -2049,12 +2130,12 @@
         <w:t>Kampfmechanik</w:t>
       </w:r>
     </w:p>
-    <w:p>
+    <w:p xmlns:wp14="http://schemas.microsoft.com/office/word/2010/wordml" wp14:textId="77777777">
       <w:pPr>
         <w:spacing w:before="100" w:beforeAutospacing="1" w:after="100" w:afterAutospacing="1" w:line="240" w:lineRule="auto"/>
         <w:outlineLvl w:val="2"/>
         <w:rPr>
-          <w:rFonts w:ascii="Times New Roman" w:eastAsia="Times New Roman" w:hAnsi="Times New Roman" w:cs="Times New Roman"/>
+          <w:rFonts w:ascii="Times New Roman" w:hAnsi="Times New Roman" w:eastAsia="Times New Roman" w:cs="Times New Roman"/>
           <w:b/>
           <w:bCs/>
           <w:sz w:val="27"/>
@@ -2065,7 +2146,7 @@
       <w:proofErr w:type="spellStart"/>
       <w:r>
         <w:rPr>
-          <w:rFonts w:ascii="Times New Roman" w:eastAsia="Times New Roman" w:hAnsi="Times New Roman" w:cs="Times New Roman"/>
+          <w:rFonts w:ascii="Times New Roman" w:hAnsi="Times New Roman" w:eastAsia="Times New Roman" w:cs="Times New Roman"/>
           <w:b/>
           <w:bCs/>
           <w:sz w:val="27"/>
@@ -2077,7 +2158,7 @@
       <w:proofErr w:type="spellEnd"/>
       <w:r>
         <w:rPr>
-          <w:rFonts w:ascii="Times New Roman" w:eastAsia="Times New Roman" w:hAnsi="Times New Roman" w:cs="Times New Roman"/>
+          <w:rFonts w:ascii="Times New Roman" w:hAnsi="Times New Roman" w:eastAsia="Times New Roman" w:cs="Times New Roman"/>
           <w:b/>
           <w:bCs/>
           <w:sz w:val="27"/>
@@ -2089,7 +2170,7 @@
       <w:proofErr w:type="spellStart"/>
       <w:r>
         <w:rPr>
-          <w:rFonts w:ascii="Times New Roman" w:eastAsia="Times New Roman" w:hAnsi="Times New Roman" w:cs="Times New Roman"/>
+          <w:rFonts w:ascii="Times New Roman" w:hAnsi="Times New Roman" w:eastAsia="Times New Roman" w:cs="Times New Roman"/>
           <w:b/>
           <w:bCs/>
           <w:sz w:val="27"/>
@@ -2101,7 +2182,7 @@
       <w:proofErr w:type="spellEnd"/>
       <w:r>
         <w:rPr>
-          <w:rFonts w:ascii="Times New Roman" w:eastAsia="Times New Roman" w:hAnsi="Times New Roman" w:cs="Times New Roman"/>
+          <w:rFonts w:ascii="Times New Roman" w:hAnsi="Times New Roman" w:eastAsia="Times New Roman" w:cs="Times New Roman"/>
           <w:b/>
           <w:bCs/>
           <w:sz w:val="27"/>
@@ -2113,7 +2194,7 @@
       <w:proofErr w:type="spellStart"/>
       <w:r>
         <w:rPr>
-          <w:rFonts w:ascii="Times New Roman" w:eastAsia="Times New Roman" w:hAnsi="Times New Roman" w:cs="Times New Roman"/>
+          <w:rFonts w:ascii="Times New Roman" w:hAnsi="Times New Roman" w:eastAsia="Times New Roman" w:cs="Times New Roman"/>
           <w:b/>
           <w:bCs/>
           <w:sz w:val="27"/>
@@ -2125,7 +2206,7 @@
       <w:proofErr w:type="spellEnd"/>
       <w:r>
         <w:rPr>
-          <w:rFonts w:ascii="Times New Roman" w:eastAsia="Times New Roman" w:hAnsi="Times New Roman" w:cs="Times New Roman"/>
+          <w:rFonts w:ascii="Times New Roman" w:hAnsi="Times New Roman" w:eastAsia="Times New Roman" w:cs="Times New Roman"/>
           <w:b/>
           <w:bCs/>
           <w:sz w:val="27"/>
@@ -2135,7 +2216,7 @@
         <w:t>)</w:t>
       </w:r>
     </w:p>
-    <w:p>
+    <w:p xmlns:wp14="http://schemas.microsoft.com/office/word/2010/wordml" wp14:textId="77777777">
       <w:pPr>
         <w:numPr>
           <w:ilvl w:val="0"/>
@@ -2143,15 +2224,15 @@
         </w:numPr>
         <w:spacing w:before="100" w:beforeAutospacing="1" w:after="100" w:afterAutospacing="1" w:line="240" w:lineRule="auto"/>
         <w:rPr>
-          <w:rFonts w:ascii="Times New Roman" w:eastAsia="Times New Roman" w:hAnsi="Times New Roman" w:cs="Times New Roman"/>
-          <w:sz w:val="24"/>
-          <w:szCs w:val="24"/>
-          <w:lang w:eastAsia="de-DE"/>
-        </w:rPr>
-      </w:pPr>
-      <w:r>
-        <w:rPr>
-          <w:rFonts w:ascii="Times New Roman" w:eastAsia="Times New Roman" w:hAnsi="Times New Roman" w:cs="Times New Roman"/>
+          <w:rFonts w:ascii="Times New Roman" w:hAnsi="Times New Roman" w:eastAsia="Times New Roman" w:cs="Times New Roman"/>
+          <w:sz w:val="24"/>
+          <w:szCs w:val="24"/>
+          <w:lang w:eastAsia="de-DE"/>
+        </w:rPr>
+      </w:pPr>
+      <w:r>
+        <w:rPr>
+          <w:rFonts w:ascii="Times New Roman" w:hAnsi="Times New Roman" w:eastAsia="Times New Roman" w:cs="Times New Roman"/>
           <w:sz w:val="24"/>
           <w:szCs w:val="24"/>
           <w:lang w:eastAsia="de-DE"/>
@@ -2161,7 +2242,7 @@
       <w:proofErr w:type="spellStart"/>
       <w:r>
         <w:rPr>
-          <w:rFonts w:ascii="Times New Roman" w:eastAsia="Times New Roman" w:hAnsi="Times New Roman" w:cs="Times New Roman"/>
+          <w:rFonts w:ascii="Times New Roman" w:hAnsi="Times New Roman" w:eastAsia="Times New Roman" w:cs="Times New Roman"/>
           <w:sz w:val="24"/>
           <w:szCs w:val="24"/>
           <w:lang w:eastAsia="de-DE"/>
@@ -2171,7 +2252,7 @@
       <w:proofErr w:type="spellEnd"/>
       <w:r>
         <w:rPr>
-          <w:rFonts w:ascii="Times New Roman" w:eastAsia="Times New Roman" w:hAnsi="Times New Roman" w:cs="Times New Roman"/>
+          <w:rFonts w:ascii="Times New Roman" w:hAnsi="Times New Roman" w:eastAsia="Times New Roman" w:cs="Times New Roman"/>
           <w:sz w:val="24"/>
           <w:szCs w:val="24"/>
           <w:lang w:eastAsia="de-DE"/>
@@ -2181,7 +2262,7 @@
       <w:proofErr w:type="spellStart"/>
       <w:r>
         <w:rPr>
-          <w:rFonts w:ascii="Times New Roman" w:eastAsia="Times New Roman" w:hAnsi="Times New Roman" w:cs="Times New Roman"/>
+          <w:rFonts w:ascii="Times New Roman" w:hAnsi="Times New Roman" w:eastAsia="Times New Roman" w:cs="Times New Roman"/>
           <w:sz w:val="24"/>
           <w:szCs w:val="24"/>
           <w:lang w:eastAsia="de-DE"/>
@@ -2190,7 +2271,7 @@
       </w:r>
       <w:proofErr w:type="spellEnd"/>
     </w:p>
-    <w:p>
+    <w:p xmlns:wp14="http://schemas.microsoft.com/office/word/2010/wordml" wp14:textId="77777777">
       <w:pPr>
         <w:numPr>
           <w:ilvl w:val="0"/>
@@ -2198,15 +2279,15 @@
         </w:numPr>
         <w:spacing w:before="100" w:beforeAutospacing="1" w:after="100" w:afterAutospacing="1" w:line="240" w:lineRule="auto"/>
         <w:rPr>
-          <w:rFonts w:ascii="Times New Roman" w:eastAsia="Times New Roman" w:hAnsi="Times New Roman" w:cs="Times New Roman"/>
-          <w:sz w:val="24"/>
-          <w:szCs w:val="24"/>
-          <w:lang w:eastAsia="de-DE"/>
-        </w:rPr>
-      </w:pPr>
-      <w:r>
-        <w:rPr>
-          <w:rFonts w:ascii="Times New Roman" w:eastAsia="Times New Roman" w:hAnsi="Times New Roman" w:cs="Times New Roman"/>
+          <w:rFonts w:ascii="Times New Roman" w:hAnsi="Times New Roman" w:eastAsia="Times New Roman" w:cs="Times New Roman"/>
+          <w:sz w:val="24"/>
+          <w:szCs w:val="24"/>
+          <w:lang w:eastAsia="de-DE"/>
+        </w:rPr>
+      </w:pPr>
+      <w:r>
+        <w:rPr>
+          <w:rFonts w:ascii="Times New Roman" w:hAnsi="Times New Roman" w:eastAsia="Times New Roman" w:cs="Times New Roman"/>
           <w:sz w:val="24"/>
           <w:szCs w:val="24"/>
           <w:lang w:eastAsia="de-DE"/>
@@ -2216,7 +2297,7 @@
       <w:proofErr w:type="spellStart"/>
       <w:r>
         <w:rPr>
-          <w:rFonts w:ascii="Times New Roman" w:eastAsia="Times New Roman" w:hAnsi="Times New Roman" w:cs="Times New Roman"/>
+          <w:rFonts w:ascii="Times New Roman" w:hAnsi="Times New Roman" w:eastAsia="Times New Roman" w:cs="Times New Roman"/>
           <w:sz w:val="24"/>
           <w:szCs w:val="24"/>
           <w:lang w:eastAsia="de-DE"/>
@@ -2226,7 +2307,7 @@
       <w:proofErr w:type="spellEnd"/>
       <w:r>
         <w:rPr>
-          <w:rFonts w:ascii="Times New Roman" w:eastAsia="Times New Roman" w:hAnsi="Times New Roman" w:cs="Times New Roman"/>
+          <w:rFonts w:ascii="Times New Roman" w:hAnsi="Times New Roman" w:eastAsia="Times New Roman" w:cs="Times New Roman"/>
           <w:sz w:val="24"/>
           <w:szCs w:val="24"/>
           <w:lang w:eastAsia="de-DE"/>
@@ -2234,12 +2315,12 @@
         <w:t>, aber nie unter 0</w:t>
       </w:r>
     </w:p>
-    <w:p>
+    <w:p xmlns:wp14="http://schemas.microsoft.com/office/word/2010/wordml" wp14:textId="77777777">
       <w:pPr>
         <w:spacing w:before="100" w:beforeAutospacing="1" w:after="100" w:afterAutospacing="1" w:line="240" w:lineRule="auto"/>
         <w:outlineLvl w:val="2"/>
         <w:rPr>
-          <w:rFonts w:ascii="Times New Roman" w:eastAsia="Times New Roman" w:hAnsi="Times New Roman" w:cs="Times New Roman"/>
+          <w:rFonts w:ascii="Times New Roman" w:hAnsi="Times New Roman" w:eastAsia="Times New Roman" w:cs="Times New Roman"/>
           <w:b/>
           <w:bCs/>
           <w:sz w:val="27"/>
@@ -2250,7 +2331,7 @@
       <w:proofErr w:type="spellStart"/>
       <w:r>
         <w:rPr>
-          <w:rFonts w:ascii="Times New Roman" w:eastAsia="Times New Roman" w:hAnsi="Times New Roman" w:cs="Times New Roman"/>
+          <w:rFonts w:ascii="Times New Roman" w:hAnsi="Times New Roman" w:eastAsia="Times New Roman" w:cs="Times New Roman"/>
           <w:b/>
           <w:bCs/>
           <w:sz w:val="27"/>
@@ -2262,7 +2343,7 @@
       <w:proofErr w:type="spellEnd"/>
       <w:r>
         <w:rPr>
-          <w:rFonts w:ascii="Times New Roman" w:eastAsia="Times New Roman" w:hAnsi="Times New Roman" w:cs="Times New Roman"/>
+          <w:rFonts w:ascii="Times New Roman" w:hAnsi="Times New Roman" w:eastAsia="Times New Roman" w:cs="Times New Roman"/>
           <w:b/>
           <w:bCs/>
           <w:sz w:val="27"/>
@@ -2274,7 +2355,7 @@
       <w:proofErr w:type="spellStart"/>
       <w:r>
         <w:rPr>
-          <w:rFonts w:ascii="Times New Roman" w:eastAsia="Times New Roman" w:hAnsi="Times New Roman" w:cs="Times New Roman"/>
+          <w:rFonts w:ascii="Times New Roman" w:hAnsi="Times New Roman" w:eastAsia="Times New Roman" w:cs="Times New Roman"/>
           <w:b/>
           <w:bCs/>
           <w:sz w:val="27"/>
@@ -2286,7 +2367,7 @@
       <w:proofErr w:type="spellEnd"/>
       <w:r>
         <w:rPr>
-          <w:rFonts w:ascii="Times New Roman" w:eastAsia="Times New Roman" w:hAnsi="Times New Roman" w:cs="Times New Roman"/>
+          <w:rFonts w:ascii="Times New Roman" w:hAnsi="Times New Roman" w:eastAsia="Times New Roman" w:cs="Times New Roman"/>
           <w:b/>
           <w:bCs/>
           <w:sz w:val="27"/>
@@ -2298,7 +2379,7 @@
       <w:proofErr w:type="spellStart"/>
       <w:r>
         <w:rPr>
-          <w:rFonts w:ascii="Times New Roman" w:eastAsia="Times New Roman" w:hAnsi="Times New Roman" w:cs="Times New Roman"/>
+          <w:rFonts w:ascii="Times New Roman" w:hAnsi="Times New Roman" w:eastAsia="Times New Roman" w:cs="Times New Roman"/>
           <w:b/>
           <w:bCs/>
           <w:sz w:val="27"/>
@@ -2310,7 +2391,7 @@
       <w:proofErr w:type="spellEnd"/>
       <w:r>
         <w:rPr>
-          <w:rFonts w:ascii="Times New Roman" w:eastAsia="Times New Roman" w:hAnsi="Times New Roman" w:cs="Times New Roman"/>
+          <w:rFonts w:ascii="Times New Roman" w:hAnsi="Times New Roman" w:eastAsia="Times New Roman" w:cs="Times New Roman"/>
           <w:b/>
           <w:bCs/>
           <w:sz w:val="27"/>
@@ -2320,7 +2401,7 @@
         <w:t>)</w:t>
       </w:r>
     </w:p>
-    <w:p>
+    <w:p xmlns:wp14="http://schemas.microsoft.com/office/word/2010/wordml" wp14:textId="77777777">
       <w:pPr>
         <w:numPr>
           <w:ilvl w:val="0"/>
@@ -2328,15 +2409,15 @@
         </w:numPr>
         <w:spacing w:before="100" w:beforeAutospacing="1" w:after="100" w:afterAutospacing="1" w:line="240" w:lineRule="auto"/>
         <w:rPr>
-          <w:rFonts w:ascii="Times New Roman" w:eastAsia="Times New Roman" w:hAnsi="Times New Roman" w:cs="Times New Roman"/>
-          <w:sz w:val="24"/>
-          <w:szCs w:val="24"/>
-          <w:lang w:eastAsia="de-DE"/>
-        </w:rPr>
-      </w:pPr>
-      <w:r>
-        <w:rPr>
-          <w:rFonts w:ascii="Times New Roman" w:eastAsia="Times New Roman" w:hAnsi="Times New Roman" w:cs="Times New Roman"/>
+          <w:rFonts w:ascii="Times New Roman" w:hAnsi="Times New Roman" w:eastAsia="Times New Roman" w:cs="Times New Roman"/>
+          <w:sz w:val="24"/>
+          <w:szCs w:val="24"/>
+          <w:lang w:eastAsia="de-DE"/>
+        </w:rPr>
+      </w:pPr>
+      <w:r>
+        <w:rPr>
+          <w:rFonts w:ascii="Times New Roman" w:hAnsi="Times New Roman" w:eastAsia="Times New Roman" w:cs="Times New Roman"/>
           <w:sz w:val="24"/>
           <w:szCs w:val="24"/>
           <w:lang w:eastAsia="de-DE"/>
@@ -2346,7 +2427,7 @@
       <w:proofErr w:type="spellStart"/>
       <w:r>
         <w:rPr>
-          <w:rFonts w:ascii="Times New Roman" w:eastAsia="Times New Roman" w:hAnsi="Times New Roman" w:cs="Times New Roman"/>
+          <w:rFonts w:ascii="Times New Roman" w:hAnsi="Times New Roman" w:eastAsia="Times New Roman" w:cs="Times New Roman"/>
           <w:sz w:val="24"/>
           <w:szCs w:val="24"/>
           <w:lang w:eastAsia="de-DE"/>
@@ -2356,7 +2437,7 @@
       <w:proofErr w:type="spellEnd"/>
       <w:r>
         <w:rPr>
-          <w:rFonts w:ascii="Times New Roman" w:eastAsia="Times New Roman" w:hAnsi="Times New Roman" w:cs="Times New Roman"/>
+          <w:rFonts w:ascii="Times New Roman" w:hAnsi="Times New Roman" w:eastAsia="Times New Roman" w:cs="Times New Roman"/>
           <w:sz w:val="24"/>
           <w:szCs w:val="24"/>
           <w:lang w:eastAsia="de-DE"/>
@@ -2366,7 +2447,7 @@
       <w:proofErr w:type="spellStart"/>
       <w:r>
         <w:rPr>
-          <w:rFonts w:ascii="Times New Roman" w:eastAsia="Times New Roman" w:hAnsi="Times New Roman" w:cs="Times New Roman"/>
+          <w:rFonts w:ascii="Times New Roman" w:hAnsi="Times New Roman" w:eastAsia="Times New Roman" w:cs="Times New Roman"/>
           <w:sz w:val="24"/>
           <w:szCs w:val="24"/>
           <w:lang w:eastAsia="de-DE"/>
@@ -2375,12 +2456,12 @@
       </w:r>
       <w:proofErr w:type="spellEnd"/>
     </w:p>
-    <w:p>
+    <w:p xmlns:wp14="http://schemas.microsoft.com/office/word/2010/wordml" wp14:textId="77777777">
       <w:pPr>
         <w:spacing w:before="100" w:beforeAutospacing="1" w:after="100" w:afterAutospacing="1" w:line="240" w:lineRule="auto"/>
         <w:outlineLvl w:val="2"/>
         <w:rPr>
-          <w:rFonts w:ascii="Times New Roman" w:eastAsia="Times New Roman" w:hAnsi="Times New Roman" w:cs="Times New Roman"/>
+          <w:rFonts w:ascii="Times New Roman" w:hAnsi="Times New Roman" w:eastAsia="Times New Roman" w:cs="Times New Roman"/>
           <w:b/>
           <w:bCs/>
           <w:sz w:val="27"/>
@@ -2391,7 +2472,7 @@
       <w:proofErr w:type="spellStart"/>
       <w:r>
         <w:rPr>
-          <w:rFonts w:ascii="Times New Roman" w:eastAsia="Times New Roman" w:hAnsi="Times New Roman" w:cs="Times New Roman"/>
+          <w:rFonts w:ascii="Times New Roman" w:hAnsi="Times New Roman" w:eastAsia="Times New Roman" w:cs="Times New Roman"/>
           <w:b/>
           <w:bCs/>
           <w:sz w:val="27"/>
@@ -2403,7 +2484,7 @@
       <w:proofErr w:type="spellEnd"/>
       <w:r>
         <w:rPr>
-          <w:rFonts w:ascii="Times New Roman" w:eastAsia="Times New Roman" w:hAnsi="Times New Roman" w:cs="Times New Roman"/>
+          <w:rFonts w:ascii="Times New Roman" w:hAnsi="Times New Roman" w:eastAsia="Times New Roman" w:cs="Times New Roman"/>
           <w:b/>
           <w:bCs/>
           <w:sz w:val="27"/>
@@ -2411,23 +2492,33 @@
           <w:lang w:eastAsia="de-DE"/>
         </w:rPr>
         <w:noBreakHyphen/>
+      </w:r>
+      <w:r>
+        <w:rPr>
+          <w:rFonts w:ascii="Times New Roman" w:hAnsi="Times New Roman" w:eastAsia="Times New Roman" w:cs="Times New Roman"/>
+          <w:b/>
+          <w:bCs/>
+          <w:sz w:val="27"/>
+          <w:szCs w:val="27"/>
+          <w:lang w:eastAsia="de-DE"/>
+        </w:rPr>
         <w:t>System</w:t>
       </w:r>
     </w:p>
-    <w:p>
-      <w:pPr>
-        <w:spacing w:before="100" w:beforeAutospacing="1" w:after="100" w:afterAutospacing="1" w:line="240" w:lineRule="auto"/>
-        <w:rPr>
-          <w:rFonts w:ascii="Times New Roman" w:eastAsia="Times New Roman" w:hAnsi="Times New Roman" w:cs="Times New Roman"/>
-          <w:sz w:val="24"/>
-          <w:szCs w:val="24"/>
-          <w:lang w:eastAsia="de-DE"/>
-        </w:rPr>
-      </w:pPr>
-      <w:proofErr w:type="spellStart"/>
-      <w:r>
-        <w:rPr>
-          <w:rFonts w:ascii="Times New Roman" w:eastAsia="Times New Roman" w:hAnsi="Times New Roman" w:cs="Times New Roman"/>
+    <w:p xmlns:wp14="http://schemas.microsoft.com/office/word/2010/wordml" wp14:textId="77777777">
+      <w:pPr>
+        <w:spacing w:before="100" w:beforeAutospacing="1" w:after="100" w:afterAutospacing="1" w:line="240" w:lineRule="auto"/>
+        <w:rPr>
+          <w:rFonts w:ascii="Times New Roman" w:hAnsi="Times New Roman" w:eastAsia="Times New Roman" w:cs="Times New Roman"/>
+          <w:sz w:val="24"/>
+          <w:szCs w:val="24"/>
+          <w:lang w:eastAsia="de-DE"/>
+        </w:rPr>
+      </w:pPr>
+      <w:proofErr w:type="spellStart"/>
+      <w:r>
+        <w:rPr>
+          <w:rFonts w:ascii="Times New Roman" w:hAnsi="Times New Roman" w:eastAsia="Times New Roman" w:cs="Times New Roman"/>
           <w:sz w:val="24"/>
           <w:szCs w:val="24"/>
           <w:lang w:eastAsia="de-DE"/>
@@ -2437,18 +2528,26 @@
       <w:proofErr w:type="spellEnd"/>
       <w:r>
         <w:rPr>
-          <w:rFonts w:ascii="Times New Roman" w:eastAsia="Times New Roman" w:hAnsi="Times New Roman" w:cs="Times New Roman"/>
+          <w:rFonts w:ascii="Times New Roman" w:hAnsi="Times New Roman" w:eastAsia="Times New Roman" w:cs="Times New Roman"/>
           <w:sz w:val="24"/>
           <w:szCs w:val="24"/>
           <w:lang w:eastAsia="de-DE"/>
         </w:rPr>
         <w:noBreakHyphen/>
+      </w:r>
+      <w:r>
+        <w:rPr>
+          <w:rFonts w:ascii="Times New Roman" w:hAnsi="Times New Roman" w:eastAsia="Times New Roman" w:cs="Times New Roman"/>
+          <w:sz w:val="24"/>
+          <w:szCs w:val="24"/>
+          <w:lang w:eastAsia="de-DE"/>
+        </w:rPr>
         <w:t xml:space="preserve">Stufen verändern </w:t>
       </w:r>
       <w:proofErr w:type="spellStart"/>
       <w:r>
         <w:rPr>
-          <w:rFonts w:ascii="Times New Roman" w:eastAsia="Times New Roman" w:hAnsi="Times New Roman" w:cs="Times New Roman"/>
+          <w:rFonts w:ascii="Times New Roman" w:hAnsi="Times New Roman" w:eastAsia="Times New Roman" w:cs="Times New Roman"/>
           <w:sz w:val="24"/>
           <w:szCs w:val="24"/>
           <w:lang w:eastAsia="de-DE"/>
@@ -2458,7 +2557,7 @@
       <w:proofErr w:type="spellEnd"/>
       <w:r>
         <w:rPr>
-          <w:rFonts w:ascii="Times New Roman" w:eastAsia="Times New Roman" w:hAnsi="Times New Roman" w:cs="Times New Roman"/>
+          <w:rFonts w:ascii="Times New Roman" w:hAnsi="Times New Roman" w:eastAsia="Times New Roman" w:cs="Times New Roman"/>
           <w:sz w:val="24"/>
           <w:szCs w:val="24"/>
           <w:lang w:eastAsia="de-DE"/>
@@ -2466,7 +2565,7 @@
         <w:t xml:space="preserve"> dynamisch:</w:t>
       </w:r>
     </w:p>
-    <w:p>
+    <w:p xmlns:wp14="http://schemas.microsoft.com/office/word/2010/wordml" wp14:textId="77777777">
       <w:pPr>
         <w:numPr>
           <w:ilvl w:val="0"/>
@@ -2474,15 +2573,15 @@
         </w:numPr>
         <w:spacing w:before="100" w:beforeAutospacing="1" w:after="100" w:afterAutospacing="1" w:line="240" w:lineRule="auto"/>
         <w:rPr>
-          <w:rFonts w:ascii="Times New Roman" w:eastAsia="Times New Roman" w:hAnsi="Times New Roman" w:cs="Times New Roman"/>
-          <w:sz w:val="24"/>
-          <w:szCs w:val="24"/>
-          <w:lang w:eastAsia="de-DE"/>
-        </w:rPr>
-      </w:pPr>
-      <w:r>
-        <w:rPr>
-          <w:rFonts w:ascii="Times New Roman" w:eastAsia="Times New Roman" w:hAnsi="Times New Roman" w:cs="Times New Roman"/>
+          <w:rFonts w:ascii="Times New Roman" w:hAnsi="Times New Roman" w:eastAsia="Times New Roman" w:cs="Times New Roman"/>
+          <w:sz w:val="24"/>
+          <w:szCs w:val="24"/>
+          <w:lang w:eastAsia="de-DE"/>
+        </w:rPr>
+      </w:pPr>
+      <w:r>
+        <w:rPr>
+          <w:rFonts w:ascii="Times New Roman" w:hAnsi="Times New Roman" w:eastAsia="Times New Roman" w:cs="Times New Roman"/>
           <w:sz w:val="24"/>
           <w:szCs w:val="24"/>
           <w:lang w:eastAsia="de-DE"/>
@@ -2490,7 +2589,7 @@
         <w:t>jede Stufe = ±20 %</w:t>
       </w:r>
     </w:p>
-    <w:p>
+    <w:p xmlns:wp14="http://schemas.microsoft.com/office/word/2010/wordml" wp14:textId="77777777">
       <w:pPr>
         <w:numPr>
           <w:ilvl w:val="0"/>
@@ -2498,15 +2597,15 @@
         </w:numPr>
         <w:spacing w:before="100" w:beforeAutospacing="1" w:after="100" w:afterAutospacing="1" w:line="240" w:lineRule="auto"/>
         <w:rPr>
-          <w:rFonts w:ascii="Times New Roman" w:eastAsia="Times New Roman" w:hAnsi="Times New Roman" w:cs="Times New Roman"/>
-          <w:sz w:val="24"/>
-          <w:szCs w:val="24"/>
-          <w:lang w:eastAsia="de-DE"/>
-        </w:rPr>
-      </w:pPr>
-      <w:r>
-        <w:rPr>
-          <w:rFonts w:ascii="Times New Roman" w:eastAsia="Times New Roman" w:hAnsi="Times New Roman" w:cs="Times New Roman"/>
+          <w:rFonts w:ascii="Times New Roman" w:hAnsi="Times New Roman" w:eastAsia="Times New Roman" w:cs="Times New Roman"/>
+          <w:sz w:val="24"/>
+          <w:szCs w:val="24"/>
+          <w:lang w:eastAsia="de-DE"/>
+        </w:rPr>
+      </w:pPr>
+      <w:r>
+        <w:rPr>
+          <w:rFonts w:ascii="Times New Roman" w:hAnsi="Times New Roman" w:eastAsia="Times New Roman" w:cs="Times New Roman"/>
           <w:sz w:val="24"/>
           <w:szCs w:val="24"/>
           <w:lang w:eastAsia="de-DE"/>
@@ -2514,7 +2613,7 @@
         <w:t>Wertebereich: −5 bis +5</w:t>
       </w:r>
     </w:p>
-    <w:p>
+    <w:p xmlns:wp14="http://schemas.microsoft.com/office/word/2010/wordml" wp14:textId="77777777">
       <w:pPr>
         <w:numPr>
           <w:ilvl w:val="0"/>
@@ -2522,15 +2621,15 @@
         </w:numPr>
         <w:spacing w:before="100" w:beforeAutospacing="1" w:after="100" w:afterAutospacing="1" w:line="240" w:lineRule="auto"/>
         <w:rPr>
-          <w:rFonts w:ascii="Times New Roman" w:eastAsia="Times New Roman" w:hAnsi="Times New Roman" w:cs="Times New Roman"/>
-          <w:sz w:val="24"/>
-          <w:szCs w:val="24"/>
-          <w:lang w:eastAsia="de-DE"/>
-        </w:rPr>
-      </w:pPr>
-      <w:r>
-        <w:rPr>
-          <w:rFonts w:ascii="Times New Roman" w:eastAsia="Times New Roman" w:hAnsi="Times New Roman" w:cs="Times New Roman"/>
+          <w:rFonts w:ascii="Times New Roman" w:hAnsi="Times New Roman" w:eastAsia="Times New Roman" w:cs="Times New Roman"/>
+          <w:sz w:val="24"/>
+          <w:szCs w:val="24"/>
+          <w:lang w:eastAsia="de-DE"/>
+        </w:rPr>
+      </w:pPr>
+      <w:r>
+        <w:rPr>
+          <w:rFonts w:ascii="Times New Roman" w:hAnsi="Times New Roman" w:eastAsia="Times New Roman" w:cs="Times New Roman"/>
           <w:sz w:val="24"/>
           <w:szCs w:val="24"/>
           <w:lang w:eastAsia="de-DE"/>
@@ -2540,7 +2639,7 @@
       <w:proofErr w:type="spellStart"/>
       <w:r>
         <w:rPr>
-          <w:rFonts w:ascii="Times New Roman" w:eastAsia="Times New Roman" w:hAnsi="Times New Roman" w:cs="Times New Roman"/>
+          <w:rFonts w:ascii="Times New Roman" w:hAnsi="Times New Roman" w:eastAsia="Times New Roman" w:cs="Times New Roman"/>
           <w:sz w:val="24"/>
           <w:szCs w:val="24"/>
           <w:lang w:eastAsia="de-DE"/>
@@ -2550,7 +2649,7 @@
       <w:proofErr w:type="spellEnd"/>
       <w:r>
         <w:rPr>
-          <w:rFonts w:ascii="Times New Roman" w:eastAsia="Times New Roman" w:hAnsi="Times New Roman" w:cs="Times New Roman"/>
+          <w:rFonts w:ascii="Times New Roman" w:hAnsi="Times New Roman" w:eastAsia="Times New Roman" w:cs="Times New Roman"/>
           <w:sz w:val="24"/>
           <w:szCs w:val="24"/>
           <w:lang w:eastAsia="de-DE"/>
@@ -2560,7 +2659,7 @@
       <w:proofErr w:type="spellStart"/>
       <w:r>
         <w:rPr>
-          <w:rFonts w:ascii="Times New Roman" w:eastAsia="Times New Roman" w:hAnsi="Times New Roman" w:cs="Times New Roman"/>
+          <w:rFonts w:ascii="Times New Roman" w:hAnsi="Times New Roman" w:eastAsia="Times New Roman" w:cs="Times New Roman"/>
           <w:sz w:val="24"/>
           <w:szCs w:val="24"/>
           <w:lang w:eastAsia="de-DE"/>
@@ -2570,7 +2669,7 @@
       <w:proofErr w:type="spellEnd"/>
       <w:r>
         <w:rPr>
-          <w:rFonts w:ascii="Times New Roman" w:eastAsia="Times New Roman" w:hAnsi="Times New Roman" w:cs="Times New Roman"/>
+          <w:rFonts w:ascii="Times New Roman" w:hAnsi="Times New Roman" w:eastAsia="Times New Roman" w:cs="Times New Roman"/>
           <w:sz w:val="24"/>
           <w:szCs w:val="24"/>
           <w:lang w:eastAsia="de-DE"/>
@@ -2578,19 +2677,19 @@
         <w:t xml:space="preserve"> und Speed</w:t>
       </w:r>
     </w:p>
-    <w:p>
-      <w:pPr>
-        <w:spacing w:before="100" w:beforeAutospacing="1" w:after="100" w:afterAutospacing="1" w:line="240" w:lineRule="auto"/>
-        <w:rPr>
-          <w:rFonts w:ascii="Times New Roman" w:eastAsia="Times New Roman" w:hAnsi="Times New Roman" w:cs="Times New Roman"/>
-          <w:sz w:val="24"/>
-          <w:szCs w:val="24"/>
-          <w:lang w:eastAsia="de-DE"/>
-        </w:rPr>
-      </w:pPr>
-      <w:r>
-        <w:rPr>
-          <w:rFonts w:ascii="Times New Roman" w:eastAsia="Times New Roman" w:hAnsi="Times New Roman" w:cs="Times New Roman"/>
+    <w:p xmlns:wp14="http://schemas.microsoft.com/office/word/2010/wordml" wp14:textId="77777777">
+      <w:pPr>
+        <w:spacing w:before="100" w:beforeAutospacing="1" w:after="100" w:afterAutospacing="1" w:line="240" w:lineRule="auto"/>
+        <w:rPr>
+          <w:rFonts w:ascii="Times New Roman" w:hAnsi="Times New Roman" w:eastAsia="Times New Roman" w:cs="Times New Roman"/>
+          <w:sz w:val="24"/>
+          <w:szCs w:val="24"/>
+          <w:lang w:eastAsia="de-DE"/>
+        </w:rPr>
+      </w:pPr>
+      <w:r>
+        <w:rPr>
+          <w:rFonts w:ascii="Times New Roman" w:hAnsi="Times New Roman" w:eastAsia="Times New Roman" w:cs="Times New Roman"/>
           <w:sz w:val="24"/>
           <w:szCs w:val="24"/>
           <w:lang w:eastAsia="de-DE"/>
@@ -2598,7 +2697,7 @@
         <w:t>Methoden:</w:t>
       </w:r>
     </w:p>
-    <w:p>
+    <w:p xmlns:wp14="http://schemas.microsoft.com/office/word/2010/wordml" wp14:textId="77777777">
       <w:pPr>
         <w:numPr>
           <w:ilvl w:val="0"/>
@@ -2606,16 +2705,16 @@
         </w:numPr>
         <w:spacing w:before="100" w:beforeAutospacing="1" w:after="100" w:afterAutospacing="1" w:line="240" w:lineRule="auto"/>
         <w:rPr>
-          <w:rFonts w:ascii="Times New Roman" w:eastAsia="Times New Roman" w:hAnsi="Times New Roman" w:cs="Times New Roman"/>
-          <w:sz w:val="24"/>
-          <w:szCs w:val="24"/>
-          <w:lang w:eastAsia="de-DE"/>
-        </w:rPr>
-      </w:pPr>
-      <w:proofErr w:type="spellStart"/>
-      <w:r>
-        <w:rPr>
-          <w:rFonts w:ascii="Courier New" w:eastAsia="Times New Roman" w:hAnsi="Courier New" w:cs="Courier New"/>
+          <w:rFonts w:ascii="Times New Roman" w:hAnsi="Times New Roman" w:eastAsia="Times New Roman" w:cs="Times New Roman"/>
+          <w:sz w:val="24"/>
+          <w:szCs w:val="24"/>
+          <w:lang w:eastAsia="de-DE"/>
+        </w:rPr>
+      </w:pPr>
+      <w:proofErr w:type="spellStart"/>
+      <w:r>
+        <w:rPr>
+          <w:rFonts w:ascii="Courier New" w:hAnsi="Courier New" w:eastAsia="Times New Roman" w:cs="Courier New"/>
           <w:sz w:val="20"/>
           <w:szCs w:val="20"/>
           <w:lang w:eastAsia="de-DE"/>
@@ -2625,7 +2724,7 @@
       <w:proofErr w:type="spellEnd"/>
       <w:r>
         <w:rPr>
-          <w:rFonts w:ascii="Courier New" w:eastAsia="Times New Roman" w:hAnsi="Courier New" w:cs="Courier New"/>
+          <w:rFonts w:ascii="Courier New" w:hAnsi="Courier New" w:eastAsia="Times New Roman" w:cs="Courier New"/>
           <w:sz w:val="20"/>
           <w:szCs w:val="20"/>
           <w:lang w:eastAsia="de-DE"/>
@@ -2635,7 +2734,7 @@
       <w:proofErr w:type="spellStart"/>
       <w:r>
         <w:rPr>
-          <w:rFonts w:ascii="Courier New" w:eastAsia="Times New Roman" w:hAnsi="Courier New" w:cs="Courier New"/>
+          <w:rFonts w:ascii="Courier New" w:hAnsi="Courier New" w:eastAsia="Times New Roman" w:cs="Courier New"/>
           <w:sz w:val="20"/>
           <w:szCs w:val="20"/>
           <w:lang w:eastAsia="de-DE"/>
@@ -2645,7 +2744,7 @@
       <w:proofErr w:type="spellEnd"/>
       <w:r>
         <w:rPr>
-          <w:rFonts w:ascii="Courier New" w:eastAsia="Times New Roman" w:hAnsi="Courier New" w:cs="Courier New"/>
+          <w:rFonts w:ascii="Courier New" w:hAnsi="Courier New" w:eastAsia="Times New Roman" w:cs="Courier New"/>
           <w:sz w:val="20"/>
           <w:szCs w:val="20"/>
           <w:lang w:eastAsia="de-DE"/>
@@ -2655,7 +2754,7 @@
       <w:proofErr w:type="spellStart"/>
       <w:r>
         <w:rPr>
-          <w:rFonts w:ascii="Courier New" w:eastAsia="Times New Roman" w:hAnsi="Courier New" w:cs="Courier New"/>
+          <w:rFonts w:ascii="Courier New" w:hAnsi="Courier New" w:eastAsia="Times New Roman" w:cs="Courier New"/>
           <w:sz w:val="20"/>
           <w:szCs w:val="20"/>
           <w:lang w:eastAsia="de-DE"/>
@@ -2665,7 +2764,7 @@
       <w:proofErr w:type="spellEnd"/>
       <w:r>
         <w:rPr>
-          <w:rFonts w:ascii="Courier New" w:eastAsia="Times New Roman" w:hAnsi="Courier New" w:cs="Courier New"/>
+          <w:rFonts w:ascii="Courier New" w:hAnsi="Courier New" w:eastAsia="Times New Roman" w:cs="Courier New"/>
           <w:sz w:val="20"/>
           <w:szCs w:val="20"/>
           <w:lang w:eastAsia="de-DE"/>
@@ -2673,7 +2772,7 @@
         <w:t>)</w:t>
       </w:r>
     </w:p>
-    <w:p>
+    <w:p xmlns:wp14="http://schemas.microsoft.com/office/word/2010/wordml" wp14:textId="77777777">
       <w:pPr>
         <w:numPr>
           <w:ilvl w:val="0"/>
@@ -2681,16 +2780,16 @@
         </w:numPr>
         <w:spacing w:before="100" w:beforeAutospacing="1" w:after="100" w:afterAutospacing="1" w:line="240" w:lineRule="auto"/>
         <w:rPr>
-          <w:rFonts w:ascii="Times New Roman" w:eastAsia="Times New Roman" w:hAnsi="Times New Roman" w:cs="Times New Roman"/>
-          <w:sz w:val="24"/>
-          <w:szCs w:val="24"/>
-          <w:lang w:eastAsia="de-DE"/>
-        </w:rPr>
-      </w:pPr>
-      <w:proofErr w:type="spellStart"/>
-      <w:r>
-        <w:rPr>
-          <w:rFonts w:ascii="Courier New" w:eastAsia="Times New Roman" w:hAnsi="Courier New" w:cs="Courier New"/>
+          <w:rFonts w:ascii="Times New Roman" w:hAnsi="Times New Roman" w:eastAsia="Times New Roman" w:cs="Times New Roman"/>
+          <w:sz w:val="24"/>
+          <w:szCs w:val="24"/>
+          <w:lang w:eastAsia="de-DE"/>
+        </w:rPr>
+      </w:pPr>
+      <w:proofErr w:type="spellStart"/>
+      <w:r>
+        <w:rPr>
+          <w:rFonts w:ascii="Courier New" w:hAnsi="Courier New" w:eastAsia="Times New Roman" w:cs="Courier New"/>
           <w:sz w:val="20"/>
           <w:szCs w:val="20"/>
           <w:lang w:eastAsia="de-DE"/>
@@ -2700,7 +2799,7 @@
       <w:proofErr w:type="spellEnd"/>
       <w:r>
         <w:rPr>
-          <w:rFonts w:ascii="Courier New" w:eastAsia="Times New Roman" w:hAnsi="Courier New" w:cs="Courier New"/>
+          <w:rFonts w:ascii="Courier New" w:hAnsi="Courier New" w:eastAsia="Times New Roman" w:cs="Courier New"/>
           <w:sz w:val="20"/>
           <w:szCs w:val="20"/>
           <w:lang w:eastAsia="de-DE"/>
@@ -2710,7 +2809,7 @@
       <w:proofErr w:type="spellStart"/>
       <w:r>
         <w:rPr>
-          <w:rFonts w:ascii="Courier New" w:eastAsia="Times New Roman" w:hAnsi="Courier New" w:cs="Courier New"/>
+          <w:rFonts w:ascii="Courier New" w:hAnsi="Courier New" w:eastAsia="Times New Roman" w:cs="Courier New"/>
           <w:sz w:val="20"/>
           <w:szCs w:val="20"/>
           <w:lang w:eastAsia="de-DE"/>
@@ -2720,7 +2819,7 @@
       <w:proofErr w:type="spellEnd"/>
       <w:r>
         <w:rPr>
-          <w:rFonts w:ascii="Courier New" w:eastAsia="Times New Roman" w:hAnsi="Courier New" w:cs="Courier New"/>
+          <w:rFonts w:ascii="Courier New" w:hAnsi="Courier New" w:eastAsia="Times New Roman" w:cs="Courier New"/>
           <w:sz w:val="20"/>
           <w:szCs w:val="20"/>
           <w:lang w:eastAsia="de-DE"/>
@@ -2730,7 +2829,7 @@
       <w:proofErr w:type="spellStart"/>
       <w:r>
         <w:rPr>
-          <w:rFonts w:ascii="Courier New" w:eastAsia="Times New Roman" w:hAnsi="Courier New" w:cs="Courier New"/>
+          <w:rFonts w:ascii="Courier New" w:hAnsi="Courier New" w:eastAsia="Times New Roman" w:cs="Courier New"/>
           <w:sz w:val="20"/>
           <w:szCs w:val="20"/>
           <w:lang w:eastAsia="de-DE"/>
@@ -2740,7 +2839,7 @@
       <w:proofErr w:type="spellEnd"/>
       <w:r>
         <w:rPr>
-          <w:rFonts w:ascii="Courier New" w:eastAsia="Times New Roman" w:hAnsi="Courier New" w:cs="Courier New"/>
+          <w:rFonts w:ascii="Courier New" w:hAnsi="Courier New" w:eastAsia="Times New Roman" w:cs="Courier New"/>
           <w:sz w:val="20"/>
           <w:szCs w:val="20"/>
           <w:lang w:eastAsia="de-DE"/>
@@ -2748,7 +2847,7 @@
         <w:t>)</w:t>
       </w:r>
     </w:p>
-    <w:p>
+    <w:p xmlns:wp14="http://schemas.microsoft.com/office/word/2010/wordml" wp14:textId="77777777">
       <w:pPr>
         <w:numPr>
           <w:ilvl w:val="0"/>
@@ -2756,16 +2855,16 @@
         </w:numPr>
         <w:spacing w:before="100" w:beforeAutospacing="1" w:after="100" w:afterAutospacing="1" w:line="240" w:lineRule="auto"/>
         <w:rPr>
-          <w:rFonts w:ascii="Times New Roman" w:eastAsia="Times New Roman" w:hAnsi="Times New Roman" w:cs="Times New Roman"/>
-          <w:sz w:val="24"/>
-          <w:szCs w:val="24"/>
-          <w:lang w:eastAsia="de-DE"/>
-        </w:rPr>
-      </w:pPr>
-      <w:proofErr w:type="spellStart"/>
-      <w:r>
-        <w:rPr>
-          <w:rFonts w:ascii="Courier New" w:eastAsia="Times New Roman" w:hAnsi="Courier New" w:cs="Courier New"/>
+          <w:rFonts w:ascii="Times New Roman" w:hAnsi="Times New Roman" w:eastAsia="Times New Roman" w:cs="Times New Roman"/>
+          <w:sz w:val="24"/>
+          <w:szCs w:val="24"/>
+          <w:lang w:eastAsia="de-DE"/>
+        </w:rPr>
+      </w:pPr>
+      <w:proofErr w:type="spellStart"/>
+      <w:r>
+        <w:rPr>
+          <w:rFonts w:ascii="Courier New" w:hAnsi="Courier New" w:eastAsia="Times New Roman" w:cs="Courier New"/>
           <w:sz w:val="20"/>
           <w:szCs w:val="20"/>
           <w:lang w:eastAsia="de-DE"/>
@@ -2775,7 +2874,7 @@
       <w:proofErr w:type="spellEnd"/>
       <w:r>
         <w:rPr>
-          <w:rFonts w:ascii="Courier New" w:eastAsia="Times New Roman" w:hAnsi="Courier New" w:cs="Courier New"/>
+          <w:rFonts w:ascii="Courier New" w:hAnsi="Courier New" w:eastAsia="Times New Roman" w:cs="Courier New"/>
           <w:sz w:val="20"/>
           <w:szCs w:val="20"/>
           <w:lang w:eastAsia="de-DE"/>
@@ -2785,7 +2884,7 @@
       <w:proofErr w:type="spellStart"/>
       <w:r>
         <w:rPr>
-          <w:rFonts w:ascii="Courier New" w:eastAsia="Times New Roman" w:hAnsi="Courier New" w:cs="Courier New"/>
+          <w:rFonts w:ascii="Courier New" w:hAnsi="Courier New" w:eastAsia="Times New Roman" w:cs="Courier New"/>
           <w:sz w:val="20"/>
           <w:szCs w:val="20"/>
           <w:lang w:eastAsia="de-DE"/>
@@ -2795,7 +2894,7 @@
       <w:proofErr w:type="spellEnd"/>
       <w:r>
         <w:rPr>
-          <w:rFonts w:ascii="Courier New" w:eastAsia="Times New Roman" w:hAnsi="Courier New" w:cs="Courier New"/>
+          <w:rFonts w:ascii="Courier New" w:hAnsi="Courier New" w:eastAsia="Times New Roman" w:cs="Courier New"/>
           <w:sz w:val="20"/>
           <w:szCs w:val="20"/>
           <w:lang w:eastAsia="de-DE"/>
@@ -2805,7 +2904,7 @@
       <w:proofErr w:type="spellStart"/>
       <w:r>
         <w:rPr>
-          <w:rFonts w:ascii="Courier New" w:eastAsia="Times New Roman" w:hAnsi="Courier New" w:cs="Courier New"/>
+          <w:rFonts w:ascii="Courier New" w:hAnsi="Courier New" w:eastAsia="Times New Roman" w:cs="Courier New"/>
           <w:sz w:val="20"/>
           <w:szCs w:val="20"/>
           <w:lang w:eastAsia="de-DE"/>
@@ -2815,7 +2914,7 @@
       <w:proofErr w:type="spellEnd"/>
       <w:r>
         <w:rPr>
-          <w:rFonts w:ascii="Courier New" w:eastAsia="Times New Roman" w:hAnsi="Courier New" w:cs="Courier New"/>
+          <w:rFonts w:ascii="Courier New" w:hAnsi="Courier New" w:eastAsia="Times New Roman" w:cs="Courier New"/>
           <w:sz w:val="20"/>
           <w:szCs w:val="20"/>
           <w:lang w:eastAsia="de-DE"/>
@@ -2823,7 +2922,7 @@
         <w:t>)</w:t>
       </w:r>
     </w:p>
-    <w:p>
+    <w:p xmlns:wp14="http://schemas.microsoft.com/office/word/2010/wordml" wp14:textId="77777777">
       <w:pPr>
         <w:numPr>
           <w:ilvl w:val="0"/>
@@ -2831,16 +2930,16 @@
         </w:numPr>
         <w:spacing w:before="100" w:beforeAutospacing="1" w:after="100" w:afterAutospacing="1" w:line="240" w:lineRule="auto"/>
         <w:rPr>
-          <w:rFonts w:ascii="Times New Roman" w:eastAsia="Times New Roman" w:hAnsi="Times New Roman" w:cs="Times New Roman"/>
-          <w:sz w:val="24"/>
-          <w:szCs w:val="24"/>
-          <w:lang w:eastAsia="de-DE"/>
-        </w:rPr>
-      </w:pPr>
-      <w:proofErr w:type="spellStart"/>
-      <w:r>
-        <w:rPr>
-          <w:rFonts w:ascii="Courier New" w:eastAsia="Times New Roman" w:hAnsi="Courier New" w:cs="Courier New"/>
+          <w:rFonts w:ascii="Times New Roman" w:hAnsi="Times New Roman" w:eastAsia="Times New Roman" w:cs="Times New Roman"/>
+          <w:sz w:val="24"/>
+          <w:szCs w:val="24"/>
+          <w:lang w:eastAsia="de-DE"/>
+        </w:rPr>
+      </w:pPr>
+      <w:proofErr w:type="spellStart"/>
+      <w:r>
+        <w:rPr>
+          <w:rFonts w:ascii="Courier New" w:hAnsi="Courier New" w:eastAsia="Times New Roman" w:cs="Courier New"/>
           <w:sz w:val="20"/>
           <w:szCs w:val="20"/>
           <w:lang w:eastAsia="de-DE"/>
@@ -2850,7 +2949,7 @@
       <w:proofErr w:type="spellEnd"/>
       <w:r>
         <w:rPr>
-          <w:rFonts w:ascii="Courier New" w:eastAsia="Times New Roman" w:hAnsi="Courier New" w:cs="Courier New"/>
+          <w:rFonts w:ascii="Courier New" w:hAnsi="Courier New" w:eastAsia="Times New Roman" w:cs="Courier New"/>
           <w:sz w:val="20"/>
           <w:szCs w:val="20"/>
           <w:lang w:eastAsia="de-DE"/>
@@ -2858,19 +2957,19 @@
         <w:t>()</w:t>
       </w:r>
     </w:p>
-    <w:p>
-      <w:pPr>
-        <w:spacing w:before="100" w:beforeAutospacing="1" w:after="100" w:afterAutospacing="1" w:line="240" w:lineRule="auto"/>
-        <w:rPr>
-          <w:rFonts w:ascii="Times New Roman" w:eastAsia="Times New Roman" w:hAnsi="Times New Roman" w:cs="Times New Roman"/>
-          <w:sz w:val="24"/>
-          <w:szCs w:val="24"/>
-          <w:lang w:eastAsia="de-DE"/>
-        </w:rPr>
-      </w:pPr>
-      <w:r>
-        <w:rPr>
-          <w:rFonts w:ascii="Times New Roman" w:eastAsia="Times New Roman" w:hAnsi="Times New Roman" w:cs="Times New Roman"/>
+    <w:p xmlns:wp14="http://schemas.microsoft.com/office/word/2010/wordml" wp14:textId="77777777">
+      <w:pPr>
+        <w:spacing w:before="100" w:beforeAutospacing="1" w:after="100" w:afterAutospacing="1" w:line="240" w:lineRule="auto"/>
+        <w:rPr>
+          <w:rFonts w:ascii="Times New Roman" w:hAnsi="Times New Roman" w:eastAsia="Times New Roman" w:cs="Times New Roman"/>
+          <w:sz w:val="24"/>
+          <w:szCs w:val="24"/>
+          <w:lang w:eastAsia="de-DE"/>
+        </w:rPr>
+      </w:pPr>
+      <w:r>
+        <w:rPr>
+          <w:rFonts w:ascii="Times New Roman" w:hAnsi="Times New Roman" w:eastAsia="Times New Roman" w:cs="Times New Roman"/>
           <w:sz w:val="24"/>
           <w:szCs w:val="24"/>
           <w:lang w:eastAsia="de-DE"/>
@@ -2878,7 +2977,7 @@
         <w:t>Finale Werte:</w:t>
       </w:r>
     </w:p>
-    <w:p>
+    <w:p xmlns:wp14="http://schemas.microsoft.com/office/word/2010/wordml" wp14:textId="77777777">
       <w:pPr>
         <w:numPr>
           <w:ilvl w:val="0"/>
@@ -2886,16 +2985,16 @@
         </w:numPr>
         <w:spacing w:before="100" w:beforeAutospacing="1" w:after="100" w:afterAutospacing="1" w:line="240" w:lineRule="auto"/>
         <w:rPr>
-          <w:rFonts w:ascii="Times New Roman" w:eastAsia="Times New Roman" w:hAnsi="Times New Roman" w:cs="Times New Roman"/>
-          <w:sz w:val="24"/>
-          <w:szCs w:val="24"/>
-          <w:lang w:eastAsia="de-DE"/>
-        </w:rPr>
-      </w:pPr>
-      <w:proofErr w:type="spellStart"/>
-      <w:r>
-        <w:rPr>
-          <w:rFonts w:ascii="Courier New" w:eastAsia="Times New Roman" w:hAnsi="Courier New" w:cs="Courier New"/>
+          <w:rFonts w:ascii="Times New Roman" w:hAnsi="Times New Roman" w:eastAsia="Times New Roman" w:cs="Times New Roman"/>
+          <w:sz w:val="24"/>
+          <w:szCs w:val="24"/>
+          <w:lang w:eastAsia="de-DE"/>
+        </w:rPr>
+      </w:pPr>
+      <w:proofErr w:type="spellStart"/>
+      <w:r>
+        <w:rPr>
+          <w:rFonts w:ascii="Courier New" w:hAnsi="Courier New" w:eastAsia="Times New Roman" w:cs="Courier New"/>
           <w:sz w:val="20"/>
           <w:szCs w:val="20"/>
           <w:lang w:eastAsia="de-DE"/>
@@ -2905,7 +3004,7 @@
       <w:proofErr w:type="spellEnd"/>
       <w:r>
         <w:rPr>
-          <w:rFonts w:ascii="Courier New" w:eastAsia="Times New Roman" w:hAnsi="Courier New" w:cs="Courier New"/>
+          <w:rFonts w:ascii="Courier New" w:hAnsi="Courier New" w:eastAsia="Times New Roman" w:cs="Courier New"/>
           <w:sz w:val="20"/>
           <w:szCs w:val="20"/>
           <w:lang w:eastAsia="de-DE"/>
@@ -2913,7 +3012,7 @@
         <w:t>()</w:t>
       </w:r>
     </w:p>
-    <w:p>
+    <w:p xmlns:wp14="http://schemas.microsoft.com/office/word/2010/wordml" wp14:textId="77777777">
       <w:pPr>
         <w:numPr>
           <w:ilvl w:val="0"/>
@@ -2921,16 +3020,16 @@
         </w:numPr>
         <w:spacing w:before="100" w:beforeAutospacing="1" w:after="100" w:afterAutospacing="1" w:line="240" w:lineRule="auto"/>
         <w:rPr>
-          <w:rFonts w:ascii="Times New Roman" w:eastAsia="Times New Roman" w:hAnsi="Times New Roman" w:cs="Times New Roman"/>
-          <w:sz w:val="24"/>
-          <w:szCs w:val="24"/>
-          <w:lang w:eastAsia="de-DE"/>
-        </w:rPr>
-      </w:pPr>
-      <w:proofErr w:type="spellStart"/>
-      <w:r>
-        <w:rPr>
-          <w:rFonts w:ascii="Courier New" w:eastAsia="Times New Roman" w:hAnsi="Courier New" w:cs="Courier New"/>
+          <w:rFonts w:ascii="Times New Roman" w:hAnsi="Times New Roman" w:eastAsia="Times New Roman" w:cs="Times New Roman"/>
+          <w:sz w:val="24"/>
+          <w:szCs w:val="24"/>
+          <w:lang w:eastAsia="de-DE"/>
+        </w:rPr>
+      </w:pPr>
+      <w:proofErr w:type="spellStart"/>
+      <w:r>
+        <w:rPr>
+          <w:rFonts w:ascii="Courier New" w:hAnsi="Courier New" w:eastAsia="Times New Roman" w:cs="Courier New"/>
           <w:sz w:val="20"/>
           <w:szCs w:val="20"/>
           <w:lang w:eastAsia="de-DE"/>
@@ -2940,7 +3039,7 @@
       <w:proofErr w:type="spellEnd"/>
       <w:r>
         <w:rPr>
-          <w:rFonts w:ascii="Courier New" w:eastAsia="Times New Roman" w:hAnsi="Courier New" w:cs="Courier New"/>
+          <w:rFonts w:ascii="Courier New" w:hAnsi="Courier New" w:eastAsia="Times New Roman" w:cs="Courier New"/>
           <w:sz w:val="20"/>
           <w:szCs w:val="20"/>
           <w:lang w:eastAsia="de-DE"/>
@@ -2948,7 +3047,7 @@
         <w:t>()</w:t>
       </w:r>
     </w:p>
-    <w:p>
+    <w:p xmlns:wp14="http://schemas.microsoft.com/office/word/2010/wordml" wp14:textId="77777777">
       <w:pPr>
         <w:numPr>
           <w:ilvl w:val="0"/>
@@ -2956,16 +3055,16 @@
         </w:numPr>
         <w:spacing w:before="100" w:beforeAutospacing="1" w:after="100" w:afterAutospacing="1" w:line="240" w:lineRule="auto"/>
         <w:rPr>
-          <w:rFonts w:ascii="Times New Roman" w:eastAsia="Times New Roman" w:hAnsi="Times New Roman" w:cs="Times New Roman"/>
-          <w:sz w:val="24"/>
-          <w:szCs w:val="24"/>
-          <w:lang w:eastAsia="de-DE"/>
-        </w:rPr>
-      </w:pPr>
-      <w:proofErr w:type="spellStart"/>
-      <w:r>
-        <w:rPr>
-          <w:rFonts w:ascii="Courier New" w:eastAsia="Times New Roman" w:hAnsi="Courier New" w:cs="Courier New"/>
+          <w:rFonts w:ascii="Times New Roman" w:hAnsi="Times New Roman" w:eastAsia="Times New Roman" w:cs="Times New Roman"/>
+          <w:sz w:val="24"/>
+          <w:szCs w:val="24"/>
+          <w:lang w:eastAsia="de-DE"/>
+        </w:rPr>
+      </w:pPr>
+      <w:proofErr w:type="spellStart"/>
+      <w:r>
+        <w:rPr>
+          <w:rFonts w:ascii="Courier New" w:hAnsi="Courier New" w:eastAsia="Times New Roman" w:cs="Courier New"/>
           <w:sz w:val="20"/>
           <w:szCs w:val="20"/>
           <w:lang w:eastAsia="de-DE"/>
@@ -2975,7 +3074,7 @@
       <w:proofErr w:type="spellEnd"/>
       <w:r>
         <w:rPr>
-          <w:rFonts w:ascii="Courier New" w:eastAsia="Times New Roman" w:hAnsi="Courier New" w:cs="Courier New"/>
+          <w:rFonts w:ascii="Courier New" w:hAnsi="Courier New" w:eastAsia="Times New Roman" w:cs="Courier New"/>
           <w:sz w:val="20"/>
           <w:szCs w:val="20"/>
           <w:lang w:eastAsia="de-DE"/>
@@ -2983,12 +3082,12 @@
         <w:t>()</w:t>
       </w:r>
     </w:p>
-    <w:p>
+    <w:p xmlns:wp14="http://schemas.microsoft.com/office/word/2010/wordml" wp14:textId="77777777">
       <w:pPr>
         <w:spacing w:before="100" w:beforeAutospacing="1" w:after="100" w:afterAutospacing="1" w:line="240" w:lineRule="auto"/>
         <w:outlineLvl w:val="1"/>
         <w:rPr>
-          <w:rFonts w:ascii="Times New Roman" w:eastAsia="Times New Roman" w:hAnsi="Times New Roman" w:cs="Times New Roman"/>
+          <w:rFonts w:ascii="Times New Roman" w:hAnsi="Times New Roman" w:eastAsia="Times New Roman" w:cs="Times New Roman"/>
           <w:b/>
           <w:bCs/>
           <w:sz w:val="36"/>
@@ -2997,12 +3096,12 @@
         </w:rPr>
       </w:pPr>
     </w:p>
-    <w:p>
+    <w:p xmlns:wp14="http://schemas.microsoft.com/office/word/2010/wordml" wp14:textId="77777777">
       <w:pPr>
         <w:spacing w:before="100" w:beforeAutospacing="1" w:after="100" w:afterAutospacing="1" w:line="240" w:lineRule="auto"/>
         <w:outlineLvl w:val="1"/>
         <w:rPr>
-          <w:rFonts w:ascii="Times New Roman" w:eastAsia="Times New Roman" w:hAnsi="Times New Roman" w:cs="Times New Roman"/>
+          <w:rFonts w:ascii="Times New Roman" w:hAnsi="Times New Roman" w:eastAsia="Times New Roman" w:cs="Times New Roman"/>
           <w:b/>
           <w:bCs/>
           <w:sz w:val="36"/>
@@ -3011,12 +3110,12 @@
         </w:rPr>
       </w:pPr>
     </w:p>
-    <w:p>
+    <w:p xmlns:wp14="http://schemas.microsoft.com/office/word/2010/wordml" wp14:textId="77777777">
       <w:pPr>
         <w:spacing w:before="100" w:beforeAutospacing="1" w:after="100" w:afterAutospacing="1" w:line="240" w:lineRule="auto"/>
         <w:outlineLvl w:val="1"/>
         <w:rPr>
-          <w:rFonts w:ascii="Times New Roman" w:eastAsia="Times New Roman" w:hAnsi="Times New Roman" w:cs="Times New Roman"/>
+          <w:rFonts w:ascii="Times New Roman" w:hAnsi="Times New Roman" w:eastAsia="Times New Roman" w:cs="Times New Roman"/>
           <w:b/>
           <w:bCs/>
           <w:sz w:val="32"/>
@@ -3026,23 +3125,22 @@
       </w:pPr>
       <w:r>
         <w:rPr>
-          <w:rFonts w:ascii="Times New Roman" w:eastAsia="Times New Roman" w:hAnsi="Times New Roman" w:cs="Times New Roman"/>
+          <w:rFonts w:ascii="Times New Roman" w:hAnsi="Times New Roman" w:eastAsia="Times New Roman" w:cs="Times New Roman"/>
           <w:b/>
           <w:bCs/>
           <w:sz w:val="32"/>
           <w:szCs w:val="32"/>
           <w:lang w:eastAsia="de-DE"/>
         </w:rPr>
-        <w:lastRenderedPageBreak/>
         <w:t>Rendering</w:t>
       </w:r>
     </w:p>
-    <w:p>
+    <w:p xmlns:wp14="http://schemas.microsoft.com/office/word/2010/wordml" wp14:textId="77777777">
       <w:pPr>
         <w:spacing w:before="100" w:beforeAutospacing="1" w:after="100" w:afterAutospacing="1" w:line="240" w:lineRule="auto"/>
         <w:outlineLvl w:val="2"/>
         <w:rPr>
-          <w:rFonts w:ascii="Times New Roman" w:eastAsia="Times New Roman" w:hAnsi="Times New Roman" w:cs="Times New Roman"/>
+          <w:rFonts w:ascii="Times New Roman" w:hAnsi="Times New Roman" w:eastAsia="Times New Roman" w:cs="Times New Roman"/>
           <w:b/>
           <w:bCs/>
           <w:sz w:val="27"/>
@@ -3053,7 +3151,7 @@
       <w:proofErr w:type="spellStart"/>
       <w:r>
         <w:rPr>
-          <w:rFonts w:ascii="Times New Roman" w:eastAsia="Times New Roman" w:hAnsi="Times New Roman" w:cs="Times New Roman"/>
+          <w:rFonts w:ascii="Times New Roman" w:hAnsi="Times New Roman" w:eastAsia="Times New Roman" w:cs="Times New Roman"/>
           <w:b/>
           <w:bCs/>
           <w:sz w:val="27"/>
@@ -3065,7 +3163,7 @@
       <w:proofErr w:type="spellEnd"/>
       <w:r>
         <w:rPr>
-          <w:rFonts w:ascii="Times New Roman" w:eastAsia="Times New Roman" w:hAnsi="Times New Roman" w:cs="Times New Roman"/>
+          <w:rFonts w:ascii="Times New Roman" w:hAnsi="Times New Roman" w:eastAsia="Times New Roman" w:cs="Times New Roman"/>
           <w:b/>
           <w:bCs/>
           <w:sz w:val="27"/>
@@ -3075,19 +3173,19 @@
         <w:t>()</w:t>
       </w:r>
     </w:p>
-    <w:p>
-      <w:pPr>
-        <w:spacing w:before="100" w:beforeAutospacing="1" w:after="100" w:afterAutospacing="1" w:line="240" w:lineRule="auto"/>
-        <w:rPr>
-          <w:rFonts w:ascii="Times New Roman" w:eastAsia="Times New Roman" w:hAnsi="Times New Roman" w:cs="Times New Roman"/>
-          <w:sz w:val="24"/>
-          <w:szCs w:val="24"/>
-          <w:lang w:eastAsia="de-DE"/>
-        </w:rPr>
-      </w:pPr>
-      <w:r>
-        <w:rPr>
-          <w:rFonts w:ascii="Times New Roman" w:eastAsia="Times New Roman" w:hAnsi="Times New Roman" w:cs="Times New Roman"/>
+    <w:p xmlns:wp14="http://schemas.microsoft.com/office/word/2010/wordml" wp14:textId="77777777">
+      <w:pPr>
+        <w:spacing w:before="100" w:beforeAutospacing="1" w:after="100" w:afterAutospacing="1" w:line="240" w:lineRule="auto"/>
+        <w:rPr>
+          <w:rFonts w:ascii="Times New Roman" w:hAnsi="Times New Roman" w:eastAsia="Times New Roman" w:cs="Times New Roman"/>
+          <w:sz w:val="24"/>
+          <w:szCs w:val="24"/>
+          <w:lang w:eastAsia="de-DE"/>
+        </w:rPr>
+      </w:pPr>
+      <w:r>
+        <w:rPr>
+          <w:rFonts w:ascii="Times New Roman" w:hAnsi="Times New Roman" w:eastAsia="Times New Roman" w:cs="Times New Roman"/>
           <w:sz w:val="24"/>
           <w:szCs w:val="24"/>
           <w:lang w:eastAsia="de-DE"/>
@@ -3096,18 +3194,26 @@
       </w:r>
       <w:r>
         <w:rPr>
-          <w:rFonts w:ascii="Times New Roman" w:eastAsia="Times New Roman" w:hAnsi="Times New Roman" w:cs="Times New Roman"/>
+          <w:rFonts w:ascii="Times New Roman" w:hAnsi="Times New Roman" w:eastAsia="Times New Roman" w:cs="Times New Roman"/>
           <w:sz w:val="24"/>
           <w:szCs w:val="24"/>
           <w:lang w:eastAsia="de-DE"/>
         </w:rPr>
         <w:noBreakHyphen/>
+      </w:r>
+      <w:r>
+        <w:rPr>
+          <w:rFonts w:ascii="Times New Roman" w:hAnsi="Times New Roman" w:eastAsia="Times New Roman" w:cs="Times New Roman"/>
+          <w:sz w:val="24"/>
+          <w:szCs w:val="24"/>
+          <w:lang w:eastAsia="de-DE"/>
+        </w:rPr>
         <w:t>Informationen in der Konsole aus (</w:t>
       </w:r>
       <w:proofErr w:type="spellStart"/>
       <w:r>
         <w:rPr>
-          <w:rFonts w:ascii="Times New Roman" w:eastAsia="Times New Roman" w:hAnsi="Times New Roman" w:cs="Times New Roman"/>
+          <w:rFonts w:ascii="Times New Roman" w:hAnsi="Times New Roman" w:eastAsia="Times New Roman" w:cs="Times New Roman"/>
           <w:sz w:val="24"/>
           <w:szCs w:val="24"/>
           <w:lang w:eastAsia="de-DE"/>
@@ -3117,7 +3223,7 @@
       <w:proofErr w:type="spellEnd"/>
       <w:r>
         <w:rPr>
-          <w:rFonts w:ascii="Times New Roman" w:eastAsia="Times New Roman" w:hAnsi="Times New Roman" w:cs="Times New Roman"/>
+          <w:rFonts w:ascii="Times New Roman" w:hAnsi="Times New Roman" w:eastAsia="Times New Roman" w:cs="Times New Roman"/>
           <w:sz w:val="24"/>
           <w:szCs w:val="24"/>
           <w:lang w:eastAsia="de-DE"/>
@@ -3125,12 +3231,12 @@
         <w:t>).</w:t>
       </w:r>
     </w:p>
-    <w:p>
+    <w:p xmlns:wp14="http://schemas.microsoft.com/office/word/2010/wordml" wp14:textId="77777777">
       <w:pPr>
         <w:spacing w:before="100" w:beforeAutospacing="1" w:after="100" w:afterAutospacing="1" w:line="240" w:lineRule="auto"/>
         <w:outlineLvl w:val="2"/>
         <w:rPr>
-          <w:rFonts w:ascii="Times New Roman" w:eastAsia="Times New Roman" w:hAnsi="Times New Roman" w:cs="Times New Roman"/>
+          <w:rFonts w:ascii="Times New Roman" w:hAnsi="Times New Roman" w:eastAsia="Times New Roman" w:cs="Times New Roman"/>
           <w:b/>
           <w:bCs/>
           <w:sz w:val="27"/>
@@ -3141,7 +3247,7 @@
       <w:proofErr w:type="spellStart"/>
       <w:r>
         <w:rPr>
-          <w:rFonts w:ascii="Times New Roman" w:eastAsia="Times New Roman" w:hAnsi="Times New Roman" w:cs="Times New Roman"/>
+          <w:rFonts w:ascii="Times New Roman" w:hAnsi="Times New Roman" w:eastAsia="Times New Roman" w:cs="Times New Roman"/>
           <w:b/>
           <w:bCs/>
           <w:sz w:val="27"/>
@@ -3153,7 +3259,7 @@
       <w:proofErr w:type="spellEnd"/>
       <w:r>
         <w:rPr>
-          <w:rFonts w:ascii="Times New Roman" w:eastAsia="Times New Roman" w:hAnsi="Times New Roman" w:cs="Times New Roman"/>
+          <w:rFonts w:ascii="Times New Roman" w:hAnsi="Times New Roman" w:eastAsia="Times New Roman" w:cs="Times New Roman"/>
           <w:b/>
           <w:bCs/>
           <w:sz w:val="27"/>
@@ -3163,19 +3269,19 @@
         <w:t>()</w:t>
       </w:r>
     </w:p>
-    <w:p>
-      <w:pPr>
-        <w:spacing w:before="100" w:beforeAutospacing="1" w:after="100" w:afterAutospacing="1" w:line="240" w:lineRule="auto"/>
-        <w:rPr>
-          <w:rFonts w:ascii="Times New Roman" w:eastAsia="Times New Roman" w:hAnsi="Times New Roman" w:cs="Times New Roman"/>
-          <w:sz w:val="24"/>
-          <w:szCs w:val="24"/>
-          <w:lang w:eastAsia="de-DE"/>
-        </w:rPr>
-      </w:pPr>
-      <w:r>
-        <w:rPr>
-          <w:rFonts w:ascii="Times New Roman" w:eastAsia="Times New Roman" w:hAnsi="Times New Roman" w:cs="Times New Roman"/>
+    <w:p xmlns:wp14="http://schemas.microsoft.com/office/word/2010/wordml" wp14:textId="77777777">
+      <w:pPr>
+        <w:spacing w:before="100" w:beforeAutospacing="1" w:after="100" w:afterAutospacing="1" w:line="240" w:lineRule="auto"/>
+        <w:rPr>
+          <w:rFonts w:ascii="Times New Roman" w:hAnsi="Times New Roman" w:eastAsia="Times New Roman" w:cs="Times New Roman"/>
+          <w:sz w:val="24"/>
+          <w:szCs w:val="24"/>
+          <w:lang w:eastAsia="de-DE"/>
+        </w:rPr>
+      </w:pPr>
+      <w:r>
+        <w:rPr>
+          <w:rFonts w:ascii="Times New Roman" w:hAnsi="Times New Roman" w:eastAsia="Times New Roman" w:cs="Times New Roman"/>
           <w:sz w:val="24"/>
           <w:szCs w:val="24"/>
           <w:lang w:eastAsia="de-DE"/>
@@ -3184,18 +3290,26 @@
       </w:r>
       <w:r>
         <w:rPr>
-          <w:rFonts w:ascii="Times New Roman" w:eastAsia="Times New Roman" w:hAnsi="Times New Roman" w:cs="Times New Roman"/>
+          <w:rFonts w:ascii="Times New Roman" w:hAnsi="Times New Roman" w:eastAsia="Times New Roman" w:cs="Times New Roman"/>
           <w:sz w:val="24"/>
           <w:szCs w:val="24"/>
           <w:lang w:eastAsia="de-DE"/>
         </w:rPr>
         <w:noBreakHyphen/>
+      </w:r>
+      <w:r>
+        <w:rPr>
+          <w:rFonts w:ascii="Times New Roman" w:hAnsi="Times New Roman" w:eastAsia="Times New Roman" w:cs="Times New Roman"/>
+          <w:sz w:val="24"/>
+          <w:szCs w:val="24"/>
+          <w:lang w:eastAsia="de-DE"/>
+        </w:rPr>
         <w:t>Box im Terminal (</w:t>
       </w:r>
       <w:proofErr w:type="spellStart"/>
       <w:r>
         <w:rPr>
-          <w:rFonts w:ascii="Times New Roman" w:eastAsia="Times New Roman" w:hAnsi="Times New Roman" w:cs="Times New Roman"/>
+          <w:rFonts w:ascii="Times New Roman" w:hAnsi="Times New Roman" w:eastAsia="Times New Roman" w:cs="Times New Roman"/>
           <w:sz w:val="24"/>
           <w:szCs w:val="24"/>
           <w:lang w:eastAsia="de-DE"/>
@@ -3205,7 +3319,7 @@
       <w:proofErr w:type="spellEnd"/>
       <w:r>
         <w:rPr>
-          <w:rFonts w:ascii="Times New Roman" w:eastAsia="Times New Roman" w:hAnsi="Times New Roman" w:cs="Times New Roman"/>
+          <w:rFonts w:ascii="Times New Roman" w:hAnsi="Times New Roman" w:eastAsia="Times New Roman" w:cs="Times New Roman"/>
           <w:sz w:val="24"/>
           <w:szCs w:val="24"/>
           <w:lang w:eastAsia="de-DE"/>
@@ -3213,12 +3327,12 @@
         <w:t>) zur visuellen Darstellung.</w:t>
       </w:r>
     </w:p>
-    <w:p>
+    <w:p xmlns:wp14="http://schemas.microsoft.com/office/word/2010/wordml" wp14:textId="77777777">
       <w:pPr>
         <w:spacing w:before="100" w:beforeAutospacing="1" w:after="100" w:afterAutospacing="1" w:line="240" w:lineRule="auto"/>
         <w:outlineLvl w:val="1"/>
         <w:rPr>
-          <w:rFonts w:ascii="Times New Roman" w:eastAsia="Times New Roman" w:hAnsi="Times New Roman" w:cs="Times New Roman"/>
+          <w:rFonts w:ascii="Times New Roman" w:hAnsi="Times New Roman" w:eastAsia="Times New Roman" w:cs="Times New Roman"/>
           <w:b/>
           <w:bCs/>
           <w:sz w:val="32"/>
@@ -3228,7 +3342,7 @@
       </w:pPr>
       <w:r>
         <w:rPr>
-          <w:rFonts w:ascii="Times New Roman" w:eastAsia="Times New Roman" w:hAnsi="Times New Roman" w:cs="Times New Roman"/>
+          <w:rFonts w:ascii="Times New Roman" w:hAnsi="Times New Roman" w:eastAsia="Times New Roman" w:cs="Times New Roman"/>
           <w:b/>
           <w:bCs/>
           <w:sz w:val="32"/>
@@ -3238,20 +3352,20 @@
         <w:t>Typbestimmung</w:t>
       </w:r>
     </w:p>
-    <w:p>
-      <w:pPr>
-        <w:spacing w:before="100" w:beforeAutospacing="1" w:after="100" w:afterAutospacing="1" w:line="240" w:lineRule="auto"/>
-        <w:rPr>
-          <w:rFonts w:ascii="Times New Roman" w:eastAsia="Times New Roman" w:hAnsi="Times New Roman" w:cs="Times New Roman"/>
-          <w:sz w:val="24"/>
-          <w:szCs w:val="24"/>
-          <w:lang w:eastAsia="de-DE"/>
-        </w:rPr>
-      </w:pPr>
-      <w:proofErr w:type="spellStart"/>
-      <w:r>
-        <w:rPr>
-          <w:rFonts w:ascii="Courier New" w:eastAsia="Times New Roman" w:hAnsi="Courier New" w:cs="Courier New"/>
+    <w:p xmlns:wp14="http://schemas.microsoft.com/office/word/2010/wordml" wp14:textId="77777777">
+      <w:pPr>
+        <w:spacing w:before="100" w:beforeAutospacing="1" w:after="100" w:afterAutospacing="1" w:line="240" w:lineRule="auto"/>
+        <w:rPr>
+          <w:rFonts w:ascii="Times New Roman" w:hAnsi="Times New Roman" w:eastAsia="Times New Roman" w:cs="Times New Roman"/>
+          <w:sz w:val="24"/>
+          <w:szCs w:val="24"/>
+          <w:lang w:eastAsia="de-DE"/>
+        </w:rPr>
+      </w:pPr>
+      <w:proofErr w:type="spellStart"/>
+      <w:r>
+        <w:rPr>
+          <w:rFonts w:ascii="Courier New" w:hAnsi="Courier New" w:eastAsia="Times New Roman" w:cs="Courier New"/>
           <w:sz w:val="20"/>
           <w:szCs w:val="20"/>
           <w:lang w:eastAsia="de-DE"/>
@@ -3261,7 +3375,7 @@
       <w:proofErr w:type="spellEnd"/>
       <w:r>
         <w:rPr>
-          <w:rFonts w:ascii="Courier New" w:eastAsia="Times New Roman" w:hAnsi="Courier New" w:cs="Courier New"/>
+          <w:rFonts w:ascii="Courier New" w:hAnsi="Courier New" w:eastAsia="Times New Roman" w:cs="Courier New"/>
           <w:sz w:val="20"/>
           <w:szCs w:val="20"/>
           <w:lang w:eastAsia="de-DE"/>
@@ -3270,7 +3384,7 @@
       </w:r>
       <w:r>
         <w:rPr>
-          <w:rFonts w:ascii="Times New Roman" w:eastAsia="Times New Roman" w:hAnsi="Times New Roman" w:cs="Times New Roman"/>
+          <w:rFonts w:ascii="Times New Roman" w:hAnsi="Times New Roman" w:eastAsia="Times New Roman" w:cs="Times New Roman"/>
           <w:sz w:val="24"/>
           <w:szCs w:val="24"/>
           <w:lang w:eastAsia="de-DE"/>
@@ -3280,7 +3394,7 @@
       <w:proofErr w:type="spellStart"/>
       <w:r>
         <w:rPr>
-          <w:rFonts w:ascii="Courier New" w:eastAsia="Times New Roman" w:hAnsi="Courier New" w:cs="Courier New"/>
+          <w:rFonts w:ascii="Courier New" w:hAnsi="Courier New" w:eastAsia="Times New Roman" w:cs="Courier New"/>
           <w:sz w:val="20"/>
           <w:szCs w:val="20"/>
           <w:lang w:eastAsia="de-DE"/>
@@ -3290,7 +3404,7 @@
       <w:proofErr w:type="spellEnd"/>
       <w:r>
         <w:rPr>
-          <w:rFonts w:ascii="Courier New" w:eastAsia="Times New Roman" w:hAnsi="Courier New" w:cs="Courier New"/>
+          <w:rFonts w:ascii="Courier New" w:hAnsi="Courier New" w:eastAsia="Times New Roman" w:cs="Courier New"/>
           <w:sz w:val="20"/>
           <w:szCs w:val="20"/>
           <w:lang w:eastAsia="de-DE"/>
@@ -3300,7 +3414,7 @@
       <w:proofErr w:type="gramStart"/>
       <w:r>
         <w:rPr>
-          <w:rFonts w:ascii="Courier New" w:eastAsia="Times New Roman" w:hAnsi="Courier New" w:cs="Courier New"/>
+          <w:rFonts w:ascii="Courier New" w:hAnsi="Courier New" w:eastAsia="Times New Roman" w:cs="Courier New"/>
           <w:sz w:val="20"/>
           <w:szCs w:val="20"/>
           <w:lang w:eastAsia="de-DE"/>
@@ -3310,7 +3424,7 @@
       <w:proofErr w:type="gramEnd"/>
       <w:r>
         <w:rPr>
-          <w:rFonts w:ascii="Times New Roman" w:eastAsia="Times New Roman" w:hAnsi="Times New Roman" w:cs="Times New Roman"/>
+          <w:rFonts w:ascii="Times New Roman" w:hAnsi="Times New Roman" w:eastAsia="Times New Roman" w:cs="Times New Roman"/>
           <w:sz w:val="24"/>
           <w:szCs w:val="24"/>
           <w:lang w:eastAsia="de-DE"/>
@@ -3318,12 +3432,12 @@
         <w:t>. Abgeleitete Klassen überschreiben diese Methode.</w:t>
       </w:r>
     </w:p>
-    <w:p>
+    <w:p xmlns:wp14="http://schemas.microsoft.com/office/word/2010/wordml" wp14:textId="77777777">
       <w:pPr>
         <w:spacing w:before="100" w:beforeAutospacing="1" w:after="100" w:afterAutospacing="1" w:line="240" w:lineRule="auto"/>
         <w:outlineLvl w:val="1"/>
         <w:rPr>
-          <w:rFonts w:ascii="Times New Roman" w:eastAsia="Times New Roman" w:hAnsi="Times New Roman" w:cs="Times New Roman"/>
+          <w:rFonts w:ascii="Times New Roman" w:hAnsi="Times New Roman" w:eastAsia="Times New Roman" w:cs="Times New Roman"/>
           <w:b/>
           <w:bCs/>
           <w:sz w:val="32"/>
@@ -3333,7 +3447,7 @@
       </w:pPr>
       <w:r>
         <w:rPr>
-          <w:rFonts w:ascii="Times New Roman" w:eastAsia="Times New Roman" w:hAnsi="Times New Roman" w:cs="Times New Roman"/>
+          <w:rFonts w:ascii="Times New Roman" w:hAnsi="Times New Roman" w:eastAsia="Times New Roman" w:cs="Times New Roman"/>
           <w:b/>
           <w:bCs/>
           <w:sz w:val="32"/>
@@ -3343,19 +3457,19 @@
         <w:t>Zusammenfassung</w:t>
       </w:r>
     </w:p>
-    <w:p>
-      <w:pPr>
-        <w:spacing w:before="100" w:beforeAutospacing="1" w:after="100" w:afterAutospacing="1" w:line="240" w:lineRule="auto"/>
-        <w:rPr>
-          <w:rFonts w:ascii="Times New Roman" w:eastAsia="Times New Roman" w:hAnsi="Times New Roman" w:cs="Times New Roman"/>
-          <w:sz w:val="24"/>
-          <w:szCs w:val="24"/>
-          <w:lang w:eastAsia="de-DE"/>
-        </w:rPr>
-      </w:pPr>
-      <w:r>
-        <w:rPr>
-          <w:rFonts w:ascii="Times New Roman" w:eastAsia="Times New Roman" w:hAnsi="Times New Roman" w:cs="Times New Roman"/>
+    <w:p xmlns:wp14="http://schemas.microsoft.com/office/word/2010/wordml" wp14:textId="77777777">
+      <w:pPr>
+        <w:spacing w:before="100" w:beforeAutospacing="1" w:after="100" w:afterAutospacing="1" w:line="240" w:lineRule="auto"/>
+        <w:rPr>
+          <w:rFonts w:ascii="Times New Roman" w:hAnsi="Times New Roman" w:eastAsia="Times New Roman" w:cs="Times New Roman"/>
+          <w:sz w:val="24"/>
+          <w:szCs w:val="24"/>
+          <w:lang w:eastAsia="de-DE"/>
+        </w:rPr>
+      </w:pPr>
+      <w:r>
+        <w:rPr>
+          <w:rFonts w:ascii="Times New Roman" w:hAnsi="Times New Roman" w:eastAsia="Times New Roman" w:cs="Times New Roman"/>
           <w:sz w:val="24"/>
           <w:szCs w:val="24"/>
           <w:lang w:eastAsia="de-DE"/>
@@ -3364,7 +3478,7 @@
       </w:r>
       <w:r>
         <w:rPr>
-          <w:rFonts w:ascii="Times New Roman" w:eastAsia="Times New Roman" w:hAnsi="Times New Roman" w:cs="Times New Roman"/>
+          <w:rFonts w:ascii="Times New Roman" w:hAnsi="Times New Roman" w:eastAsia="Times New Roman" w:cs="Times New Roman"/>
           <w:i/>
           <w:iCs/>
           <w:sz w:val="24"/>
@@ -3375,7 +3489,7 @@
       </w:r>
       <w:r>
         <w:rPr>
-          <w:rFonts w:ascii="Times New Roman" w:eastAsia="Times New Roman" w:hAnsi="Times New Roman" w:cs="Times New Roman"/>
+          <w:rFonts w:ascii="Times New Roman" w:hAnsi="Times New Roman" w:eastAsia="Times New Roman" w:cs="Times New Roman"/>
           <w:sz w:val="24"/>
           <w:szCs w:val="24"/>
           <w:lang w:eastAsia="de-DE"/>
@@ -3384,7 +3498,7 @@
       </w:r>
       <w:r>
         <w:rPr>
-          <w:rFonts w:ascii="Times New Roman" w:eastAsia="Times New Roman" w:hAnsi="Times New Roman" w:cs="Times New Roman"/>
+          <w:rFonts w:ascii="Times New Roman" w:hAnsi="Times New Roman" w:eastAsia="Times New Roman" w:cs="Times New Roman"/>
           <w:b/>
           <w:bCs/>
           <w:sz w:val="24"/>
@@ -3395,7 +3509,7 @@
       </w:r>
       <w:r>
         <w:rPr>
-          <w:rFonts w:ascii="Times New Roman" w:eastAsia="Times New Roman" w:hAnsi="Times New Roman" w:cs="Times New Roman"/>
+          <w:rFonts w:ascii="Times New Roman" w:hAnsi="Times New Roman" w:eastAsia="Times New Roman" w:cs="Times New Roman"/>
           <w:sz w:val="24"/>
           <w:szCs w:val="24"/>
           <w:lang w:eastAsia="de-DE"/>
@@ -3405,7 +3519,7 @@
       <w:proofErr w:type="spellStart"/>
       <w:r>
         <w:rPr>
-          <w:rFonts w:ascii="Times New Roman" w:eastAsia="Times New Roman" w:hAnsi="Times New Roman" w:cs="Times New Roman"/>
+          <w:rFonts w:ascii="Times New Roman" w:hAnsi="Times New Roman" w:eastAsia="Times New Roman" w:cs="Times New Roman"/>
           <w:sz w:val="24"/>
           <w:szCs w:val="24"/>
           <w:lang w:eastAsia="de-DE"/>
@@ -3415,7 +3529,7 @@
       <w:proofErr w:type="spellEnd"/>
       <w:r>
         <w:rPr>
-          <w:rFonts w:ascii="Times New Roman" w:eastAsia="Times New Roman" w:hAnsi="Times New Roman" w:cs="Times New Roman"/>
+          <w:rFonts w:ascii="Times New Roman" w:hAnsi="Times New Roman" w:eastAsia="Times New Roman" w:cs="Times New Roman"/>
           <w:sz w:val="24"/>
           <w:szCs w:val="24"/>
           <w:lang w:eastAsia="de-DE"/>
@@ -3423,7 +3537,7 @@
         <w:t>. Sie verwaltet:</w:t>
       </w:r>
     </w:p>
-    <w:p>
+    <w:p xmlns:wp14="http://schemas.microsoft.com/office/word/2010/wordml" wp14:textId="77777777">
       <w:pPr>
         <w:numPr>
           <w:ilvl w:val="0"/>
@@ -3431,15 +3545,15 @@
         </w:numPr>
         <w:spacing w:before="100" w:beforeAutospacing="1" w:after="100" w:afterAutospacing="1" w:line="240" w:lineRule="auto"/>
         <w:rPr>
-          <w:rFonts w:ascii="Times New Roman" w:eastAsia="Times New Roman" w:hAnsi="Times New Roman" w:cs="Times New Roman"/>
-          <w:sz w:val="24"/>
-          <w:szCs w:val="24"/>
-          <w:lang w:eastAsia="de-DE"/>
-        </w:rPr>
-      </w:pPr>
-      <w:r>
-        <w:rPr>
-          <w:rFonts w:ascii="Times New Roman" w:eastAsia="Times New Roman" w:hAnsi="Times New Roman" w:cs="Times New Roman"/>
+          <w:rFonts w:ascii="Times New Roman" w:hAnsi="Times New Roman" w:eastAsia="Times New Roman" w:cs="Times New Roman"/>
+          <w:sz w:val="24"/>
+          <w:szCs w:val="24"/>
+          <w:lang w:eastAsia="de-DE"/>
+        </w:rPr>
+      </w:pPr>
+      <w:r>
+        <w:rPr>
+          <w:rFonts w:ascii="Times New Roman" w:hAnsi="Times New Roman" w:eastAsia="Times New Roman" w:cs="Times New Roman"/>
           <w:sz w:val="24"/>
           <w:szCs w:val="24"/>
           <w:lang w:eastAsia="de-DE"/>
@@ -3447,7 +3561,7 @@
         <w:t>Position &amp; Bewegung</w:t>
       </w:r>
     </w:p>
-    <w:p>
+    <w:p xmlns:wp14="http://schemas.microsoft.com/office/word/2010/wordml" wp14:textId="77777777">
       <w:pPr>
         <w:numPr>
           <w:ilvl w:val="0"/>
@@ -3455,16 +3569,16 @@
         </w:numPr>
         <w:spacing w:before="100" w:beforeAutospacing="1" w:after="100" w:afterAutospacing="1" w:line="240" w:lineRule="auto"/>
         <w:rPr>
-          <w:rFonts w:ascii="Times New Roman" w:eastAsia="Times New Roman" w:hAnsi="Times New Roman" w:cs="Times New Roman"/>
-          <w:sz w:val="24"/>
-          <w:szCs w:val="24"/>
-          <w:lang w:eastAsia="de-DE"/>
-        </w:rPr>
-      </w:pPr>
-      <w:proofErr w:type="spellStart"/>
-      <w:r>
-        <w:rPr>
-          <w:rFonts w:ascii="Times New Roman" w:eastAsia="Times New Roman" w:hAnsi="Times New Roman" w:cs="Times New Roman"/>
+          <w:rFonts w:ascii="Times New Roman" w:hAnsi="Times New Roman" w:eastAsia="Times New Roman" w:cs="Times New Roman"/>
+          <w:sz w:val="24"/>
+          <w:szCs w:val="24"/>
+          <w:lang w:eastAsia="de-DE"/>
+        </w:rPr>
+      </w:pPr>
+      <w:proofErr w:type="spellStart"/>
+      <w:r>
+        <w:rPr>
+          <w:rFonts w:ascii="Times New Roman" w:hAnsi="Times New Roman" w:eastAsia="Times New Roman" w:cs="Times New Roman"/>
           <w:sz w:val="24"/>
           <w:szCs w:val="24"/>
           <w:lang w:eastAsia="de-DE"/>
@@ -3474,7 +3588,7 @@
       <w:proofErr w:type="spellEnd"/>
       <w:r>
         <w:rPr>
-          <w:rFonts w:ascii="Times New Roman" w:eastAsia="Times New Roman" w:hAnsi="Times New Roman" w:cs="Times New Roman"/>
+          <w:rFonts w:ascii="Times New Roman" w:hAnsi="Times New Roman" w:eastAsia="Times New Roman" w:cs="Times New Roman"/>
           <w:sz w:val="24"/>
           <w:szCs w:val="24"/>
           <w:lang w:eastAsia="de-DE"/>
@@ -3482,7 +3596,7 @@
         <w:t xml:space="preserve"> Box für Kollisionen</w:t>
       </w:r>
     </w:p>
-    <w:p>
+    <w:p xmlns:wp14="http://schemas.microsoft.com/office/word/2010/wordml" wp14:textId="77777777">
       <w:pPr>
         <w:numPr>
           <w:ilvl w:val="0"/>
@@ -3490,15 +3604,15 @@
         </w:numPr>
         <w:spacing w:before="100" w:beforeAutospacing="1" w:after="100" w:afterAutospacing="1" w:line="240" w:lineRule="auto"/>
         <w:rPr>
-          <w:rFonts w:ascii="Times New Roman" w:eastAsia="Times New Roman" w:hAnsi="Times New Roman" w:cs="Times New Roman"/>
-          <w:sz w:val="24"/>
-          <w:szCs w:val="24"/>
-          <w:lang w:eastAsia="de-DE"/>
-        </w:rPr>
-      </w:pPr>
-      <w:r>
-        <w:rPr>
-          <w:rFonts w:ascii="Times New Roman" w:eastAsia="Times New Roman" w:hAnsi="Times New Roman" w:cs="Times New Roman"/>
+          <w:rFonts w:ascii="Times New Roman" w:hAnsi="Times New Roman" w:eastAsia="Times New Roman" w:cs="Times New Roman"/>
+          <w:sz w:val="24"/>
+          <w:szCs w:val="24"/>
+          <w:lang w:eastAsia="de-DE"/>
+        </w:rPr>
+      </w:pPr>
+      <w:r>
+        <w:rPr>
+          <w:rFonts w:ascii="Times New Roman" w:hAnsi="Times New Roman" w:eastAsia="Times New Roman" w:cs="Times New Roman"/>
           <w:sz w:val="24"/>
           <w:szCs w:val="24"/>
           <w:lang w:eastAsia="de-DE"/>
@@ -3507,16 +3621,24 @@
       </w:r>
       <w:r>
         <w:rPr>
-          <w:rFonts w:ascii="Times New Roman" w:eastAsia="Times New Roman" w:hAnsi="Times New Roman" w:cs="Times New Roman"/>
+          <w:rFonts w:ascii="Times New Roman" w:hAnsi="Times New Roman" w:eastAsia="Times New Roman" w:cs="Times New Roman"/>
           <w:sz w:val="24"/>
           <w:szCs w:val="24"/>
           <w:lang w:eastAsia="de-DE"/>
         </w:rPr>
         <w:noBreakHyphen/>
+      </w:r>
+      <w:r>
+        <w:rPr>
+          <w:rFonts w:ascii="Times New Roman" w:hAnsi="Times New Roman" w:eastAsia="Times New Roman" w:cs="Times New Roman"/>
+          <w:sz w:val="24"/>
+          <w:szCs w:val="24"/>
+          <w:lang w:eastAsia="de-DE"/>
+        </w:rPr>
         <w:t xml:space="preserve"> und Kampfwerte</w:t>
       </w:r>
     </w:p>
-    <w:p>
+    <w:p xmlns:wp14="http://schemas.microsoft.com/office/word/2010/wordml" wp14:textId="77777777">
       <w:pPr>
         <w:numPr>
           <w:ilvl w:val="0"/>
@@ -3524,16 +3646,16 @@
         </w:numPr>
         <w:spacing w:before="100" w:beforeAutospacing="1" w:after="100" w:afterAutospacing="1" w:line="240" w:lineRule="auto"/>
         <w:rPr>
-          <w:rFonts w:ascii="Times New Roman" w:eastAsia="Times New Roman" w:hAnsi="Times New Roman" w:cs="Times New Roman"/>
-          <w:sz w:val="24"/>
-          <w:szCs w:val="24"/>
-          <w:lang w:eastAsia="de-DE"/>
-        </w:rPr>
-      </w:pPr>
-      <w:proofErr w:type="spellStart"/>
-      <w:r>
-        <w:rPr>
-          <w:rFonts w:ascii="Times New Roman" w:eastAsia="Times New Roman" w:hAnsi="Times New Roman" w:cs="Times New Roman"/>
+          <w:rFonts w:ascii="Times New Roman" w:hAnsi="Times New Roman" w:eastAsia="Times New Roman" w:cs="Times New Roman"/>
+          <w:sz w:val="24"/>
+          <w:szCs w:val="24"/>
+          <w:lang w:eastAsia="de-DE"/>
+        </w:rPr>
+      </w:pPr>
+      <w:proofErr w:type="spellStart"/>
+      <w:r>
+        <w:rPr>
+          <w:rFonts w:ascii="Times New Roman" w:hAnsi="Times New Roman" w:eastAsia="Times New Roman" w:cs="Times New Roman"/>
           <w:sz w:val="24"/>
           <w:szCs w:val="24"/>
           <w:lang w:eastAsia="de-DE"/>
@@ -3543,16 +3665,24 @@
       <w:proofErr w:type="spellEnd"/>
       <w:r>
         <w:rPr>
-          <w:rFonts w:ascii="Times New Roman" w:eastAsia="Times New Roman" w:hAnsi="Times New Roman" w:cs="Times New Roman"/>
+          <w:rFonts w:ascii="Times New Roman" w:hAnsi="Times New Roman" w:eastAsia="Times New Roman" w:cs="Times New Roman"/>
           <w:sz w:val="24"/>
           <w:szCs w:val="24"/>
           <w:lang w:eastAsia="de-DE"/>
         </w:rPr>
         <w:noBreakHyphen/>
+      </w:r>
+      <w:r>
+        <w:rPr>
+          <w:rFonts w:ascii="Times New Roman" w:hAnsi="Times New Roman" w:eastAsia="Times New Roman" w:cs="Times New Roman"/>
+          <w:sz w:val="24"/>
+          <w:szCs w:val="24"/>
+          <w:lang w:eastAsia="de-DE"/>
+        </w:rPr>
         <w:t>Mechanik</w:t>
       </w:r>
     </w:p>
-    <w:p>
+    <w:p xmlns:wp14="http://schemas.microsoft.com/office/word/2010/wordml" wp14:textId="77777777">
       <w:pPr>
         <w:numPr>
           <w:ilvl w:val="0"/>
@@ -3560,15 +3690,15 @@
         </w:numPr>
         <w:spacing w:before="100" w:beforeAutospacing="1" w:after="100" w:afterAutospacing="1" w:line="240" w:lineRule="auto"/>
         <w:rPr>
-          <w:rFonts w:ascii="Times New Roman" w:eastAsia="Times New Roman" w:hAnsi="Times New Roman" w:cs="Times New Roman"/>
-          <w:sz w:val="24"/>
-          <w:szCs w:val="24"/>
-          <w:lang w:eastAsia="de-DE"/>
-        </w:rPr>
-      </w:pPr>
-      <w:r>
-        <w:rPr>
-          <w:rFonts w:ascii="Times New Roman" w:eastAsia="Times New Roman" w:hAnsi="Times New Roman" w:cs="Times New Roman"/>
+          <w:rFonts w:ascii="Times New Roman" w:hAnsi="Times New Roman" w:eastAsia="Times New Roman" w:cs="Times New Roman"/>
+          <w:sz w:val="24"/>
+          <w:szCs w:val="24"/>
+          <w:lang w:eastAsia="de-DE"/>
+        </w:rPr>
+      </w:pPr>
+      <w:r>
+        <w:rPr>
+          <w:rFonts w:ascii="Times New Roman" w:hAnsi="Times New Roman" w:eastAsia="Times New Roman" w:cs="Times New Roman"/>
           <w:sz w:val="24"/>
           <w:szCs w:val="24"/>
           <w:lang w:eastAsia="de-DE"/>
@@ -3576,7 +3706,7 @@
         <w:t>Rendering</w:t>
       </w:r>
     </w:p>
-    <w:p>
+    <w:p xmlns:wp14="http://schemas.microsoft.com/office/word/2010/wordml" wp14:textId="77777777">
       <w:pPr>
         <w:numPr>
           <w:ilvl w:val="0"/>
@@ -3584,15 +3714,15 @@
         </w:numPr>
         <w:spacing w:before="100" w:beforeAutospacing="1" w:after="100" w:afterAutospacing="1" w:line="240" w:lineRule="auto"/>
         <w:rPr>
-          <w:rFonts w:ascii="Times New Roman" w:eastAsia="Times New Roman" w:hAnsi="Times New Roman" w:cs="Times New Roman"/>
-          <w:sz w:val="24"/>
-          <w:szCs w:val="24"/>
-          <w:lang w:eastAsia="de-DE"/>
-        </w:rPr>
-      </w:pPr>
-      <w:r>
-        <w:rPr>
-          <w:rFonts w:ascii="Times New Roman" w:eastAsia="Times New Roman" w:hAnsi="Times New Roman" w:cs="Times New Roman"/>
+          <w:rFonts w:ascii="Times New Roman" w:hAnsi="Times New Roman" w:eastAsia="Times New Roman" w:cs="Times New Roman"/>
+          <w:sz w:val="24"/>
+          <w:szCs w:val="24"/>
+          <w:lang w:eastAsia="de-DE"/>
+        </w:rPr>
+      </w:pPr>
+      <w:r>
+        <w:rPr>
+          <w:rFonts w:ascii="Times New Roman" w:hAnsi="Times New Roman" w:eastAsia="Times New Roman" w:cs="Times New Roman"/>
           <w:sz w:val="24"/>
           <w:szCs w:val="24"/>
           <w:lang w:eastAsia="de-DE"/>
@@ -3602,7 +3732,7 @@
       <w:proofErr w:type="spellStart"/>
       <w:r>
         <w:rPr>
-          <w:rFonts w:ascii="Times New Roman" w:eastAsia="Times New Roman" w:hAnsi="Times New Roman" w:cs="Times New Roman"/>
+          <w:rFonts w:ascii="Times New Roman" w:hAnsi="Times New Roman" w:eastAsia="Times New Roman" w:cs="Times New Roman"/>
           <w:sz w:val="24"/>
           <w:szCs w:val="24"/>
           <w:lang w:eastAsia="de-DE"/>
@@ -3612,7 +3742,7 @@
       <w:proofErr w:type="spellEnd"/>
       <w:r>
         <w:rPr>
-          <w:rFonts w:ascii="Times New Roman" w:eastAsia="Times New Roman" w:hAnsi="Times New Roman" w:cs="Times New Roman"/>
+          <w:rFonts w:ascii="Times New Roman" w:hAnsi="Times New Roman" w:eastAsia="Times New Roman" w:cs="Times New Roman"/>
           <w:sz w:val="24"/>
           <w:szCs w:val="24"/>
           <w:lang w:eastAsia="de-DE"/>
@@ -3622,7 +3752,7 @@
       <w:proofErr w:type="spellStart"/>
       <w:r>
         <w:rPr>
-          <w:rFonts w:ascii="Times New Roman" w:eastAsia="Times New Roman" w:hAnsi="Times New Roman" w:cs="Times New Roman"/>
+          <w:rFonts w:ascii="Times New Roman" w:hAnsi="Times New Roman" w:eastAsia="Times New Roman" w:cs="Times New Roman"/>
           <w:sz w:val="24"/>
           <w:szCs w:val="24"/>
           <w:lang w:eastAsia="de-DE"/>
@@ -3632,7 +3762,7 @@
       <w:proofErr w:type="spellEnd"/>
       <w:r>
         <w:rPr>
-          <w:rFonts w:ascii="Times New Roman" w:eastAsia="Times New Roman" w:hAnsi="Times New Roman" w:cs="Times New Roman"/>
+          <w:rFonts w:ascii="Times New Roman" w:hAnsi="Times New Roman" w:eastAsia="Times New Roman" w:cs="Times New Roman"/>
           <w:sz w:val="24"/>
           <w:szCs w:val="24"/>
           <w:lang w:eastAsia="de-DE"/>
@@ -3642,7 +3772,7 @@
       <w:proofErr w:type="spellStart"/>
       <w:r>
         <w:rPr>
-          <w:rFonts w:ascii="Times New Roman" w:eastAsia="Times New Roman" w:hAnsi="Times New Roman" w:cs="Times New Roman"/>
+          <w:rFonts w:ascii="Times New Roman" w:hAnsi="Times New Roman" w:eastAsia="Times New Roman" w:cs="Times New Roman"/>
           <w:sz w:val="24"/>
           <w:szCs w:val="24"/>
           <w:lang w:eastAsia="de-DE"/>
@@ -3652,7 +3782,7 @@
       <w:proofErr w:type="spellEnd"/>
       <w:r>
         <w:rPr>
-          <w:rFonts w:ascii="Times New Roman" w:eastAsia="Times New Roman" w:hAnsi="Times New Roman" w:cs="Times New Roman"/>
+          <w:rFonts w:ascii="Times New Roman" w:hAnsi="Times New Roman" w:eastAsia="Times New Roman" w:cs="Times New Roman"/>
           <w:sz w:val="24"/>
           <w:szCs w:val="24"/>
           <w:lang w:eastAsia="de-DE"/>
@@ -3660,19 +3790,19 @@
         <w:t>)</w:t>
       </w:r>
     </w:p>
-    <w:p>
-      <w:pPr>
-        <w:spacing w:before="100" w:beforeAutospacing="1" w:after="100" w:afterAutospacing="1" w:line="240" w:lineRule="auto"/>
-        <w:rPr>
-          <w:rFonts w:ascii="Times New Roman" w:eastAsia="Times New Roman" w:hAnsi="Times New Roman" w:cs="Times New Roman"/>
-          <w:sz w:val="24"/>
-          <w:szCs w:val="24"/>
-          <w:lang w:eastAsia="de-DE"/>
-        </w:rPr>
-      </w:pPr>
-      <w:r>
-        <w:rPr>
-          <w:rFonts w:ascii="Times New Roman" w:eastAsia="Times New Roman" w:hAnsi="Times New Roman" w:cs="Times New Roman"/>
+    <w:p xmlns:wp14="http://schemas.microsoft.com/office/word/2010/wordml" wp14:textId="77777777">
+      <w:pPr>
+        <w:spacing w:before="100" w:beforeAutospacing="1" w:after="100" w:afterAutospacing="1" w:line="240" w:lineRule="auto"/>
+        <w:rPr>
+          <w:rFonts w:ascii="Times New Roman" w:hAnsi="Times New Roman" w:eastAsia="Times New Roman" w:cs="Times New Roman"/>
+          <w:sz w:val="24"/>
+          <w:szCs w:val="24"/>
+          <w:lang w:eastAsia="de-DE"/>
+        </w:rPr>
+      </w:pPr>
+      <w:r>
+        <w:rPr>
+          <w:rFonts w:ascii="Times New Roman" w:hAnsi="Times New Roman" w:eastAsia="Times New Roman" w:cs="Times New Roman"/>
           <w:sz w:val="24"/>
           <w:szCs w:val="24"/>
           <w:lang w:eastAsia="de-DE"/>
@@ -3680,13 +3810,13 @@
         <w:t>Damit ist sie die zentrale Basiskomponente für alle interaktiven Objekte im Spiel.</w:t>
       </w:r>
     </w:p>
-    <w:p/>
-    <w:p>
-      <w:bookmarkStart w:id="0" w:name="_GoBack"/>
+    <w:p xmlns:wp14="http://schemas.microsoft.com/office/word/2010/wordml" wp14:textId="77777777"/>
+    <w:p xmlns:wp14="http://schemas.microsoft.com/office/word/2010/wordml" wp14:textId="77777777">
+      <w:bookmarkStart w:name="_GoBack" w:id="0"/>
       <w:bookmarkEnd w:id="0"/>
     </w:p>
     <w:sectPr>
-      <w:pgSz w:w="11906" w:h="16838"/>
+      <w:pgSz w:w="11906" w:h="16838" w:orient="portrait"/>
       <w:pgMar w:top="1417" w:right="1417" w:bottom="1134" w:left="1417" w:header="708" w:footer="708" w:gutter="0"/>
       <w:cols w:space="708"/>
       <w:docGrid w:linePitch="360"/>
@@ -3713,7 +3843,7 @@
         <w:ind w:left="720" w:hanging="360"/>
       </w:pPr>
       <w:rPr>
-        <w:rFonts w:ascii="Symbol" w:hAnsi="Symbol" w:hint="default"/>
+        <w:rFonts w:hint="default" w:ascii="Symbol" w:hAnsi="Symbol"/>
         <w:sz w:val="20"/>
       </w:rPr>
     </w:lvl>
@@ -3729,7 +3859,7 @@
         <w:ind w:left="1440" w:hanging="360"/>
       </w:pPr>
       <w:rPr>
-        <w:rFonts w:ascii="Courier New" w:hAnsi="Courier New" w:hint="default"/>
+        <w:rFonts w:hint="default" w:ascii="Courier New" w:hAnsi="Courier New"/>
         <w:sz w:val="20"/>
       </w:rPr>
     </w:lvl>
@@ -3745,7 +3875,7 @@
         <w:ind w:left="2160" w:hanging="360"/>
       </w:pPr>
       <w:rPr>
-        <w:rFonts w:ascii="Wingdings" w:hAnsi="Wingdings" w:hint="default"/>
+        <w:rFonts w:hint="default" w:ascii="Wingdings" w:hAnsi="Wingdings"/>
         <w:sz w:val="20"/>
       </w:rPr>
     </w:lvl>
@@ -3761,7 +3891,7 @@
         <w:ind w:left="2880" w:hanging="360"/>
       </w:pPr>
       <w:rPr>
-        <w:rFonts w:ascii="Wingdings" w:hAnsi="Wingdings" w:hint="default"/>
+        <w:rFonts w:hint="default" w:ascii="Wingdings" w:hAnsi="Wingdings"/>
         <w:sz w:val="20"/>
       </w:rPr>
     </w:lvl>
@@ -3777,7 +3907,7 @@
         <w:ind w:left="3600" w:hanging="360"/>
       </w:pPr>
       <w:rPr>
-        <w:rFonts w:ascii="Wingdings" w:hAnsi="Wingdings" w:hint="default"/>
+        <w:rFonts w:hint="default" w:ascii="Wingdings" w:hAnsi="Wingdings"/>
         <w:sz w:val="20"/>
       </w:rPr>
     </w:lvl>
@@ -3793,7 +3923,7 @@
         <w:ind w:left="4320" w:hanging="360"/>
       </w:pPr>
       <w:rPr>
-        <w:rFonts w:ascii="Wingdings" w:hAnsi="Wingdings" w:hint="default"/>
+        <w:rFonts w:hint="default" w:ascii="Wingdings" w:hAnsi="Wingdings"/>
         <w:sz w:val="20"/>
       </w:rPr>
     </w:lvl>
@@ -3809,7 +3939,7 @@
         <w:ind w:left="5040" w:hanging="360"/>
       </w:pPr>
       <w:rPr>
-        <w:rFonts w:ascii="Wingdings" w:hAnsi="Wingdings" w:hint="default"/>
+        <w:rFonts w:hint="default" w:ascii="Wingdings" w:hAnsi="Wingdings"/>
         <w:sz w:val="20"/>
       </w:rPr>
     </w:lvl>
@@ -3825,7 +3955,7 @@
         <w:ind w:left="5760" w:hanging="360"/>
       </w:pPr>
       <w:rPr>
-        <w:rFonts w:ascii="Wingdings" w:hAnsi="Wingdings" w:hint="default"/>
+        <w:rFonts w:hint="default" w:ascii="Wingdings" w:hAnsi="Wingdings"/>
         <w:sz w:val="20"/>
       </w:rPr>
     </w:lvl>
@@ -3841,7 +3971,7 @@
         <w:ind w:left="6480" w:hanging="360"/>
       </w:pPr>
       <w:rPr>
-        <w:rFonts w:ascii="Wingdings" w:hAnsi="Wingdings" w:hint="default"/>
+        <w:rFonts w:hint="default" w:ascii="Wingdings" w:hAnsi="Wingdings"/>
         <w:sz w:val="20"/>
       </w:rPr>
     </w:lvl>
@@ -3862,7 +3992,7 @@
         <w:ind w:left="720" w:hanging="360"/>
       </w:pPr>
       <w:rPr>
-        <w:rFonts w:ascii="Symbol" w:hAnsi="Symbol" w:hint="default"/>
+        <w:rFonts w:hint="default" w:ascii="Symbol" w:hAnsi="Symbol"/>
         <w:sz w:val="20"/>
       </w:rPr>
     </w:lvl>
@@ -3878,7 +4008,7 @@
         <w:ind w:left="1440" w:hanging="360"/>
       </w:pPr>
       <w:rPr>
-        <w:rFonts w:ascii="Courier New" w:hAnsi="Courier New" w:hint="default"/>
+        <w:rFonts w:hint="default" w:ascii="Courier New" w:hAnsi="Courier New"/>
         <w:sz w:val="20"/>
       </w:rPr>
     </w:lvl>
@@ -3894,7 +4024,7 @@
         <w:ind w:left="2160" w:hanging="360"/>
       </w:pPr>
       <w:rPr>
-        <w:rFonts w:ascii="Wingdings" w:hAnsi="Wingdings" w:hint="default"/>
+        <w:rFonts w:hint="default" w:ascii="Wingdings" w:hAnsi="Wingdings"/>
         <w:sz w:val="20"/>
       </w:rPr>
     </w:lvl>
@@ -3910,7 +4040,7 @@
         <w:ind w:left="2880" w:hanging="360"/>
       </w:pPr>
       <w:rPr>
-        <w:rFonts w:ascii="Wingdings" w:hAnsi="Wingdings" w:hint="default"/>
+        <w:rFonts w:hint="default" w:ascii="Wingdings" w:hAnsi="Wingdings"/>
         <w:sz w:val="20"/>
       </w:rPr>
     </w:lvl>
@@ -3926,7 +4056,7 @@
         <w:ind w:left="3600" w:hanging="360"/>
       </w:pPr>
       <w:rPr>
-        <w:rFonts w:ascii="Wingdings" w:hAnsi="Wingdings" w:hint="default"/>
+        <w:rFonts w:hint="default" w:ascii="Wingdings" w:hAnsi="Wingdings"/>
         <w:sz w:val="20"/>
       </w:rPr>
     </w:lvl>
@@ -3942,7 +4072,7 @@
         <w:ind w:left="4320" w:hanging="360"/>
       </w:pPr>
       <w:rPr>
-        <w:rFonts w:ascii="Wingdings" w:hAnsi="Wingdings" w:hint="default"/>
+        <w:rFonts w:hint="default" w:ascii="Wingdings" w:hAnsi="Wingdings"/>
         <w:sz w:val="20"/>
       </w:rPr>
     </w:lvl>
@@ -3958,7 +4088,7 @@
         <w:ind w:left="5040" w:hanging="360"/>
       </w:pPr>
       <w:rPr>
-        <w:rFonts w:ascii="Wingdings" w:hAnsi="Wingdings" w:hint="default"/>
+        <w:rFonts w:hint="default" w:ascii="Wingdings" w:hAnsi="Wingdings"/>
         <w:sz w:val="20"/>
       </w:rPr>
     </w:lvl>
@@ -3974,7 +4104,7 @@
         <w:ind w:left="5760" w:hanging="360"/>
       </w:pPr>
       <w:rPr>
-        <w:rFonts w:ascii="Wingdings" w:hAnsi="Wingdings" w:hint="default"/>
+        <w:rFonts w:hint="default" w:ascii="Wingdings" w:hAnsi="Wingdings"/>
         <w:sz w:val="20"/>
       </w:rPr>
     </w:lvl>
@@ -3990,7 +4120,7 @@
         <w:ind w:left="6480" w:hanging="360"/>
       </w:pPr>
       <w:rPr>
-        <w:rFonts w:ascii="Wingdings" w:hAnsi="Wingdings" w:hint="default"/>
+        <w:rFonts w:hint="default" w:ascii="Wingdings" w:hAnsi="Wingdings"/>
         <w:sz w:val="20"/>
       </w:rPr>
     </w:lvl>
@@ -4011,7 +4141,7 @@
         <w:ind w:left="720" w:hanging="360"/>
       </w:pPr>
       <w:rPr>
-        <w:rFonts w:ascii="Symbol" w:hAnsi="Symbol" w:hint="default"/>
+        <w:rFonts w:hint="default" w:ascii="Symbol" w:hAnsi="Symbol"/>
         <w:sz w:val="20"/>
       </w:rPr>
     </w:lvl>
@@ -4027,7 +4157,7 @@
         <w:ind w:left="1440" w:hanging="360"/>
       </w:pPr>
       <w:rPr>
-        <w:rFonts w:ascii="Courier New" w:hAnsi="Courier New" w:hint="default"/>
+        <w:rFonts w:hint="default" w:ascii="Courier New" w:hAnsi="Courier New"/>
         <w:sz w:val="20"/>
       </w:rPr>
     </w:lvl>
@@ -4043,7 +4173,7 @@
         <w:ind w:left="2160" w:hanging="360"/>
       </w:pPr>
       <w:rPr>
-        <w:rFonts w:ascii="Wingdings" w:hAnsi="Wingdings" w:hint="default"/>
+        <w:rFonts w:hint="default" w:ascii="Wingdings" w:hAnsi="Wingdings"/>
         <w:sz w:val="20"/>
       </w:rPr>
     </w:lvl>
@@ -4059,7 +4189,7 @@
         <w:ind w:left="2880" w:hanging="360"/>
       </w:pPr>
       <w:rPr>
-        <w:rFonts w:ascii="Wingdings" w:hAnsi="Wingdings" w:hint="default"/>
+        <w:rFonts w:hint="default" w:ascii="Wingdings" w:hAnsi="Wingdings"/>
         <w:sz w:val="20"/>
       </w:rPr>
     </w:lvl>
@@ -4075,7 +4205,7 @@
         <w:ind w:left="3600" w:hanging="360"/>
       </w:pPr>
       <w:rPr>
-        <w:rFonts w:ascii="Wingdings" w:hAnsi="Wingdings" w:hint="default"/>
+        <w:rFonts w:hint="default" w:ascii="Wingdings" w:hAnsi="Wingdings"/>
         <w:sz w:val="20"/>
       </w:rPr>
     </w:lvl>
@@ -4091,7 +4221,7 @@
         <w:ind w:left="4320" w:hanging="360"/>
       </w:pPr>
       <w:rPr>
-        <w:rFonts w:ascii="Wingdings" w:hAnsi="Wingdings" w:hint="default"/>
+        <w:rFonts w:hint="default" w:ascii="Wingdings" w:hAnsi="Wingdings"/>
         <w:sz w:val="20"/>
       </w:rPr>
     </w:lvl>
@@ -4107,7 +4237,7 @@
         <w:ind w:left="5040" w:hanging="360"/>
       </w:pPr>
       <w:rPr>
-        <w:rFonts w:ascii="Wingdings" w:hAnsi="Wingdings" w:hint="default"/>
+        <w:rFonts w:hint="default" w:ascii="Wingdings" w:hAnsi="Wingdings"/>
         <w:sz w:val="20"/>
       </w:rPr>
     </w:lvl>
@@ -4123,7 +4253,7 @@
         <w:ind w:left="5760" w:hanging="360"/>
       </w:pPr>
       <w:rPr>
-        <w:rFonts w:ascii="Wingdings" w:hAnsi="Wingdings" w:hint="default"/>
+        <w:rFonts w:hint="default" w:ascii="Wingdings" w:hAnsi="Wingdings"/>
         <w:sz w:val="20"/>
       </w:rPr>
     </w:lvl>
@@ -4139,7 +4269,7 @@
         <w:ind w:left="6480" w:hanging="360"/>
       </w:pPr>
       <w:rPr>
-        <w:rFonts w:ascii="Wingdings" w:hAnsi="Wingdings" w:hint="default"/>
+        <w:rFonts w:hint="default" w:ascii="Wingdings" w:hAnsi="Wingdings"/>
         <w:sz w:val="20"/>
       </w:rPr>
     </w:lvl>
@@ -4160,7 +4290,7 @@
         <w:ind w:left="720" w:hanging="360"/>
       </w:pPr>
       <w:rPr>
-        <w:rFonts w:ascii="Symbol" w:hAnsi="Symbol" w:hint="default"/>
+        <w:rFonts w:hint="default" w:ascii="Symbol" w:hAnsi="Symbol"/>
         <w:sz w:val="20"/>
       </w:rPr>
     </w:lvl>
@@ -4176,7 +4306,7 @@
         <w:ind w:left="1440" w:hanging="360"/>
       </w:pPr>
       <w:rPr>
-        <w:rFonts w:ascii="Courier New" w:hAnsi="Courier New" w:hint="default"/>
+        <w:rFonts w:hint="default" w:ascii="Courier New" w:hAnsi="Courier New"/>
         <w:sz w:val="20"/>
       </w:rPr>
     </w:lvl>
@@ -4192,7 +4322,7 @@
         <w:ind w:left="2160" w:hanging="360"/>
       </w:pPr>
       <w:rPr>
-        <w:rFonts w:ascii="Wingdings" w:hAnsi="Wingdings" w:hint="default"/>
+        <w:rFonts w:hint="default" w:ascii="Wingdings" w:hAnsi="Wingdings"/>
         <w:sz w:val="20"/>
       </w:rPr>
     </w:lvl>
@@ -4208,7 +4338,7 @@
         <w:ind w:left="2880" w:hanging="360"/>
       </w:pPr>
       <w:rPr>
-        <w:rFonts w:ascii="Wingdings" w:hAnsi="Wingdings" w:hint="default"/>
+        <w:rFonts w:hint="default" w:ascii="Wingdings" w:hAnsi="Wingdings"/>
         <w:sz w:val="20"/>
       </w:rPr>
     </w:lvl>
@@ -4224,7 +4354,7 @@
         <w:ind w:left="3600" w:hanging="360"/>
       </w:pPr>
       <w:rPr>
-        <w:rFonts w:ascii="Wingdings" w:hAnsi="Wingdings" w:hint="default"/>
+        <w:rFonts w:hint="default" w:ascii="Wingdings" w:hAnsi="Wingdings"/>
         <w:sz w:val="20"/>
       </w:rPr>
     </w:lvl>
@@ -4240,7 +4370,7 @@
         <w:ind w:left="4320" w:hanging="360"/>
       </w:pPr>
       <w:rPr>
-        <w:rFonts w:ascii="Wingdings" w:hAnsi="Wingdings" w:hint="default"/>
+        <w:rFonts w:hint="default" w:ascii="Wingdings" w:hAnsi="Wingdings"/>
         <w:sz w:val="20"/>
       </w:rPr>
     </w:lvl>
@@ -4256,7 +4386,7 @@
         <w:ind w:left="5040" w:hanging="360"/>
       </w:pPr>
       <w:rPr>
-        <w:rFonts w:ascii="Wingdings" w:hAnsi="Wingdings" w:hint="default"/>
+        <w:rFonts w:hint="default" w:ascii="Wingdings" w:hAnsi="Wingdings"/>
         <w:sz w:val="20"/>
       </w:rPr>
     </w:lvl>
@@ -4272,7 +4402,7 @@
         <w:ind w:left="5760" w:hanging="360"/>
       </w:pPr>
       <w:rPr>
-        <w:rFonts w:ascii="Wingdings" w:hAnsi="Wingdings" w:hint="default"/>
+        <w:rFonts w:hint="default" w:ascii="Wingdings" w:hAnsi="Wingdings"/>
         <w:sz w:val="20"/>
       </w:rPr>
     </w:lvl>
@@ -4288,7 +4418,7 @@
         <w:ind w:left="6480" w:hanging="360"/>
       </w:pPr>
       <w:rPr>
-        <w:rFonts w:ascii="Wingdings" w:hAnsi="Wingdings" w:hint="default"/>
+        <w:rFonts w:hint="default" w:ascii="Wingdings" w:hAnsi="Wingdings"/>
         <w:sz w:val="20"/>
       </w:rPr>
     </w:lvl>
@@ -4309,7 +4439,7 @@
         <w:ind w:left="720" w:hanging="360"/>
       </w:pPr>
       <w:rPr>
-        <w:rFonts w:ascii="Symbol" w:hAnsi="Symbol" w:hint="default"/>
+        <w:rFonts w:hint="default" w:ascii="Symbol" w:hAnsi="Symbol"/>
         <w:sz w:val="20"/>
       </w:rPr>
     </w:lvl>
@@ -4325,7 +4455,7 @@
         <w:ind w:left="1440" w:hanging="360"/>
       </w:pPr>
       <w:rPr>
-        <w:rFonts w:ascii="Courier New" w:hAnsi="Courier New" w:hint="default"/>
+        <w:rFonts w:hint="default" w:ascii="Courier New" w:hAnsi="Courier New"/>
         <w:sz w:val="20"/>
       </w:rPr>
     </w:lvl>
@@ -4341,7 +4471,7 @@
         <w:ind w:left="2160" w:hanging="360"/>
       </w:pPr>
       <w:rPr>
-        <w:rFonts w:ascii="Wingdings" w:hAnsi="Wingdings" w:hint="default"/>
+        <w:rFonts w:hint="default" w:ascii="Wingdings" w:hAnsi="Wingdings"/>
         <w:sz w:val="20"/>
       </w:rPr>
     </w:lvl>
@@ -4357,7 +4487,7 @@
         <w:ind w:left="2880" w:hanging="360"/>
       </w:pPr>
       <w:rPr>
-        <w:rFonts w:ascii="Wingdings" w:hAnsi="Wingdings" w:hint="default"/>
+        <w:rFonts w:hint="default" w:ascii="Wingdings" w:hAnsi="Wingdings"/>
         <w:sz w:val="20"/>
       </w:rPr>
     </w:lvl>
@@ -4373,7 +4503,7 @@
         <w:ind w:left="3600" w:hanging="360"/>
       </w:pPr>
       <w:rPr>
-        <w:rFonts w:ascii="Wingdings" w:hAnsi="Wingdings" w:hint="default"/>
+        <w:rFonts w:hint="default" w:ascii="Wingdings" w:hAnsi="Wingdings"/>
         <w:sz w:val="20"/>
       </w:rPr>
     </w:lvl>
@@ -4389,7 +4519,7 @@
         <w:ind w:left="4320" w:hanging="360"/>
       </w:pPr>
       <w:rPr>
-        <w:rFonts w:ascii="Wingdings" w:hAnsi="Wingdings" w:hint="default"/>
+        <w:rFonts w:hint="default" w:ascii="Wingdings" w:hAnsi="Wingdings"/>
         <w:sz w:val="20"/>
       </w:rPr>
     </w:lvl>
@@ -4405,7 +4535,7 @@
         <w:ind w:left="5040" w:hanging="360"/>
       </w:pPr>
       <w:rPr>
-        <w:rFonts w:ascii="Wingdings" w:hAnsi="Wingdings" w:hint="default"/>
+        <w:rFonts w:hint="default" w:ascii="Wingdings" w:hAnsi="Wingdings"/>
         <w:sz w:val="20"/>
       </w:rPr>
     </w:lvl>
@@ -4421,7 +4551,7 @@
         <w:ind w:left="5760" w:hanging="360"/>
       </w:pPr>
       <w:rPr>
-        <w:rFonts w:ascii="Wingdings" w:hAnsi="Wingdings" w:hint="default"/>
+        <w:rFonts w:hint="default" w:ascii="Wingdings" w:hAnsi="Wingdings"/>
         <w:sz w:val="20"/>
       </w:rPr>
     </w:lvl>
@@ -4437,7 +4567,7 @@
         <w:ind w:left="6480" w:hanging="360"/>
       </w:pPr>
       <w:rPr>
-        <w:rFonts w:ascii="Wingdings" w:hAnsi="Wingdings" w:hint="default"/>
+        <w:rFonts w:hint="default" w:ascii="Wingdings" w:hAnsi="Wingdings"/>
         <w:sz w:val="20"/>
       </w:rPr>
     </w:lvl>
@@ -4458,7 +4588,7 @@
         <w:ind w:left="720" w:hanging="360"/>
       </w:pPr>
       <w:rPr>
-        <w:rFonts w:ascii="Symbol" w:hAnsi="Symbol" w:hint="default"/>
+        <w:rFonts w:hint="default" w:ascii="Symbol" w:hAnsi="Symbol"/>
         <w:sz w:val="20"/>
       </w:rPr>
     </w:lvl>
@@ -4474,7 +4604,7 @@
         <w:ind w:left="1440" w:hanging="360"/>
       </w:pPr>
       <w:rPr>
-        <w:rFonts w:ascii="Courier New" w:hAnsi="Courier New" w:hint="default"/>
+        <w:rFonts w:hint="default" w:ascii="Courier New" w:hAnsi="Courier New"/>
         <w:sz w:val="20"/>
       </w:rPr>
     </w:lvl>
@@ -4490,7 +4620,7 @@
         <w:ind w:left="2160" w:hanging="360"/>
       </w:pPr>
       <w:rPr>
-        <w:rFonts w:ascii="Wingdings" w:hAnsi="Wingdings" w:hint="default"/>
+        <w:rFonts w:hint="default" w:ascii="Wingdings" w:hAnsi="Wingdings"/>
         <w:sz w:val="20"/>
       </w:rPr>
     </w:lvl>
@@ -4506,7 +4636,7 @@
         <w:ind w:left="2880" w:hanging="360"/>
       </w:pPr>
       <w:rPr>
-        <w:rFonts w:ascii="Wingdings" w:hAnsi="Wingdings" w:hint="default"/>
+        <w:rFonts w:hint="default" w:ascii="Wingdings" w:hAnsi="Wingdings"/>
         <w:sz w:val="20"/>
       </w:rPr>
     </w:lvl>
@@ -4522,7 +4652,7 @@
         <w:ind w:left="3600" w:hanging="360"/>
       </w:pPr>
       <w:rPr>
-        <w:rFonts w:ascii="Wingdings" w:hAnsi="Wingdings" w:hint="default"/>
+        <w:rFonts w:hint="default" w:ascii="Wingdings" w:hAnsi="Wingdings"/>
         <w:sz w:val="20"/>
       </w:rPr>
     </w:lvl>
@@ -4538,7 +4668,7 @@
         <w:ind w:left="4320" w:hanging="360"/>
       </w:pPr>
       <w:rPr>
-        <w:rFonts w:ascii="Wingdings" w:hAnsi="Wingdings" w:hint="default"/>
+        <w:rFonts w:hint="default" w:ascii="Wingdings" w:hAnsi="Wingdings"/>
         <w:sz w:val="20"/>
       </w:rPr>
     </w:lvl>
@@ -4554,7 +4684,7 @@
         <w:ind w:left="5040" w:hanging="360"/>
       </w:pPr>
       <w:rPr>
-        <w:rFonts w:ascii="Wingdings" w:hAnsi="Wingdings" w:hint="default"/>
+        <w:rFonts w:hint="default" w:ascii="Wingdings" w:hAnsi="Wingdings"/>
         <w:sz w:val="20"/>
       </w:rPr>
     </w:lvl>
@@ -4570,7 +4700,7 @@
         <w:ind w:left="5760" w:hanging="360"/>
       </w:pPr>
       <w:rPr>
-        <w:rFonts w:ascii="Wingdings" w:hAnsi="Wingdings" w:hint="default"/>
+        <w:rFonts w:hint="default" w:ascii="Wingdings" w:hAnsi="Wingdings"/>
         <w:sz w:val="20"/>
       </w:rPr>
     </w:lvl>
@@ -4586,7 +4716,7 @@
         <w:ind w:left="6480" w:hanging="360"/>
       </w:pPr>
       <w:rPr>
-        <w:rFonts w:ascii="Wingdings" w:hAnsi="Wingdings" w:hint="default"/>
+        <w:rFonts w:hint="default" w:ascii="Wingdings" w:hAnsi="Wingdings"/>
         <w:sz w:val="20"/>
       </w:rPr>
     </w:lvl>
@@ -4607,7 +4737,7 @@
         <w:ind w:left="720" w:hanging="360"/>
       </w:pPr>
       <w:rPr>
-        <w:rFonts w:ascii="Symbol" w:hAnsi="Symbol" w:hint="default"/>
+        <w:rFonts w:hint="default" w:ascii="Symbol" w:hAnsi="Symbol"/>
         <w:sz w:val="20"/>
       </w:rPr>
     </w:lvl>
@@ -4623,7 +4753,7 @@
         <w:ind w:left="1440" w:hanging="360"/>
       </w:pPr>
       <w:rPr>
-        <w:rFonts w:ascii="Courier New" w:hAnsi="Courier New" w:hint="default"/>
+        <w:rFonts w:hint="default" w:ascii="Courier New" w:hAnsi="Courier New"/>
         <w:sz w:val="20"/>
       </w:rPr>
     </w:lvl>
@@ -4639,7 +4769,7 @@
         <w:ind w:left="2160" w:hanging="360"/>
       </w:pPr>
       <w:rPr>
-        <w:rFonts w:ascii="Wingdings" w:hAnsi="Wingdings" w:hint="default"/>
+        <w:rFonts w:hint="default" w:ascii="Wingdings" w:hAnsi="Wingdings"/>
         <w:sz w:val="20"/>
       </w:rPr>
     </w:lvl>
@@ -4655,7 +4785,7 @@
         <w:ind w:left="2880" w:hanging="360"/>
       </w:pPr>
       <w:rPr>
-        <w:rFonts w:ascii="Wingdings" w:hAnsi="Wingdings" w:hint="default"/>
+        <w:rFonts w:hint="default" w:ascii="Wingdings" w:hAnsi="Wingdings"/>
         <w:sz w:val="20"/>
       </w:rPr>
     </w:lvl>
@@ -4671,7 +4801,7 @@
         <w:ind w:left="3600" w:hanging="360"/>
       </w:pPr>
       <w:rPr>
-        <w:rFonts w:ascii="Wingdings" w:hAnsi="Wingdings" w:hint="default"/>
+        <w:rFonts w:hint="default" w:ascii="Wingdings" w:hAnsi="Wingdings"/>
         <w:sz w:val="20"/>
       </w:rPr>
     </w:lvl>
@@ -4687,7 +4817,7 @@
         <w:ind w:left="4320" w:hanging="360"/>
       </w:pPr>
       <w:rPr>
-        <w:rFonts w:ascii="Wingdings" w:hAnsi="Wingdings" w:hint="default"/>
+        <w:rFonts w:hint="default" w:ascii="Wingdings" w:hAnsi="Wingdings"/>
         <w:sz w:val="20"/>
       </w:rPr>
     </w:lvl>
@@ -4703,7 +4833,7 @@
         <w:ind w:left="5040" w:hanging="360"/>
       </w:pPr>
       <w:rPr>
-        <w:rFonts w:ascii="Wingdings" w:hAnsi="Wingdings" w:hint="default"/>
+        <w:rFonts w:hint="default" w:ascii="Wingdings" w:hAnsi="Wingdings"/>
         <w:sz w:val="20"/>
       </w:rPr>
     </w:lvl>
@@ -4719,7 +4849,7 @@
         <w:ind w:left="5760" w:hanging="360"/>
       </w:pPr>
       <w:rPr>
-        <w:rFonts w:ascii="Wingdings" w:hAnsi="Wingdings" w:hint="default"/>
+        <w:rFonts w:hint="default" w:ascii="Wingdings" w:hAnsi="Wingdings"/>
         <w:sz w:val="20"/>
       </w:rPr>
     </w:lvl>
@@ -4735,7 +4865,7 @@
         <w:ind w:left="6480" w:hanging="360"/>
       </w:pPr>
       <w:rPr>
-        <w:rFonts w:ascii="Wingdings" w:hAnsi="Wingdings" w:hint="default"/>
+        <w:rFonts w:hint="default" w:ascii="Wingdings" w:hAnsi="Wingdings"/>
         <w:sz w:val="20"/>
       </w:rPr>
     </w:lvl>
@@ -4756,7 +4886,7 @@
         <w:ind w:left="720" w:hanging="360"/>
       </w:pPr>
       <w:rPr>
-        <w:rFonts w:ascii="Symbol" w:hAnsi="Symbol" w:hint="default"/>
+        <w:rFonts w:hint="default" w:ascii="Symbol" w:hAnsi="Symbol"/>
         <w:sz w:val="20"/>
       </w:rPr>
     </w:lvl>
@@ -4772,7 +4902,7 @@
         <w:ind w:left="1440" w:hanging="360"/>
       </w:pPr>
       <w:rPr>
-        <w:rFonts w:ascii="Courier New" w:hAnsi="Courier New" w:hint="default"/>
+        <w:rFonts w:hint="default" w:ascii="Courier New" w:hAnsi="Courier New"/>
         <w:sz w:val="20"/>
       </w:rPr>
     </w:lvl>
@@ -4788,7 +4918,7 @@
         <w:ind w:left="2160" w:hanging="360"/>
       </w:pPr>
       <w:rPr>
-        <w:rFonts w:ascii="Wingdings" w:hAnsi="Wingdings" w:hint="default"/>
+        <w:rFonts w:hint="default" w:ascii="Wingdings" w:hAnsi="Wingdings"/>
         <w:sz w:val="20"/>
       </w:rPr>
     </w:lvl>
@@ -4804,7 +4934,7 @@
         <w:ind w:left="2880" w:hanging="360"/>
       </w:pPr>
       <w:rPr>
-        <w:rFonts w:ascii="Wingdings" w:hAnsi="Wingdings" w:hint="default"/>
+        <w:rFonts w:hint="default" w:ascii="Wingdings" w:hAnsi="Wingdings"/>
         <w:sz w:val="20"/>
       </w:rPr>
     </w:lvl>
@@ -4820,7 +4950,7 @@
         <w:ind w:left="3600" w:hanging="360"/>
       </w:pPr>
       <w:rPr>
-        <w:rFonts w:ascii="Wingdings" w:hAnsi="Wingdings" w:hint="default"/>
+        <w:rFonts w:hint="default" w:ascii="Wingdings" w:hAnsi="Wingdings"/>
         <w:sz w:val="20"/>
       </w:rPr>
     </w:lvl>
@@ -4836,7 +4966,7 @@
         <w:ind w:left="4320" w:hanging="360"/>
       </w:pPr>
       <w:rPr>
-        <w:rFonts w:ascii="Wingdings" w:hAnsi="Wingdings" w:hint="default"/>
+        <w:rFonts w:hint="default" w:ascii="Wingdings" w:hAnsi="Wingdings"/>
         <w:sz w:val="20"/>
       </w:rPr>
     </w:lvl>
@@ -4852,7 +4982,7 @@
         <w:ind w:left="5040" w:hanging="360"/>
       </w:pPr>
       <w:rPr>
-        <w:rFonts w:ascii="Wingdings" w:hAnsi="Wingdings" w:hint="default"/>
+        <w:rFonts w:hint="default" w:ascii="Wingdings" w:hAnsi="Wingdings"/>
         <w:sz w:val="20"/>
       </w:rPr>
     </w:lvl>
@@ -4868,7 +4998,7 @@
         <w:ind w:left="5760" w:hanging="360"/>
       </w:pPr>
       <w:rPr>
-        <w:rFonts w:ascii="Wingdings" w:hAnsi="Wingdings" w:hint="default"/>
+        <w:rFonts w:hint="default" w:ascii="Wingdings" w:hAnsi="Wingdings"/>
         <w:sz w:val="20"/>
       </w:rPr>
     </w:lvl>
@@ -4884,7 +5014,7 @@
         <w:ind w:left="6480" w:hanging="360"/>
       </w:pPr>
       <w:rPr>
-        <w:rFonts w:ascii="Wingdings" w:hAnsi="Wingdings" w:hint="default"/>
+        <w:rFonts w:hint="default" w:ascii="Wingdings" w:hAnsi="Wingdings"/>
         <w:sz w:val="20"/>
       </w:rPr>
     </w:lvl>
@@ -4905,7 +5035,7 @@
         <w:ind w:left="720" w:hanging="360"/>
       </w:pPr>
       <w:rPr>
-        <w:rFonts w:ascii="Symbol" w:hAnsi="Symbol" w:hint="default"/>
+        <w:rFonts w:hint="default" w:ascii="Symbol" w:hAnsi="Symbol"/>
         <w:sz w:val="20"/>
       </w:rPr>
     </w:lvl>
@@ -4921,7 +5051,7 @@
         <w:ind w:left="1440" w:hanging="360"/>
       </w:pPr>
       <w:rPr>
-        <w:rFonts w:ascii="Courier New" w:hAnsi="Courier New" w:hint="default"/>
+        <w:rFonts w:hint="default" w:ascii="Courier New" w:hAnsi="Courier New"/>
         <w:sz w:val="20"/>
       </w:rPr>
     </w:lvl>
@@ -4937,7 +5067,7 @@
         <w:ind w:left="2160" w:hanging="360"/>
       </w:pPr>
       <w:rPr>
-        <w:rFonts w:ascii="Wingdings" w:hAnsi="Wingdings" w:hint="default"/>
+        <w:rFonts w:hint="default" w:ascii="Wingdings" w:hAnsi="Wingdings"/>
         <w:sz w:val="20"/>
       </w:rPr>
     </w:lvl>
@@ -4953,7 +5083,7 @@
         <w:ind w:left="2880" w:hanging="360"/>
       </w:pPr>
       <w:rPr>
-        <w:rFonts w:ascii="Wingdings" w:hAnsi="Wingdings" w:hint="default"/>
+        <w:rFonts w:hint="default" w:ascii="Wingdings" w:hAnsi="Wingdings"/>
         <w:sz w:val="20"/>
       </w:rPr>
     </w:lvl>
@@ -4969,7 +5099,7 @@
         <w:ind w:left="3600" w:hanging="360"/>
       </w:pPr>
       <w:rPr>
-        <w:rFonts w:ascii="Wingdings" w:hAnsi="Wingdings" w:hint="default"/>
+        <w:rFonts w:hint="default" w:ascii="Wingdings" w:hAnsi="Wingdings"/>
         <w:sz w:val="20"/>
       </w:rPr>
     </w:lvl>
@@ -4985,7 +5115,7 @@
         <w:ind w:left="4320" w:hanging="360"/>
       </w:pPr>
       <w:rPr>
-        <w:rFonts w:ascii="Wingdings" w:hAnsi="Wingdings" w:hint="default"/>
+        <w:rFonts w:hint="default" w:ascii="Wingdings" w:hAnsi="Wingdings"/>
         <w:sz w:val="20"/>
       </w:rPr>
     </w:lvl>
@@ -5001,7 +5131,7 @@
         <w:ind w:left="5040" w:hanging="360"/>
       </w:pPr>
       <w:rPr>
-        <w:rFonts w:ascii="Wingdings" w:hAnsi="Wingdings" w:hint="default"/>
+        <w:rFonts w:hint="default" w:ascii="Wingdings" w:hAnsi="Wingdings"/>
         <w:sz w:val="20"/>
       </w:rPr>
     </w:lvl>
@@ -5017,7 +5147,7 @@
         <w:ind w:left="5760" w:hanging="360"/>
       </w:pPr>
       <w:rPr>
-        <w:rFonts w:ascii="Wingdings" w:hAnsi="Wingdings" w:hint="default"/>
+        <w:rFonts w:hint="default" w:ascii="Wingdings" w:hAnsi="Wingdings"/>
         <w:sz w:val="20"/>
       </w:rPr>
     </w:lvl>
@@ -5033,7 +5163,7 @@
         <w:ind w:left="6480" w:hanging="360"/>
       </w:pPr>
       <w:rPr>
-        <w:rFonts w:ascii="Wingdings" w:hAnsi="Wingdings" w:hint="default"/>
+        <w:rFonts w:hint="default" w:ascii="Wingdings" w:hAnsi="Wingdings"/>
         <w:sz w:val="20"/>
       </w:rPr>
     </w:lvl>
@@ -5054,7 +5184,7 @@
         <w:ind w:left="720" w:hanging="360"/>
       </w:pPr>
       <w:rPr>
-        <w:rFonts w:ascii="Symbol" w:hAnsi="Symbol" w:hint="default"/>
+        <w:rFonts w:hint="default" w:ascii="Symbol" w:hAnsi="Symbol"/>
         <w:sz w:val="20"/>
       </w:rPr>
     </w:lvl>
@@ -5070,7 +5200,7 @@
         <w:ind w:left="1440" w:hanging="360"/>
       </w:pPr>
       <w:rPr>
-        <w:rFonts w:ascii="Courier New" w:hAnsi="Courier New" w:hint="default"/>
+        <w:rFonts w:hint="default" w:ascii="Courier New" w:hAnsi="Courier New"/>
         <w:sz w:val="20"/>
       </w:rPr>
     </w:lvl>
@@ -5086,7 +5216,7 @@
         <w:ind w:left="2160" w:hanging="360"/>
       </w:pPr>
       <w:rPr>
-        <w:rFonts w:ascii="Wingdings" w:hAnsi="Wingdings" w:hint="default"/>
+        <w:rFonts w:hint="default" w:ascii="Wingdings" w:hAnsi="Wingdings"/>
         <w:sz w:val="20"/>
       </w:rPr>
     </w:lvl>
@@ -5102,7 +5232,7 @@
         <w:ind w:left="2880" w:hanging="360"/>
       </w:pPr>
       <w:rPr>
-        <w:rFonts w:ascii="Wingdings" w:hAnsi="Wingdings" w:hint="default"/>
+        <w:rFonts w:hint="default" w:ascii="Wingdings" w:hAnsi="Wingdings"/>
         <w:sz w:val="20"/>
       </w:rPr>
     </w:lvl>
@@ -5118,7 +5248,7 @@
         <w:ind w:left="3600" w:hanging="360"/>
       </w:pPr>
       <w:rPr>
-        <w:rFonts w:ascii="Wingdings" w:hAnsi="Wingdings" w:hint="default"/>
+        <w:rFonts w:hint="default" w:ascii="Wingdings" w:hAnsi="Wingdings"/>
         <w:sz w:val="20"/>
       </w:rPr>
     </w:lvl>
@@ -5134,7 +5264,7 @@
         <w:ind w:left="4320" w:hanging="360"/>
       </w:pPr>
       <w:rPr>
-        <w:rFonts w:ascii="Wingdings" w:hAnsi="Wingdings" w:hint="default"/>
+        <w:rFonts w:hint="default" w:ascii="Wingdings" w:hAnsi="Wingdings"/>
         <w:sz w:val="20"/>
       </w:rPr>
     </w:lvl>
@@ -5150,7 +5280,7 @@
         <w:ind w:left="5040" w:hanging="360"/>
       </w:pPr>
       <w:rPr>
-        <w:rFonts w:ascii="Wingdings" w:hAnsi="Wingdings" w:hint="default"/>
+        <w:rFonts w:hint="default" w:ascii="Wingdings" w:hAnsi="Wingdings"/>
         <w:sz w:val="20"/>
       </w:rPr>
     </w:lvl>
@@ -5166,7 +5296,7 @@
         <w:ind w:left="5760" w:hanging="360"/>
       </w:pPr>
       <w:rPr>
-        <w:rFonts w:ascii="Wingdings" w:hAnsi="Wingdings" w:hint="default"/>
+        <w:rFonts w:hint="default" w:ascii="Wingdings" w:hAnsi="Wingdings"/>
         <w:sz w:val="20"/>
       </w:rPr>
     </w:lvl>
@@ -5182,7 +5312,7 @@
         <w:ind w:left="6480" w:hanging="360"/>
       </w:pPr>
       <w:rPr>
-        <w:rFonts w:ascii="Wingdings" w:hAnsi="Wingdings" w:hint="default"/>
+        <w:rFonts w:hint="default" w:ascii="Wingdings" w:hAnsi="Wingdings"/>
         <w:sz w:val="20"/>
       </w:rPr>
     </w:lvl>
@@ -5203,7 +5333,7 @@
         <w:ind w:left="720" w:hanging="360"/>
       </w:pPr>
       <w:rPr>
-        <w:rFonts w:ascii="Symbol" w:hAnsi="Symbol" w:hint="default"/>
+        <w:rFonts w:hint="default" w:ascii="Symbol" w:hAnsi="Symbol"/>
         <w:sz w:val="20"/>
       </w:rPr>
     </w:lvl>
@@ -5219,7 +5349,7 @@
         <w:ind w:left="1440" w:hanging="360"/>
       </w:pPr>
       <w:rPr>
-        <w:rFonts w:ascii="Courier New" w:hAnsi="Courier New" w:hint="default"/>
+        <w:rFonts w:hint="default" w:ascii="Courier New" w:hAnsi="Courier New"/>
         <w:sz w:val="20"/>
       </w:rPr>
     </w:lvl>
@@ -5235,7 +5365,7 @@
         <w:ind w:left="2160" w:hanging="360"/>
       </w:pPr>
       <w:rPr>
-        <w:rFonts w:ascii="Wingdings" w:hAnsi="Wingdings" w:hint="default"/>
+        <w:rFonts w:hint="default" w:ascii="Wingdings" w:hAnsi="Wingdings"/>
         <w:sz w:val="20"/>
       </w:rPr>
     </w:lvl>
@@ -5251,7 +5381,7 @@
         <w:ind w:left="2880" w:hanging="360"/>
       </w:pPr>
       <w:rPr>
-        <w:rFonts w:ascii="Wingdings" w:hAnsi="Wingdings" w:hint="default"/>
+        <w:rFonts w:hint="default" w:ascii="Wingdings" w:hAnsi="Wingdings"/>
         <w:sz w:val="20"/>
       </w:rPr>
     </w:lvl>
@@ -5267,7 +5397,7 @@
         <w:ind w:left="3600" w:hanging="360"/>
       </w:pPr>
       <w:rPr>
-        <w:rFonts w:ascii="Wingdings" w:hAnsi="Wingdings" w:hint="default"/>
+        <w:rFonts w:hint="default" w:ascii="Wingdings" w:hAnsi="Wingdings"/>
         <w:sz w:val="20"/>
       </w:rPr>
     </w:lvl>
@@ -5283,7 +5413,7 @@
         <w:ind w:left="4320" w:hanging="360"/>
       </w:pPr>
       <w:rPr>
-        <w:rFonts w:ascii="Wingdings" w:hAnsi="Wingdings" w:hint="default"/>
+        <w:rFonts w:hint="default" w:ascii="Wingdings" w:hAnsi="Wingdings"/>
         <w:sz w:val="20"/>
       </w:rPr>
     </w:lvl>
@@ -5299,7 +5429,7 @@
         <w:ind w:left="5040" w:hanging="360"/>
       </w:pPr>
       <w:rPr>
-        <w:rFonts w:ascii="Wingdings" w:hAnsi="Wingdings" w:hint="default"/>
+        <w:rFonts w:hint="default" w:ascii="Wingdings" w:hAnsi="Wingdings"/>
         <w:sz w:val="20"/>
       </w:rPr>
     </w:lvl>
@@ -5315,7 +5445,7 @@
         <w:ind w:left="5760" w:hanging="360"/>
       </w:pPr>
       <w:rPr>
-        <w:rFonts w:ascii="Wingdings" w:hAnsi="Wingdings" w:hint="default"/>
+        <w:rFonts w:hint="default" w:ascii="Wingdings" w:hAnsi="Wingdings"/>
         <w:sz w:val="20"/>
       </w:rPr>
     </w:lvl>
@@ -5331,7 +5461,7 @@
         <w:ind w:left="6480" w:hanging="360"/>
       </w:pPr>
       <w:rPr>
-        <w:rFonts w:ascii="Wingdings" w:hAnsi="Wingdings" w:hint="default"/>
+        <w:rFonts w:hint="default" w:ascii="Wingdings" w:hAnsi="Wingdings"/>
         <w:sz w:val="20"/>
       </w:rPr>
     </w:lvl>
@@ -5352,7 +5482,7 @@
         <w:ind w:left="720" w:hanging="360"/>
       </w:pPr>
       <w:rPr>
-        <w:rFonts w:ascii="Symbol" w:hAnsi="Symbol" w:hint="default"/>
+        <w:rFonts w:hint="default" w:ascii="Symbol" w:hAnsi="Symbol"/>
         <w:sz w:val="20"/>
       </w:rPr>
     </w:lvl>
@@ -5368,7 +5498,7 @@
         <w:ind w:left="1440" w:hanging="360"/>
       </w:pPr>
       <w:rPr>
-        <w:rFonts w:ascii="Courier New" w:hAnsi="Courier New" w:hint="default"/>
+        <w:rFonts w:hint="default" w:ascii="Courier New" w:hAnsi="Courier New"/>
         <w:sz w:val="20"/>
       </w:rPr>
     </w:lvl>
@@ -5384,7 +5514,7 @@
         <w:ind w:left="2160" w:hanging="360"/>
       </w:pPr>
       <w:rPr>
-        <w:rFonts w:ascii="Wingdings" w:hAnsi="Wingdings" w:hint="default"/>
+        <w:rFonts w:hint="default" w:ascii="Wingdings" w:hAnsi="Wingdings"/>
         <w:sz w:val="20"/>
       </w:rPr>
     </w:lvl>
@@ -5400,7 +5530,7 @@
         <w:ind w:left="2880" w:hanging="360"/>
       </w:pPr>
       <w:rPr>
-        <w:rFonts w:ascii="Wingdings" w:hAnsi="Wingdings" w:hint="default"/>
+        <w:rFonts w:hint="default" w:ascii="Wingdings" w:hAnsi="Wingdings"/>
         <w:sz w:val="20"/>
       </w:rPr>
     </w:lvl>
@@ -5416,7 +5546,7 @@
         <w:ind w:left="3600" w:hanging="360"/>
       </w:pPr>
       <w:rPr>
-        <w:rFonts w:ascii="Wingdings" w:hAnsi="Wingdings" w:hint="default"/>
+        <w:rFonts w:hint="default" w:ascii="Wingdings" w:hAnsi="Wingdings"/>
         <w:sz w:val="20"/>
       </w:rPr>
     </w:lvl>
@@ -5432,7 +5562,7 @@
         <w:ind w:left="4320" w:hanging="360"/>
       </w:pPr>
       <w:rPr>
-        <w:rFonts w:ascii="Wingdings" w:hAnsi="Wingdings" w:hint="default"/>
+        <w:rFonts w:hint="default" w:ascii="Wingdings" w:hAnsi="Wingdings"/>
         <w:sz w:val="20"/>
       </w:rPr>
     </w:lvl>
@@ -5448,7 +5578,7 @@
         <w:ind w:left="5040" w:hanging="360"/>
       </w:pPr>
       <w:rPr>
-        <w:rFonts w:ascii="Wingdings" w:hAnsi="Wingdings" w:hint="default"/>
+        <w:rFonts w:hint="default" w:ascii="Wingdings" w:hAnsi="Wingdings"/>
         <w:sz w:val="20"/>
       </w:rPr>
     </w:lvl>
@@ -5464,7 +5594,7 @@
         <w:ind w:left="5760" w:hanging="360"/>
       </w:pPr>
       <w:rPr>
-        <w:rFonts w:ascii="Wingdings" w:hAnsi="Wingdings" w:hint="default"/>
+        <w:rFonts w:hint="default" w:ascii="Wingdings" w:hAnsi="Wingdings"/>
         <w:sz w:val="20"/>
       </w:rPr>
     </w:lvl>
@@ -5480,7 +5610,7 @@
         <w:ind w:left="6480" w:hanging="360"/>
       </w:pPr>
       <w:rPr>
-        <w:rFonts w:ascii="Wingdings" w:hAnsi="Wingdings" w:hint="default"/>
+        <w:rFonts w:hint="default" w:ascii="Wingdings" w:hAnsi="Wingdings"/>
         <w:sz w:val="20"/>
       </w:rPr>
     </w:lvl>
@@ -5525,11 +5655,11 @@
 </file>
 
 <file path=word/styles.xml><?xml version="1.0" encoding="utf-8"?>
-<w:styles xmlns:mc="http://schemas.openxmlformats.org/markup-compatibility/2006" xmlns:r="http://schemas.openxmlformats.org/officeDocument/2006/relationships" xmlns:w="http://schemas.openxmlformats.org/wordprocessingml/2006/main" xmlns:w14="http://schemas.microsoft.com/office/word/2010/wordml" mc:Ignorable="w14">
+<w:styles xmlns:wp14="http://schemas.microsoft.com/office/word/2010/wordprocessingDrawing" xmlns:mc="http://schemas.openxmlformats.org/markup-compatibility/2006" xmlns:r="http://schemas.openxmlformats.org/officeDocument/2006/relationships" xmlns:w="http://schemas.openxmlformats.org/wordprocessingml/2006/main" xmlns:w14="http://schemas.microsoft.com/office/word/2010/wordml" mc:Ignorable="w14 wp14">
   <w:docDefaults>
     <w:rPrDefault>
       <w:rPr>
-        <w:rFonts w:asciiTheme="minorHAnsi" w:eastAsiaTheme="minorHAnsi" w:hAnsiTheme="minorHAnsi" w:cstheme="minorBidi"/>
+        <w:rFonts w:asciiTheme="minorHAnsi" w:hAnsiTheme="minorHAnsi" w:eastAsiaTheme="minorHAnsi" w:cstheme="minorBidi"/>
         <w:sz w:val="22"/>
         <w:szCs w:val="22"/>
         <w:lang w:val="de-DE" w:eastAsia="en-US" w:bidi="ar-SA"/>
@@ -5542,8 +5672,8 @@
     </w:pPrDefault>
   </w:docDefaults>
   <w:latentStyles w:defLockedState="0" w:defUIPriority="99" w:defSemiHidden="1" w:defUnhideWhenUsed="1" w:defQFormat="0" w:count="267">
-    <w:lsdException w:name="Normal" w:semiHidden="0" w:uiPriority="0" w:unhideWhenUsed="0" w:qFormat="1"/>
-    <w:lsdException w:name="heading 1" w:semiHidden="0" w:uiPriority="9" w:unhideWhenUsed="0" w:qFormat="1"/>
+    <w:lsdException w:name="Normal" w:uiPriority="0" w:semiHidden="0" w:unhideWhenUsed="0" w:qFormat="1"/>
+    <w:lsdException w:name="heading 1" w:uiPriority="9" w:semiHidden="0" w:unhideWhenUsed="0" w:qFormat="1"/>
     <w:lsdException w:name="heading 2" w:uiPriority="9" w:qFormat="1"/>
     <w:lsdException w:name="heading 3" w:uiPriority="9" w:qFormat="1"/>
     <w:lsdException w:name="heading 4" w:uiPriority="9" w:qFormat="1"/>
@@ -5562,125 +5692,125 @@
     <w:lsdException w:name="toc 8" w:uiPriority="39"/>
     <w:lsdException w:name="toc 9" w:uiPriority="39"/>
     <w:lsdException w:name="caption" w:uiPriority="35" w:qFormat="1"/>
-    <w:lsdException w:name="Title" w:semiHidden="0" w:uiPriority="10" w:unhideWhenUsed="0" w:qFormat="1"/>
+    <w:lsdException w:name="Title" w:uiPriority="10" w:semiHidden="0" w:unhideWhenUsed="0" w:qFormat="1"/>
     <w:lsdException w:name="Default Paragraph Font" w:uiPriority="1"/>
-    <w:lsdException w:name="Subtitle" w:semiHidden="0" w:uiPriority="11" w:unhideWhenUsed="0" w:qFormat="1"/>
-    <w:lsdException w:name="Strong" w:semiHidden="0" w:uiPriority="22" w:unhideWhenUsed="0" w:qFormat="1"/>
-    <w:lsdException w:name="Emphasis" w:semiHidden="0" w:uiPriority="20" w:unhideWhenUsed="0" w:qFormat="1"/>
-    <w:lsdException w:name="Table Grid" w:semiHidden="0" w:uiPriority="59" w:unhideWhenUsed="0"/>
+    <w:lsdException w:name="Subtitle" w:uiPriority="11" w:semiHidden="0" w:unhideWhenUsed="0" w:qFormat="1"/>
+    <w:lsdException w:name="Strong" w:uiPriority="22" w:semiHidden="0" w:unhideWhenUsed="0" w:qFormat="1"/>
+    <w:lsdException w:name="Emphasis" w:uiPriority="20" w:semiHidden="0" w:unhideWhenUsed="0" w:qFormat="1"/>
+    <w:lsdException w:name="Table Grid" w:uiPriority="59" w:semiHidden="0" w:unhideWhenUsed="0"/>
     <w:lsdException w:name="Placeholder Text" w:unhideWhenUsed="0"/>
-    <w:lsdException w:name="No Spacing" w:semiHidden="0" w:uiPriority="1" w:unhideWhenUsed="0" w:qFormat="1"/>
-    <w:lsdException w:name="Light Shading" w:semiHidden="0" w:uiPriority="60" w:unhideWhenUsed="0"/>
-    <w:lsdException w:name="Light List" w:semiHidden="0" w:uiPriority="61" w:unhideWhenUsed="0"/>
-    <w:lsdException w:name="Light Grid" w:semiHidden="0" w:uiPriority="62" w:unhideWhenUsed="0"/>
-    <w:lsdException w:name="Medium Shading 1" w:semiHidden="0" w:uiPriority="63" w:unhideWhenUsed="0"/>
-    <w:lsdException w:name="Medium Shading 2" w:semiHidden="0" w:uiPriority="64" w:unhideWhenUsed="0"/>
-    <w:lsdException w:name="Medium List 1" w:semiHidden="0" w:uiPriority="65" w:unhideWhenUsed="0"/>
-    <w:lsdException w:name="Medium List 2" w:semiHidden="0" w:uiPriority="66" w:unhideWhenUsed="0"/>
-    <w:lsdException w:name="Medium Grid 1" w:semiHidden="0" w:uiPriority="67" w:unhideWhenUsed="0"/>
-    <w:lsdException w:name="Medium Grid 2" w:semiHidden="0" w:uiPriority="68" w:unhideWhenUsed="0"/>
-    <w:lsdException w:name="Medium Grid 3" w:semiHidden="0" w:uiPriority="69" w:unhideWhenUsed="0"/>
-    <w:lsdException w:name="Dark List" w:semiHidden="0" w:uiPriority="70" w:unhideWhenUsed="0"/>
-    <w:lsdException w:name="Colorful Shading" w:semiHidden="0" w:uiPriority="71" w:unhideWhenUsed="0"/>
-    <w:lsdException w:name="Colorful List" w:semiHidden="0" w:uiPriority="72" w:unhideWhenUsed="0"/>
-    <w:lsdException w:name="Colorful Grid" w:semiHidden="0" w:uiPriority="73" w:unhideWhenUsed="0"/>
-    <w:lsdException w:name="Light Shading Accent 1" w:semiHidden="0" w:uiPriority="60" w:unhideWhenUsed="0"/>
-    <w:lsdException w:name="Light List Accent 1" w:semiHidden="0" w:uiPriority="61" w:unhideWhenUsed="0"/>
-    <w:lsdException w:name="Light Grid Accent 1" w:semiHidden="0" w:uiPriority="62" w:unhideWhenUsed="0"/>
-    <w:lsdException w:name="Medium Shading 1 Accent 1" w:semiHidden="0" w:uiPriority="63" w:unhideWhenUsed="0"/>
-    <w:lsdException w:name="Medium Shading 2 Accent 1" w:semiHidden="0" w:uiPriority="64" w:unhideWhenUsed="0"/>
-    <w:lsdException w:name="Medium List 1 Accent 1" w:semiHidden="0" w:uiPriority="65" w:unhideWhenUsed="0"/>
+    <w:lsdException w:name="No Spacing" w:uiPriority="1" w:semiHidden="0" w:unhideWhenUsed="0" w:qFormat="1"/>
+    <w:lsdException w:name="Light Shading" w:uiPriority="60" w:semiHidden="0" w:unhideWhenUsed="0"/>
+    <w:lsdException w:name="Light List" w:uiPriority="61" w:semiHidden="0" w:unhideWhenUsed="0"/>
+    <w:lsdException w:name="Light Grid" w:uiPriority="62" w:semiHidden="0" w:unhideWhenUsed="0"/>
+    <w:lsdException w:name="Medium Shading 1" w:uiPriority="63" w:semiHidden="0" w:unhideWhenUsed="0"/>
+    <w:lsdException w:name="Medium Shading 2" w:uiPriority="64" w:semiHidden="0" w:unhideWhenUsed="0"/>
+    <w:lsdException w:name="Medium List 1" w:uiPriority="65" w:semiHidden="0" w:unhideWhenUsed="0"/>
+    <w:lsdException w:name="Medium List 2" w:uiPriority="66" w:semiHidden="0" w:unhideWhenUsed="0"/>
+    <w:lsdException w:name="Medium Grid 1" w:uiPriority="67" w:semiHidden="0" w:unhideWhenUsed="0"/>
+    <w:lsdException w:name="Medium Grid 2" w:uiPriority="68" w:semiHidden="0" w:unhideWhenUsed="0"/>
+    <w:lsdException w:name="Medium Grid 3" w:uiPriority="69" w:semiHidden="0" w:unhideWhenUsed="0"/>
+    <w:lsdException w:name="Dark List" w:uiPriority="70" w:semiHidden="0" w:unhideWhenUsed="0"/>
+    <w:lsdException w:name="Colorful Shading" w:uiPriority="71" w:semiHidden="0" w:unhideWhenUsed="0"/>
+    <w:lsdException w:name="Colorful List" w:uiPriority="72" w:semiHidden="0" w:unhideWhenUsed="0"/>
+    <w:lsdException w:name="Colorful Grid" w:uiPriority="73" w:semiHidden="0" w:unhideWhenUsed="0"/>
+    <w:lsdException w:name="Light Shading Accent 1" w:uiPriority="60" w:semiHidden="0" w:unhideWhenUsed="0"/>
+    <w:lsdException w:name="Light List Accent 1" w:uiPriority="61" w:semiHidden="0" w:unhideWhenUsed="0"/>
+    <w:lsdException w:name="Light Grid Accent 1" w:uiPriority="62" w:semiHidden="0" w:unhideWhenUsed="0"/>
+    <w:lsdException w:name="Medium Shading 1 Accent 1" w:uiPriority="63" w:semiHidden="0" w:unhideWhenUsed="0"/>
+    <w:lsdException w:name="Medium Shading 2 Accent 1" w:uiPriority="64" w:semiHidden="0" w:unhideWhenUsed="0"/>
+    <w:lsdException w:name="Medium List 1 Accent 1" w:uiPriority="65" w:semiHidden="0" w:unhideWhenUsed="0"/>
     <w:lsdException w:name="Revision" w:unhideWhenUsed="0"/>
-    <w:lsdException w:name="List Paragraph" w:semiHidden="0" w:uiPriority="34" w:unhideWhenUsed="0" w:qFormat="1"/>
-    <w:lsdException w:name="Quote" w:semiHidden="0" w:uiPriority="29" w:unhideWhenUsed="0" w:qFormat="1"/>
-    <w:lsdException w:name="Intense Quote" w:semiHidden="0" w:uiPriority="30" w:unhideWhenUsed="0" w:qFormat="1"/>
-    <w:lsdException w:name="Medium List 2 Accent 1" w:semiHidden="0" w:uiPriority="66" w:unhideWhenUsed="0"/>
-    <w:lsdException w:name="Medium Grid 1 Accent 1" w:semiHidden="0" w:uiPriority="67" w:unhideWhenUsed="0"/>
-    <w:lsdException w:name="Medium Grid 2 Accent 1" w:semiHidden="0" w:uiPriority="68" w:unhideWhenUsed="0"/>
-    <w:lsdException w:name="Medium Grid 3 Accent 1" w:semiHidden="0" w:uiPriority="69" w:unhideWhenUsed="0"/>
-    <w:lsdException w:name="Dark List Accent 1" w:semiHidden="0" w:uiPriority="70" w:unhideWhenUsed="0"/>
-    <w:lsdException w:name="Colorful Shading Accent 1" w:semiHidden="0" w:uiPriority="71" w:unhideWhenUsed="0"/>
-    <w:lsdException w:name="Colorful List Accent 1" w:semiHidden="0" w:uiPriority="72" w:unhideWhenUsed="0"/>
-    <w:lsdException w:name="Colorful Grid Accent 1" w:semiHidden="0" w:uiPriority="73" w:unhideWhenUsed="0"/>
-    <w:lsdException w:name="Light Shading Accent 2" w:semiHidden="0" w:uiPriority="60" w:unhideWhenUsed="0"/>
-    <w:lsdException w:name="Light List Accent 2" w:semiHidden="0" w:uiPriority="61" w:unhideWhenUsed="0"/>
-    <w:lsdException w:name="Light Grid Accent 2" w:semiHidden="0" w:uiPriority="62" w:unhideWhenUsed="0"/>
-    <w:lsdException w:name="Medium Shading 1 Accent 2" w:semiHidden="0" w:uiPriority="63" w:unhideWhenUsed="0"/>
-    <w:lsdException w:name="Medium Shading 2 Accent 2" w:semiHidden="0" w:uiPriority="64" w:unhideWhenUsed="0"/>
-    <w:lsdException w:name="Medium List 1 Accent 2" w:semiHidden="0" w:uiPriority="65" w:unhideWhenUsed="0"/>
-    <w:lsdException w:name="Medium List 2 Accent 2" w:semiHidden="0" w:uiPriority="66" w:unhideWhenUsed="0"/>
-    <w:lsdException w:name="Medium Grid 1 Accent 2" w:semiHidden="0" w:uiPriority="67" w:unhideWhenUsed="0"/>
-    <w:lsdException w:name="Medium Grid 2 Accent 2" w:semiHidden="0" w:uiPriority="68" w:unhideWhenUsed="0"/>
-    <w:lsdException w:name="Medium Grid 3 Accent 2" w:semiHidden="0" w:uiPriority="69" w:unhideWhenUsed="0"/>
-    <w:lsdException w:name="Dark List Accent 2" w:semiHidden="0" w:uiPriority="70" w:unhideWhenUsed="0"/>
-    <w:lsdException w:name="Colorful Shading Accent 2" w:semiHidden="0" w:uiPriority="71" w:unhideWhenUsed="0"/>
-    <w:lsdException w:name="Colorful List Accent 2" w:semiHidden="0" w:uiPriority="72" w:unhideWhenUsed="0"/>
-    <w:lsdException w:name="Colorful Grid Accent 2" w:semiHidden="0" w:uiPriority="73" w:unhideWhenUsed="0"/>
-    <w:lsdException w:name="Light Shading Accent 3" w:semiHidden="0" w:uiPriority="60" w:unhideWhenUsed="0"/>
-    <w:lsdException w:name="Light List Accent 3" w:semiHidden="0" w:uiPriority="61" w:unhideWhenUsed="0"/>
-    <w:lsdException w:name="Light Grid Accent 3" w:semiHidden="0" w:uiPriority="62" w:unhideWhenUsed="0"/>
-    <w:lsdException w:name="Medium Shading 1 Accent 3" w:semiHidden="0" w:uiPriority="63" w:unhideWhenUsed="0"/>
-    <w:lsdException w:name="Medium Shading 2 Accent 3" w:semiHidden="0" w:uiPriority="64" w:unhideWhenUsed="0"/>
-    <w:lsdException w:name="Medium List 1 Accent 3" w:semiHidden="0" w:uiPriority="65" w:unhideWhenUsed="0"/>
-    <w:lsdException w:name="Medium List 2 Accent 3" w:semiHidden="0" w:uiPriority="66" w:unhideWhenUsed="0"/>
-    <w:lsdException w:name="Medium Grid 1 Accent 3" w:semiHidden="0" w:uiPriority="67" w:unhideWhenUsed="0"/>
-    <w:lsdException w:name="Medium Grid 2 Accent 3" w:semiHidden="0" w:uiPriority="68" w:unhideWhenUsed="0"/>
-    <w:lsdException w:name="Medium Grid 3 Accent 3" w:semiHidden="0" w:uiPriority="69" w:unhideWhenUsed="0"/>
-    <w:lsdException w:name="Dark List Accent 3" w:semiHidden="0" w:uiPriority="70" w:unhideWhenUsed="0"/>
-    <w:lsdException w:name="Colorful Shading Accent 3" w:semiHidden="0" w:uiPriority="71" w:unhideWhenUsed="0"/>
-    <w:lsdException w:name="Colorful List Accent 3" w:semiHidden="0" w:uiPriority="72" w:unhideWhenUsed="0"/>
-    <w:lsdException w:name="Colorful Grid Accent 3" w:semiHidden="0" w:uiPriority="73" w:unhideWhenUsed="0"/>
-    <w:lsdException w:name="Light Shading Accent 4" w:semiHidden="0" w:uiPriority="60" w:unhideWhenUsed="0"/>
-    <w:lsdException w:name="Light List Accent 4" w:semiHidden="0" w:uiPriority="61" w:unhideWhenUsed="0"/>
-    <w:lsdException w:name="Light Grid Accent 4" w:semiHidden="0" w:uiPriority="62" w:unhideWhenUsed="0"/>
-    <w:lsdException w:name="Medium Shading 1 Accent 4" w:semiHidden="0" w:uiPriority="63" w:unhideWhenUsed="0"/>
-    <w:lsdException w:name="Medium Shading 2 Accent 4" w:semiHidden="0" w:uiPriority="64" w:unhideWhenUsed="0"/>
-    <w:lsdException w:name="Medium List 1 Accent 4" w:semiHidden="0" w:uiPriority="65" w:unhideWhenUsed="0"/>
-    <w:lsdException w:name="Medium List 2 Accent 4" w:semiHidden="0" w:uiPriority="66" w:unhideWhenUsed="0"/>
-    <w:lsdException w:name="Medium Grid 1 Accent 4" w:semiHidden="0" w:uiPriority="67" w:unhideWhenUsed="0"/>
-    <w:lsdException w:name="Medium Grid 2 Accent 4" w:semiHidden="0" w:uiPriority="68" w:unhideWhenUsed="0"/>
-    <w:lsdException w:name="Medium Grid 3 Accent 4" w:semiHidden="0" w:uiPriority="69" w:unhideWhenUsed="0"/>
-    <w:lsdException w:name="Dark List Accent 4" w:semiHidden="0" w:uiPriority="70" w:unhideWhenUsed="0"/>
-    <w:lsdException w:name="Colorful Shading Accent 4" w:semiHidden="0" w:uiPriority="71" w:unhideWhenUsed="0"/>
-    <w:lsdException w:name="Colorful List Accent 4" w:semiHidden="0" w:uiPriority="72" w:unhideWhenUsed="0"/>
-    <w:lsdException w:name="Colorful Grid Accent 4" w:semiHidden="0" w:uiPriority="73" w:unhideWhenUsed="0"/>
-    <w:lsdException w:name="Light Shading Accent 5" w:semiHidden="0" w:uiPriority="60" w:unhideWhenUsed="0"/>
-    <w:lsdException w:name="Light List Accent 5" w:semiHidden="0" w:uiPriority="61" w:unhideWhenUsed="0"/>
-    <w:lsdException w:name="Light Grid Accent 5" w:semiHidden="0" w:uiPriority="62" w:unhideWhenUsed="0"/>
-    <w:lsdException w:name="Medium Shading 1 Accent 5" w:semiHidden="0" w:uiPriority="63" w:unhideWhenUsed="0"/>
-    <w:lsdException w:name="Medium Shading 2 Accent 5" w:semiHidden="0" w:uiPriority="64" w:unhideWhenUsed="0"/>
-    <w:lsdException w:name="Medium List 1 Accent 5" w:semiHidden="0" w:uiPriority="65" w:unhideWhenUsed="0"/>
-    <w:lsdException w:name="Medium List 2 Accent 5" w:semiHidden="0" w:uiPriority="66" w:unhideWhenUsed="0"/>
-    <w:lsdException w:name="Medium Grid 1 Accent 5" w:semiHidden="0" w:uiPriority="67" w:unhideWhenUsed="0"/>
-    <w:lsdException w:name="Medium Grid 2 Accent 5" w:semiHidden="0" w:uiPriority="68" w:unhideWhenUsed="0"/>
-    <w:lsdException w:name="Medium Grid 3 Accent 5" w:semiHidden="0" w:uiPriority="69" w:unhideWhenUsed="0"/>
-    <w:lsdException w:name="Dark List Accent 5" w:semiHidden="0" w:uiPriority="70" w:unhideWhenUsed="0"/>
-    <w:lsdException w:name="Colorful Shading Accent 5" w:semiHidden="0" w:uiPriority="71" w:unhideWhenUsed="0"/>
-    <w:lsdException w:name="Colorful List Accent 5" w:semiHidden="0" w:uiPriority="72" w:unhideWhenUsed="0"/>
-    <w:lsdException w:name="Colorful Grid Accent 5" w:semiHidden="0" w:uiPriority="73" w:unhideWhenUsed="0"/>
-    <w:lsdException w:name="Light Shading Accent 6" w:semiHidden="0" w:uiPriority="60" w:unhideWhenUsed="0"/>
-    <w:lsdException w:name="Light List Accent 6" w:semiHidden="0" w:uiPriority="61" w:unhideWhenUsed="0"/>
-    <w:lsdException w:name="Light Grid Accent 6" w:semiHidden="0" w:uiPriority="62" w:unhideWhenUsed="0"/>
-    <w:lsdException w:name="Medium Shading 1 Accent 6" w:semiHidden="0" w:uiPriority="63" w:unhideWhenUsed="0"/>
-    <w:lsdException w:name="Medium Shading 2 Accent 6" w:semiHidden="0" w:uiPriority="64" w:unhideWhenUsed="0"/>
-    <w:lsdException w:name="Medium List 1 Accent 6" w:semiHidden="0" w:uiPriority="65" w:unhideWhenUsed="0"/>
-    <w:lsdException w:name="Medium List 2 Accent 6" w:semiHidden="0" w:uiPriority="66" w:unhideWhenUsed="0"/>
-    <w:lsdException w:name="Medium Grid 1 Accent 6" w:semiHidden="0" w:uiPriority="67" w:unhideWhenUsed="0"/>
-    <w:lsdException w:name="Medium Grid 2 Accent 6" w:semiHidden="0" w:uiPriority="68" w:unhideWhenUsed="0"/>
-    <w:lsdException w:name="Medium Grid 3 Accent 6" w:semiHidden="0" w:uiPriority="69" w:unhideWhenUsed="0"/>
-    <w:lsdException w:name="Dark List Accent 6" w:semiHidden="0" w:uiPriority="70" w:unhideWhenUsed="0"/>
-    <w:lsdException w:name="Colorful Shading Accent 6" w:semiHidden="0" w:uiPriority="71" w:unhideWhenUsed="0"/>
-    <w:lsdException w:name="Colorful List Accent 6" w:semiHidden="0" w:uiPriority="72" w:unhideWhenUsed="0"/>
-    <w:lsdException w:name="Colorful Grid Accent 6" w:semiHidden="0" w:uiPriority="73" w:unhideWhenUsed="0"/>
-    <w:lsdException w:name="Subtle Emphasis" w:semiHidden="0" w:uiPriority="19" w:unhideWhenUsed="0" w:qFormat="1"/>
-    <w:lsdException w:name="Intense Emphasis" w:semiHidden="0" w:uiPriority="21" w:unhideWhenUsed="0" w:qFormat="1"/>
-    <w:lsdException w:name="Subtle Reference" w:semiHidden="0" w:uiPriority="31" w:unhideWhenUsed="0" w:qFormat="1"/>
-    <w:lsdException w:name="Intense Reference" w:semiHidden="0" w:uiPriority="32" w:unhideWhenUsed="0" w:qFormat="1"/>
-    <w:lsdException w:name="Book Title" w:semiHidden="0" w:uiPriority="33" w:unhideWhenUsed="0" w:qFormat="1"/>
+    <w:lsdException w:name="List Paragraph" w:uiPriority="34" w:semiHidden="0" w:unhideWhenUsed="0" w:qFormat="1"/>
+    <w:lsdException w:name="Quote" w:uiPriority="29" w:semiHidden="0" w:unhideWhenUsed="0" w:qFormat="1"/>
+    <w:lsdException w:name="Intense Quote" w:uiPriority="30" w:semiHidden="0" w:unhideWhenUsed="0" w:qFormat="1"/>
+    <w:lsdException w:name="Medium List 2 Accent 1" w:uiPriority="66" w:semiHidden="0" w:unhideWhenUsed="0"/>
+    <w:lsdException w:name="Medium Grid 1 Accent 1" w:uiPriority="67" w:semiHidden="0" w:unhideWhenUsed="0"/>
+    <w:lsdException w:name="Medium Grid 2 Accent 1" w:uiPriority="68" w:semiHidden="0" w:unhideWhenUsed="0"/>
+    <w:lsdException w:name="Medium Grid 3 Accent 1" w:uiPriority="69" w:semiHidden="0" w:unhideWhenUsed="0"/>
+    <w:lsdException w:name="Dark List Accent 1" w:uiPriority="70" w:semiHidden="0" w:unhideWhenUsed="0"/>
+    <w:lsdException w:name="Colorful Shading Accent 1" w:uiPriority="71" w:semiHidden="0" w:unhideWhenUsed="0"/>
+    <w:lsdException w:name="Colorful List Accent 1" w:uiPriority="72" w:semiHidden="0" w:unhideWhenUsed="0"/>
+    <w:lsdException w:name="Colorful Grid Accent 1" w:uiPriority="73" w:semiHidden="0" w:unhideWhenUsed="0"/>
+    <w:lsdException w:name="Light Shading Accent 2" w:uiPriority="60" w:semiHidden="0" w:unhideWhenUsed="0"/>
+    <w:lsdException w:name="Light List Accent 2" w:uiPriority="61" w:semiHidden="0" w:unhideWhenUsed="0"/>
+    <w:lsdException w:name="Light Grid Accent 2" w:uiPriority="62" w:semiHidden="0" w:unhideWhenUsed="0"/>
+    <w:lsdException w:name="Medium Shading 1 Accent 2" w:uiPriority="63" w:semiHidden="0" w:unhideWhenUsed="0"/>
+    <w:lsdException w:name="Medium Shading 2 Accent 2" w:uiPriority="64" w:semiHidden="0" w:unhideWhenUsed="0"/>
+    <w:lsdException w:name="Medium List 1 Accent 2" w:uiPriority="65" w:semiHidden="0" w:unhideWhenUsed="0"/>
+    <w:lsdException w:name="Medium List 2 Accent 2" w:uiPriority="66" w:semiHidden="0" w:unhideWhenUsed="0"/>
+    <w:lsdException w:name="Medium Grid 1 Accent 2" w:uiPriority="67" w:semiHidden="0" w:unhideWhenUsed="0"/>
+    <w:lsdException w:name="Medium Grid 2 Accent 2" w:uiPriority="68" w:semiHidden="0" w:unhideWhenUsed="0"/>
+    <w:lsdException w:name="Medium Grid 3 Accent 2" w:uiPriority="69" w:semiHidden="0" w:unhideWhenUsed="0"/>
+    <w:lsdException w:name="Dark List Accent 2" w:uiPriority="70" w:semiHidden="0" w:unhideWhenUsed="0"/>
+    <w:lsdException w:name="Colorful Shading Accent 2" w:uiPriority="71" w:semiHidden="0" w:unhideWhenUsed="0"/>
+    <w:lsdException w:name="Colorful List Accent 2" w:uiPriority="72" w:semiHidden="0" w:unhideWhenUsed="0"/>
+    <w:lsdException w:name="Colorful Grid Accent 2" w:uiPriority="73" w:semiHidden="0" w:unhideWhenUsed="0"/>
+    <w:lsdException w:name="Light Shading Accent 3" w:uiPriority="60" w:semiHidden="0" w:unhideWhenUsed="0"/>
+    <w:lsdException w:name="Light List Accent 3" w:uiPriority="61" w:semiHidden="0" w:unhideWhenUsed="0"/>
+    <w:lsdException w:name="Light Grid Accent 3" w:uiPriority="62" w:semiHidden="0" w:unhideWhenUsed="0"/>
+    <w:lsdException w:name="Medium Shading 1 Accent 3" w:uiPriority="63" w:semiHidden="0" w:unhideWhenUsed="0"/>
+    <w:lsdException w:name="Medium Shading 2 Accent 3" w:uiPriority="64" w:semiHidden="0" w:unhideWhenUsed="0"/>
+    <w:lsdException w:name="Medium List 1 Accent 3" w:uiPriority="65" w:semiHidden="0" w:unhideWhenUsed="0"/>
+    <w:lsdException w:name="Medium List 2 Accent 3" w:uiPriority="66" w:semiHidden="0" w:unhideWhenUsed="0"/>
+    <w:lsdException w:name="Medium Grid 1 Accent 3" w:uiPriority="67" w:semiHidden="0" w:unhideWhenUsed="0"/>
+    <w:lsdException w:name="Medium Grid 2 Accent 3" w:uiPriority="68" w:semiHidden="0" w:unhideWhenUsed="0"/>
+    <w:lsdException w:name="Medium Grid 3 Accent 3" w:uiPriority="69" w:semiHidden="0" w:unhideWhenUsed="0"/>
+    <w:lsdException w:name="Dark List Accent 3" w:uiPriority="70" w:semiHidden="0" w:unhideWhenUsed="0"/>
+    <w:lsdException w:name="Colorful Shading Accent 3" w:uiPriority="71" w:semiHidden="0" w:unhideWhenUsed="0"/>
+    <w:lsdException w:name="Colorful List Accent 3" w:uiPriority="72" w:semiHidden="0" w:unhideWhenUsed="0"/>
+    <w:lsdException w:name="Colorful Grid Accent 3" w:uiPriority="73" w:semiHidden="0" w:unhideWhenUsed="0"/>
+    <w:lsdException w:name="Light Shading Accent 4" w:uiPriority="60" w:semiHidden="0" w:unhideWhenUsed="0"/>
+    <w:lsdException w:name="Light List Accent 4" w:uiPriority="61" w:semiHidden="0" w:unhideWhenUsed="0"/>
+    <w:lsdException w:name="Light Grid Accent 4" w:uiPriority="62" w:semiHidden="0" w:unhideWhenUsed="0"/>
+    <w:lsdException w:name="Medium Shading 1 Accent 4" w:uiPriority="63" w:semiHidden="0" w:unhideWhenUsed="0"/>
+    <w:lsdException w:name="Medium Shading 2 Accent 4" w:uiPriority="64" w:semiHidden="0" w:unhideWhenUsed="0"/>
+    <w:lsdException w:name="Medium List 1 Accent 4" w:uiPriority="65" w:semiHidden="0" w:unhideWhenUsed="0"/>
+    <w:lsdException w:name="Medium List 2 Accent 4" w:uiPriority="66" w:semiHidden="0" w:unhideWhenUsed="0"/>
+    <w:lsdException w:name="Medium Grid 1 Accent 4" w:uiPriority="67" w:semiHidden="0" w:unhideWhenUsed="0"/>
+    <w:lsdException w:name="Medium Grid 2 Accent 4" w:uiPriority="68" w:semiHidden="0" w:unhideWhenUsed="0"/>
+    <w:lsdException w:name="Medium Grid 3 Accent 4" w:uiPriority="69" w:semiHidden="0" w:unhideWhenUsed="0"/>
+    <w:lsdException w:name="Dark List Accent 4" w:uiPriority="70" w:semiHidden="0" w:unhideWhenUsed="0"/>
+    <w:lsdException w:name="Colorful Shading Accent 4" w:uiPriority="71" w:semiHidden="0" w:unhideWhenUsed="0"/>
+    <w:lsdException w:name="Colorful List Accent 4" w:uiPriority="72" w:semiHidden="0" w:unhideWhenUsed="0"/>
+    <w:lsdException w:name="Colorful Grid Accent 4" w:uiPriority="73" w:semiHidden="0" w:unhideWhenUsed="0"/>
+    <w:lsdException w:name="Light Shading Accent 5" w:uiPriority="60" w:semiHidden="0" w:unhideWhenUsed="0"/>
+    <w:lsdException w:name="Light List Accent 5" w:uiPriority="61" w:semiHidden="0" w:unhideWhenUsed="0"/>
+    <w:lsdException w:name="Light Grid Accent 5" w:uiPriority="62" w:semiHidden="0" w:unhideWhenUsed="0"/>
+    <w:lsdException w:name="Medium Shading 1 Accent 5" w:uiPriority="63" w:semiHidden="0" w:unhideWhenUsed="0"/>
+    <w:lsdException w:name="Medium Shading 2 Accent 5" w:uiPriority="64" w:semiHidden="0" w:unhideWhenUsed="0"/>
+    <w:lsdException w:name="Medium List 1 Accent 5" w:uiPriority="65" w:semiHidden="0" w:unhideWhenUsed="0"/>
+    <w:lsdException w:name="Medium List 2 Accent 5" w:uiPriority="66" w:semiHidden="0" w:unhideWhenUsed="0"/>
+    <w:lsdException w:name="Medium Grid 1 Accent 5" w:uiPriority="67" w:semiHidden="0" w:unhideWhenUsed="0"/>
+    <w:lsdException w:name="Medium Grid 2 Accent 5" w:uiPriority="68" w:semiHidden="0" w:unhideWhenUsed="0"/>
+    <w:lsdException w:name="Medium Grid 3 Accent 5" w:uiPriority="69" w:semiHidden="0" w:unhideWhenUsed="0"/>
+    <w:lsdException w:name="Dark List Accent 5" w:uiPriority="70" w:semiHidden="0" w:unhideWhenUsed="0"/>
+    <w:lsdException w:name="Colorful Shading Accent 5" w:uiPriority="71" w:semiHidden="0" w:unhideWhenUsed="0"/>
+    <w:lsdException w:name="Colorful List Accent 5" w:uiPriority="72" w:semiHidden="0" w:unhideWhenUsed="0"/>
+    <w:lsdException w:name="Colorful Grid Accent 5" w:uiPriority="73" w:semiHidden="0" w:unhideWhenUsed="0"/>
+    <w:lsdException w:name="Light Shading Accent 6" w:uiPriority="60" w:semiHidden="0" w:unhideWhenUsed="0"/>
+    <w:lsdException w:name="Light List Accent 6" w:uiPriority="61" w:semiHidden="0" w:unhideWhenUsed="0"/>
+    <w:lsdException w:name="Light Grid Accent 6" w:uiPriority="62" w:semiHidden="0" w:unhideWhenUsed="0"/>
+    <w:lsdException w:name="Medium Shading 1 Accent 6" w:uiPriority="63" w:semiHidden="0" w:unhideWhenUsed="0"/>
+    <w:lsdException w:name="Medium Shading 2 Accent 6" w:uiPriority="64" w:semiHidden="0" w:unhideWhenUsed="0"/>
+    <w:lsdException w:name="Medium List 1 Accent 6" w:uiPriority="65" w:semiHidden="0" w:unhideWhenUsed="0"/>
+    <w:lsdException w:name="Medium List 2 Accent 6" w:uiPriority="66" w:semiHidden="0" w:unhideWhenUsed="0"/>
+    <w:lsdException w:name="Medium Grid 1 Accent 6" w:uiPriority="67" w:semiHidden="0" w:unhideWhenUsed="0"/>
+    <w:lsdException w:name="Medium Grid 2 Accent 6" w:uiPriority="68" w:semiHidden="0" w:unhideWhenUsed="0"/>
+    <w:lsdException w:name="Medium Grid 3 Accent 6" w:uiPriority="69" w:semiHidden="0" w:unhideWhenUsed="0"/>
+    <w:lsdException w:name="Dark List Accent 6" w:uiPriority="70" w:semiHidden="0" w:unhideWhenUsed="0"/>
+    <w:lsdException w:name="Colorful Shading Accent 6" w:uiPriority="71" w:semiHidden="0" w:unhideWhenUsed="0"/>
+    <w:lsdException w:name="Colorful List Accent 6" w:uiPriority="72" w:semiHidden="0" w:unhideWhenUsed="0"/>
+    <w:lsdException w:name="Colorful Grid Accent 6" w:uiPriority="73" w:semiHidden="0" w:unhideWhenUsed="0"/>
+    <w:lsdException w:name="Subtle Emphasis" w:uiPriority="19" w:semiHidden="0" w:unhideWhenUsed="0" w:qFormat="1"/>
+    <w:lsdException w:name="Intense Emphasis" w:uiPriority="21" w:semiHidden="0" w:unhideWhenUsed="0" w:qFormat="1"/>
+    <w:lsdException w:name="Subtle Reference" w:uiPriority="31" w:semiHidden="0" w:unhideWhenUsed="0" w:qFormat="1"/>
+    <w:lsdException w:name="Intense Reference" w:uiPriority="32" w:semiHidden="0" w:unhideWhenUsed="0" w:qFormat="1"/>
+    <w:lsdException w:name="Book Title" w:uiPriority="33" w:semiHidden="0" w:unhideWhenUsed="0" w:qFormat="1"/>
     <w:lsdException w:name="Bibliography" w:uiPriority="37"/>
     <w:lsdException w:name="TOC Heading" w:uiPriority="39" w:qFormat="1"/>
   </w:latentStyles>
-  <w:style w:type="paragraph" w:default="1" w:styleId="Standard">
+  <w:style w:type="paragraph" w:styleId="Standard" w:default="1">
     <w:name w:val="Normal"/>
     <w:qFormat/>
   </w:style>
@@ -5696,7 +5826,7 @@
       <w:outlineLvl w:val="0"/>
     </w:pPr>
     <w:rPr>
-      <w:rFonts w:ascii="Times New Roman" w:eastAsia="Times New Roman" w:hAnsi="Times New Roman" w:cs="Times New Roman"/>
+      <w:rFonts w:ascii="Times New Roman" w:hAnsi="Times New Roman" w:eastAsia="Times New Roman" w:cs="Times New Roman"/>
       <w:b/>
       <w:bCs/>
       <w:kern w:val="36"/>
@@ -5717,7 +5847,7 @@
       <w:outlineLvl w:val="1"/>
     </w:pPr>
     <w:rPr>
-      <w:rFonts w:ascii="Times New Roman" w:eastAsia="Times New Roman" w:hAnsi="Times New Roman" w:cs="Times New Roman"/>
+      <w:rFonts w:ascii="Times New Roman" w:hAnsi="Times New Roman" w:eastAsia="Times New Roman" w:cs="Times New Roman"/>
       <w:b/>
       <w:bCs/>
       <w:sz w:val="36"/>
@@ -5737,7 +5867,7 @@
       <w:outlineLvl w:val="2"/>
     </w:pPr>
     <w:rPr>
-      <w:rFonts w:ascii="Times New Roman" w:eastAsia="Times New Roman" w:hAnsi="Times New Roman" w:cs="Times New Roman"/>
+      <w:rFonts w:ascii="Times New Roman" w:hAnsi="Times New Roman" w:eastAsia="Times New Roman" w:cs="Times New Roman"/>
       <w:b/>
       <w:bCs/>
       <w:sz w:val="27"/>
@@ -5745,13 +5875,13 @@
       <w:lang w:eastAsia="de-DE"/>
     </w:rPr>
   </w:style>
-  <w:style w:type="character" w:default="1" w:styleId="Absatz-Standardschriftart">
+  <w:style w:type="character" w:styleId="Absatz-Standardschriftart" w:default="1">
     <w:name w:val="Default Paragraph Font"/>
     <w:uiPriority w:val="1"/>
     <w:semiHidden/>
     <w:unhideWhenUsed/>
   </w:style>
-  <w:style w:type="table" w:default="1" w:styleId="NormaleTabelle">
+  <w:style w:type="table" w:styleId="NormaleTabelle" w:default="1">
     <w:name w:val="Normal Table"/>
     <w:uiPriority w:val="99"/>
     <w:semiHidden/>
@@ -5766,20 +5896,20 @@
       </w:tblCellMar>
     </w:tblPr>
   </w:style>
-  <w:style w:type="numbering" w:default="1" w:styleId="KeineListe">
+  <w:style w:type="numbering" w:styleId="KeineListe" w:default="1">
     <w:name w:val="No List"/>
     <w:uiPriority w:val="99"/>
     <w:semiHidden/>
     <w:unhideWhenUsed/>
   </w:style>
-  <w:style w:type="character" w:customStyle="1" w:styleId="berschrift1Zchn">
+  <w:style w:type="character" w:styleId="berschrift1Zchn" w:customStyle="1">
     <w:name w:val="Überschrift 1 Zchn"/>
     <w:basedOn w:val="Absatz-Standardschriftart"/>
     <w:link w:val="berschrift1"/>
     <w:uiPriority w:val="9"/>
     <w:rsid w:val="00D03589"/>
     <w:rPr>
-      <w:rFonts w:ascii="Times New Roman" w:eastAsia="Times New Roman" w:hAnsi="Times New Roman" w:cs="Times New Roman"/>
+      <w:rFonts w:ascii="Times New Roman" w:hAnsi="Times New Roman" w:eastAsia="Times New Roman" w:cs="Times New Roman"/>
       <w:b/>
       <w:bCs/>
       <w:kern w:val="36"/>
@@ -5788,14 +5918,14 @@
       <w:lang w:eastAsia="de-DE"/>
     </w:rPr>
   </w:style>
-  <w:style w:type="character" w:customStyle="1" w:styleId="berschrift2Zchn">
+  <w:style w:type="character" w:styleId="berschrift2Zchn" w:customStyle="1">
     <w:name w:val="Überschrift 2 Zchn"/>
     <w:basedOn w:val="Absatz-Standardschriftart"/>
     <w:link w:val="berschrift2"/>
     <w:uiPriority w:val="9"/>
     <w:rsid w:val="00D03589"/>
     <w:rPr>
-      <w:rFonts w:ascii="Times New Roman" w:eastAsia="Times New Roman" w:hAnsi="Times New Roman" w:cs="Times New Roman"/>
+      <w:rFonts w:ascii="Times New Roman" w:hAnsi="Times New Roman" w:eastAsia="Times New Roman" w:cs="Times New Roman"/>
       <w:b/>
       <w:bCs/>
       <w:sz w:val="36"/>
@@ -5803,14 +5933,14 @@
       <w:lang w:eastAsia="de-DE"/>
     </w:rPr>
   </w:style>
-  <w:style w:type="character" w:customStyle="1" w:styleId="berschrift3Zchn">
+  <w:style w:type="character" w:styleId="berschrift3Zchn" w:customStyle="1">
     <w:name w:val="Überschrift 3 Zchn"/>
     <w:basedOn w:val="Absatz-Standardschriftart"/>
     <w:link w:val="berschrift3"/>
     <w:uiPriority w:val="9"/>
     <w:rsid w:val="00D03589"/>
     <w:rPr>
-      <w:rFonts w:ascii="Times New Roman" w:eastAsia="Times New Roman" w:hAnsi="Times New Roman" w:cs="Times New Roman"/>
+      <w:rFonts w:ascii="Times New Roman" w:hAnsi="Times New Roman" w:eastAsia="Times New Roman" w:cs="Times New Roman"/>
       <w:b/>
       <w:bCs/>
       <w:sz w:val="27"/>
@@ -5851,7 +5981,7 @@
       <w:spacing w:before="100" w:beforeAutospacing="1" w:after="100" w:afterAutospacing="1" w:line="240" w:lineRule="auto"/>
     </w:pPr>
     <w:rPr>
-      <w:rFonts w:ascii="Times New Roman" w:eastAsia="Times New Roman" w:hAnsi="Times New Roman" w:cs="Times New Roman"/>
+      <w:rFonts w:ascii="Times New Roman" w:hAnsi="Times New Roman" w:eastAsia="Times New Roman" w:cs="Times New Roman"/>
       <w:sz w:val="24"/>
       <w:szCs w:val="24"/>
       <w:lang w:eastAsia="de-DE"/>
@@ -5865,7 +5995,7 @@
     <w:unhideWhenUsed/>
     <w:rsid w:val="00D03589"/>
     <w:rPr>
-      <w:rFonts w:ascii="Courier New" w:eastAsia="Times New Roman" w:hAnsi="Courier New" w:cs="Courier New"/>
+      <w:rFonts w:ascii="Courier New" w:hAnsi="Courier New" w:eastAsia="Times New Roman" w:cs="Courier New"/>
       <w:sz w:val="20"/>
       <w:szCs w:val="20"/>
     </w:rPr>
